--- a/computer-science/data-structures/Java Collections Report.docx
+++ b/computer-science/data-structures/Java Collections Report.docx
@@ -8583,52 +8583,5665 @@
         </w:rPr>
         <w:t>- Theo dõi độ dài queue</w:t>
       </w:r>
+    </w:p>
+    <w:p>
+      <w:pPr>
+        <w:pStyle w:val="3"/>
+        <w:keepNext w:val="0"/>
+        <w:keepLines w:val="0"/>
+        <w:spacing w:after="80"/>
+        <w:rPr>
+          <w:rFonts w:hint="default" w:ascii="Times New Roman" w:hAnsi="Times New Roman" w:eastAsia="Times New Roman" w:cs="Times New Roman"/>
+          <w:sz w:val="28"/>
+          <w:szCs w:val="28"/>
+          <w:lang w:val="en-US"/>
+        </w:rPr>
+      </w:pPr>
+      <w:r>
+        <w:rPr>
+          <w:rFonts w:hint="default" w:ascii="Times New Roman" w:hAnsi="Times New Roman" w:eastAsia="Times New Roman" w:cs="Times New Roman"/>
+          <w:b/>
+          <w:bCs/>
+          <w:color w:val="4F81BD"/>
+          <w:sz w:val="28"/>
+          <w:szCs w:val="28"/>
+          <w:rtl w:val="0"/>
+          <w:lang w:val="en-US"/>
+        </w:rPr>
+        <w:t>7</w:t>
+      </w:r>
+      <w:r>
+        <w:rPr>
+          <w:rFonts w:ascii="Times New Roman" w:hAnsi="Times New Roman" w:eastAsia="Times New Roman" w:cs="Times New Roman"/>
+          <w:b/>
+          <w:bCs/>
+          <w:color w:val="4F81BD"/>
+          <w:sz w:val="28"/>
+          <w:szCs w:val="28"/>
+          <w:rtl w:val="0"/>
+        </w:rPr>
+        <w:t xml:space="preserve">. </w:t>
+      </w:r>
+      <w:r>
+        <w:rPr>
+          <w:rFonts w:hint="default" w:ascii="Times New Roman" w:hAnsi="Times New Roman" w:eastAsia="Times New Roman" w:cs="Times New Roman"/>
+          <w:b/>
+          <w:bCs/>
+          <w:color w:val="4F81BD"/>
+          <w:sz w:val="28"/>
+          <w:szCs w:val="28"/>
+          <w:rtl w:val="0"/>
+          <w:lang w:val="en-US"/>
+        </w:rPr>
+        <w:t>Stack</w:t>
+      </w:r>
+    </w:p>
+    <w:p>
+      <w:pPr>
+        <w:spacing w:before="220" w:after="200"/>
+        <w:rPr>
+          <w:rFonts w:ascii="Times New Roman" w:hAnsi="Times New Roman" w:eastAsia="Times New Roman" w:cs="Times New Roman"/>
+          <w:b/>
+          <w:bCs/>
+          <w:sz w:val="24"/>
+          <w:szCs w:val="24"/>
+        </w:rPr>
+      </w:pPr>
+      <w:r>
+        <w:rPr>
+          <w:rFonts w:hint="default" w:ascii="Times New Roman" w:hAnsi="Times New Roman" w:eastAsia="Times New Roman" w:cs="Times New Roman"/>
+          <w:sz w:val="24"/>
+          <w:szCs w:val="24"/>
+          <w:rtl w:val="0"/>
+          <w:lang w:val="en-US"/>
+        </w:rPr>
+        <w:t>7</w:t>
+      </w:r>
+      <w:r>
+        <w:rPr>
+          <w:rFonts w:ascii="Times New Roman" w:hAnsi="Times New Roman" w:eastAsia="Times New Roman" w:cs="Times New Roman"/>
+          <w:sz w:val="24"/>
+          <w:szCs w:val="24"/>
+          <w:rtl w:val="0"/>
+        </w:rPr>
+        <w:t xml:space="preserve">.1 </w:t>
+      </w:r>
+      <w:r>
+        <w:rPr>
+          <w:rFonts w:ascii="Times New Roman" w:hAnsi="Times New Roman" w:eastAsia="Times New Roman" w:cs="Times New Roman"/>
+          <w:b/>
+          <w:bCs/>
+          <w:sz w:val="24"/>
+          <w:szCs w:val="24"/>
+          <w:rtl w:val="0"/>
+        </w:rPr>
+        <w:t>What is it?</w:t>
+      </w:r>
+    </w:p>
+    <w:p>
+      <w:pPr>
+        <w:numPr>
+          <w:ilvl w:val="0"/>
+          <w:numId w:val="1"/>
+        </w:numPr>
+        <w:spacing w:before="220" w:after="200"/>
+        <w:ind w:left="720" w:hanging="360"/>
+        <w:rPr>
+          <w:rFonts w:ascii="Times New Roman" w:hAnsi="Times New Roman" w:eastAsia="Times New Roman" w:cs="Times New Roman"/>
+          <w:sz w:val="24"/>
+          <w:szCs w:val="24"/>
+        </w:rPr>
+      </w:pPr>
+      <w:r>
+        <w:rPr>
+          <w:rFonts w:hint="default" w:ascii="Times New Roman" w:hAnsi="Times New Roman" w:eastAsia="Times New Roman" w:cs="Times New Roman"/>
+          <w:sz w:val="24"/>
+          <w:szCs w:val="24"/>
+          <w:lang w:val="en-US"/>
+        </w:rPr>
+        <w:t>Stack là cấu trúc dữ liệu hoạt động theo nguyên tắc FILO</w:t>
+      </w:r>
+    </w:p>
+    <w:p>
+      <w:pPr>
+        <w:numPr>
+          <w:ilvl w:val="0"/>
+          <w:numId w:val="1"/>
+        </w:numPr>
+        <w:spacing w:before="220" w:after="200"/>
+        <w:ind w:left="720" w:hanging="360"/>
+        <w:rPr>
+          <w:rFonts w:ascii="Times New Roman" w:hAnsi="Times New Roman" w:eastAsia="Times New Roman" w:cs="Times New Roman"/>
+          <w:sz w:val="24"/>
+          <w:szCs w:val="24"/>
+        </w:rPr>
+      </w:pPr>
+      <w:r>
+        <w:rPr>
+          <w:rFonts w:hint="default" w:ascii="Times New Roman" w:hAnsi="Times New Roman" w:eastAsia="Times New Roman" w:cs="Times New Roman"/>
+          <w:sz w:val="24"/>
+          <w:szCs w:val="24"/>
+          <w:lang w:val="en-US"/>
+        </w:rPr>
+        <w:t>Phần tử được thêm vào ở đầu và lấy ra ở đầu</w:t>
+      </w:r>
+    </w:p>
+    <w:p>
+      <w:pPr>
+        <w:spacing w:before="220" w:after="200"/>
+        <w:rPr>
+          <w:rFonts w:ascii="Times New Roman" w:hAnsi="Times New Roman" w:eastAsia="Times New Roman" w:cs="Times New Roman"/>
+          <w:b/>
+          <w:bCs/>
+          <w:sz w:val="24"/>
+          <w:szCs w:val="24"/>
+        </w:rPr>
+      </w:pPr>
+      <w:r>
+        <w:rPr>
+          <w:rFonts w:hint="default" w:ascii="Times New Roman" w:hAnsi="Times New Roman" w:eastAsia="Times New Roman" w:cs="Times New Roman"/>
+          <w:b/>
+          <w:bCs/>
+          <w:sz w:val="24"/>
+          <w:szCs w:val="24"/>
+          <w:rtl w:val="0"/>
+          <w:lang w:val="en-US"/>
+        </w:rPr>
+        <w:t>7.</w:t>
+      </w:r>
+      <w:r>
+        <w:rPr>
+          <w:rFonts w:ascii="Times New Roman" w:hAnsi="Times New Roman" w:eastAsia="Times New Roman" w:cs="Times New Roman"/>
+          <w:b/>
+          <w:bCs/>
+          <w:sz w:val="24"/>
+          <w:szCs w:val="24"/>
+          <w:rtl w:val="0"/>
+        </w:rPr>
+        <w:t>2 Why do we need it?</w:t>
+      </w:r>
+    </w:p>
+    <w:p>
+      <w:pPr>
+        <w:numPr>
+          <w:ilvl w:val="1"/>
+          <w:numId w:val="2"/>
+        </w:numPr>
+        <w:spacing w:before="220" w:after="200"/>
+        <w:ind w:left="1440" w:leftChars="0" w:hanging="360" w:firstLineChars="0"/>
+        <w:rPr>
+          <w:rFonts w:ascii="Times New Roman" w:hAnsi="Times New Roman" w:eastAsia="Times New Roman" w:cs="Times New Roman"/>
+          <w:sz w:val="24"/>
+          <w:szCs w:val="24"/>
+        </w:rPr>
+      </w:pPr>
+      <w:r>
+        <w:rPr>
+          <w:rFonts w:ascii="Times New Roman" w:hAnsi="Times New Roman" w:eastAsia="Times New Roman" w:cs="Times New Roman"/>
+          <w:sz w:val="24"/>
+          <w:szCs w:val="24"/>
+          <w:lang w:val="en-US"/>
+        </w:rPr>
+        <w:t>Đượ</w:t>
+      </w:r>
+      <w:r>
+        <w:rPr>
+          <w:rFonts w:hint="default" w:ascii="Times New Roman" w:hAnsi="Times New Roman" w:eastAsia="Times New Roman" w:cs="Times New Roman"/>
+          <w:sz w:val="24"/>
+          <w:szCs w:val="24"/>
+          <w:lang w:val="en-US"/>
+        </w:rPr>
+        <w:t>c sử dụng khi cần xử lý vào trước ra sau</w:t>
+      </w:r>
+    </w:p>
+    <w:p>
+      <w:pPr>
+        <w:numPr>
+          <w:ilvl w:val="1"/>
+          <w:numId w:val="2"/>
+        </w:numPr>
+        <w:spacing w:before="220" w:after="200"/>
+        <w:ind w:left="1440" w:leftChars="0" w:hanging="360" w:firstLineChars="0"/>
+        <w:rPr>
+          <w:rFonts w:ascii="Times New Roman" w:hAnsi="Times New Roman" w:eastAsia="Times New Roman" w:cs="Times New Roman"/>
+          <w:sz w:val="24"/>
+          <w:szCs w:val="24"/>
+        </w:rPr>
+      </w:pPr>
+      <w:r>
+        <w:rPr>
+          <w:rFonts w:ascii="Times New Roman" w:hAnsi="Times New Roman" w:eastAsia="Times New Roman" w:cs="Times New Roman"/>
+          <w:sz w:val="24"/>
+          <w:szCs w:val="24"/>
+          <w:lang w:val="en-US"/>
+        </w:rPr>
+        <w:t>Ứ</w:t>
+      </w:r>
+      <w:r>
+        <w:rPr>
+          <w:rFonts w:hint="default" w:ascii="Times New Roman" w:hAnsi="Times New Roman" w:eastAsia="Times New Roman" w:cs="Times New Roman"/>
+          <w:sz w:val="24"/>
+          <w:szCs w:val="24"/>
+          <w:lang w:val="en-US"/>
+        </w:rPr>
+        <w:t>ng dụng:</w:t>
+      </w:r>
+    </w:p>
+    <w:p>
+      <w:pPr>
+        <w:numPr>
+          <w:ilvl w:val="2"/>
+          <w:numId w:val="2"/>
+        </w:numPr>
+        <w:spacing w:before="220" w:after="200"/>
+        <w:ind w:left="2160" w:leftChars="0" w:hanging="360" w:firstLineChars="0"/>
+        <w:rPr>
+          <w:rFonts w:ascii="Times New Roman" w:hAnsi="Times New Roman" w:eastAsia="Times New Roman" w:cs="Times New Roman"/>
+          <w:sz w:val="24"/>
+          <w:szCs w:val="24"/>
+        </w:rPr>
+      </w:pPr>
+      <w:r>
+        <w:rPr>
+          <w:rFonts w:hint="default" w:ascii="Times New Roman" w:hAnsi="Times New Roman" w:eastAsia="Times New Roman" w:cs="Times New Roman"/>
+          <w:sz w:val="24"/>
+          <w:szCs w:val="24"/>
+          <w:lang w:val="en-US"/>
+        </w:rPr>
+        <w:t>Function call 9call Stack)</w:t>
+      </w:r>
+    </w:p>
+    <w:p>
+      <w:pPr>
+        <w:numPr>
+          <w:ilvl w:val="2"/>
+          <w:numId w:val="2"/>
+        </w:numPr>
+        <w:spacing w:before="220" w:after="200"/>
+        <w:ind w:left="2160" w:leftChars="0" w:hanging="360" w:firstLineChars="0"/>
+        <w:rPr>
+          <w:rFonts w:ascii="Times New Roman" w:hAnsi="Times New Roman" w:eastAsia="Times New Roman" w:cs="Times New Roman"/>
+          <w:sz w:val="24"/>
+          <w:szCs w:val="24"/>
+        </w:rPr>
+      </w:pPr>
+      <w:r>
+        <w:rPr>
+          <w:rFonts w:hint="default" w:ascii="Times New Roman" w:hAnsi="Times New Roman" w:eastAsia="Times New Roman" w:cs="Times New Roman"/>
+          <w:sz w:val="24"/>
+          <w:szCs w:val="24"/>
+          <w:lang w:val="en-US"/>
+        </w:rPr>
+        <w:t>Undo/Redo</w:t>
+      </w:r>
+    </w:p>
+    <w:p>
+      <w:pPr>
+        <w:numPr>
+          <w:ilvl w:val="2"/>
+          <w:numId w:val="2"/>
+        </w:numPr>
+        <w:spacing w:before="220" w:after="200"/>
+        <w:ind w:left="2160" w:leftChars="0" w:hanging="360" w:firstLineChars="0"/>
+        <w:rPr>
+          <w:rFonts w:ascii="Times New Roman" w:hAnsi="Times New Roman" w:eastAsia="Times New Roman" w:cs="Times New Roman"/>
+          <w:sz w:val="24"/>
+          <w:szCs w:val="24"/>
+        </w:rPr>
+      </w:pPr>
+      <w:r>
+        <w:rPr>
+          <w:rFonts w:hint="default" w:ascii="Times New Roman" w:hAnsi="Times New Roman" w:eastAsia="Times New Roman" w:cs="Times New Roman"/>
+          <w:sz w:val="24"/>
+          <w:szCs w:val="24"/>
+          <w:lang w:val="en-US"/>
+        </w:rPr>
+        <w:t>Browser History</w:t>
+      </w:r>
+    </w:p>
+    <w:p>
+      <w:pPr>
+        <w:spacing w:before="220" w:after="200"/>
+        <w:rPr>
+          <w:rFonts w:ascii="Times New Roman" w:hAnsi="Times New Roman" w:eastAsia="Times New Roman" w:cs="Times New Roman"/>
+          <w:b/>
+          <w:bCs/>
+          <w:sz w:val="24"/>
+          <w:szCs w:val="24"/>
+          <w:rtl w:val="0"/>
+        </w:rPr>
+      </w:pPr>
+      <w:r>
+        <w:rPr>
+          <w:rFonts w:hint="default" w:ascii="Times New Roman" w:hAnsi="Times New Roman" w:eastAsia="Times New Roman" w:cs="Times New Roman"/>
+          <w:b/>
+          <w:bCs/>
+          <w:sz w:val="24"/>
+          <w:szCs w:val="24"/>
+          <w:rtl w:val="0"/>
+          <w:lang w:val="en-US"/>
+        </w:rPr>
+        <w:t>7</w:t>
+      </w:r>
+      <w:r>
+        <w:rPr>
+          <w:rFonts w:ascii="Times New Roman" w:hAnsi="Times New Roman" w:eastAsia="Times New Roman" w:cs="Times New Roman"/>
+          <w:b/>
+          <w:bCs/>
+          <w:sz w:val="24"/>
+          <w:szCs w:val="24"/>
+          <w:rtl w:val="0"/>
+        </w:rPr>
+        <w:t xml:space="preserve">.3 Internal Structure: </w:t>
+      </w:r>
+    </w:p>
+    <w:p>
+      <w:pPr>
+        <w:numPr>
+          <w:ilvl w:val="1"/>
+          <w:numId w:val="2"/>
+        </w:numPr>
+        <w:spacing w:before="220" w:after="200"/>
+        <w:ind w:left="1440" w:leftChars="0" w:hanging="360" w:firstLineChars="0"/>
+        <w:rPr>
+          <w:rFonts w:ascii="Times New Roman" w:hAnsi="Times New Roman" w:eastAsia="Times New Roman" w:cs="Times New Roman"/>
+          <w:sz w:val="24"/>
+          <w:szCs w:val="24"/>
+        </w:rPr>
+      </w:pPr>
+      <w:r>
+        <w:rPr>
+          <w:rFonts w:hint="default" w:ascii="Times New Roman" w:hAnsi="Times New Roman" w:eastAsia="Times New Roman" w:cs="Times New Roman"/>
+          <w:sz w:val="24"/>
+          <w:szCs w:val="24"/>
+          <w:lang w:val="en-US"/>
+        </w:rPr>
+        <w:t>Có thể cài đặt bằng</w:t>
+      </w:r>
+    </w:p>
+    <w:p>
+      <w:pPr>
+        <w:numPr>
+          <w:ilvl w:val="2"/>
+          <w:numId w:val="2"/>
+        </w:numPr>
+        <w:spacing w:before="220" w:after="200"/>
+        <w:ind w:left="2160" w:leftChars="0" w:hanging="360" w:firstLineChars="0"/>
+        <w:rPr>
+          <w:rFonts w:ascii="Times New Roman" w:hAnsi="Times New Roman" w:eastAsia="Times New Roman" w:cs="Times New Roman"/>
+          <w:sz w:val="24"/>
+          <w:szCs w:val="24"/>
+        </w:rPr>
+      </w:pPr>
+      <w:r>
+        <w:rPr>
+          <w:rFonts w:hint="default" w:ascii="Times New Roman" w:hAnsi="Times New Roman" w:eastAsia="Times New Roman" w:cs="Times New Roman"/>
+          <w:sz w:val="24"/>
+          <w:szCs w:val="24"/>
+          <w:lang w:val="en-US"/>
+        </w:rPr>
+        <w:t>Array</w:t>
+      </w:r>
+    </w:p>
+    <w:p>
+      <w:pPr>
+        <w:numPr>
+          <w:ilvl w:val="2"/>
+          <w:numId w:val="2"/>
+        </w:numPr>
+        <w:spacing w:before="220" w:after="200"/>
+        <w:ind w:left="2160" w:leftChars="0" w:hanging="360" w:firstLineChars="0"/>
+        <w:rPr>
+          <w:rFonts w:ascii="Times New Roman" w:hAnsi="Times New Roman" w:eastAsia="Times New Roman" w:cs="Times New Roman"/>
+          <w:sz w:val="24"/>
+          <w:szCs w:val="24"/>
+        </w:rPr>
+      </w:pPr>
+      <w:r>
+        <w:rPr>
+          <w:rFonts w:hint="default" w:ascii="Times New Roman" w:hAnsi="Times New Roman" w:eastAsia="Times New Roman" w:cs="Times New Roman"/>
+          <w:sz w:val="24"/>
+          <w:szCs w:val="24"/>
+          <w:lang w:val="en-US"/>
+        </w:rPr>
+        <w:t>Linked List</w:t>
+      </w:r>
+    </w:p>
+    <w:p>
+      <w:pPr>
+        <w:numPr>
+          <w:ilvl w:val="2"/>
+          <w:numId w:val="2"/>
+        </w:numPr>
+        <w:spacing w:before="220" w:after="200"/>
+        <w:ind w:left="2160" w:leftChars="0" w:hanging="360" w:firstLineChars="0"/>
+        <w:rPr>
+          <w:rFonts w:ascii="Times New Roman" w:hAnsi="Times New Roman" w:eastAsia="Times New Roman" w:cs="Times New Roman"/>
+          <w:sz w:val="24"/>
+          <w:szCs w:val="24"/>
+        </w:rPr>
+      </w:pPr>
+      <w:r>
+        <w:rPr>
+          <w:rFonts w:hint="default" w:ascii="Times New Roman" w:hAnsi="Times New Roman" w:eastAsia="Times New Roman" w:cs="Times New Roman"/>
+          <w:sz w:val="24"/>
+          <w:szCs w:val="24"/>
+          <w:lang w:val="en-US"/>
+        </w:rPr>
+        <w:t>Deque(ArrayDeque)</w:t>
+      </w:r>
+    </w:p>
+    <w:p>
+      <w:pPr>
+        <w:spacing w:before="220" w:after="200"/>
+        <w:rPr>
+          <w:rFonts w:ascii="Times New Roman" w:hAnsi="Times New Roman" w:eastAsia="Times New Roman" w:cs="Times New Roman"/>
+          <w:b/>
+          <w:bCs/>
+          <w:sz w:val="24"/>
+          <w:szCs w:val="24"/>
+        </w:rPr>
+      </w:pPr>
+      <w:r>
+        <w:rPr>
+          <w:rFonts w:hint="default" w:ascii="Times New Roman" w:hAnsi="Times New Roman" w:eastAsia="Times New Roman" w:cs="Times New Roman"/>
+          <w:b/>
+          <w:bCs/>
+          <w:sz w:val="24"/>
+          <w:szCs w:val="24"/>
+          <w:rtl w:val="0"/>
+          <w:lang w:val="en-US"/>
+        </w:rPr>
+        <w:t>7</w:t>
+      </w:r>
+      <w:r>
+        <w:rPr>
+          <w:rFonts w:ascii="Times New Roman" w:hAnsi="Times New Roman" w:eastAsia="Times New Roman" w:cs="Times New Roman"/>
+          <w:b/>
+          <w:bCs/>
+          <w:sz w:val="24"/>
+          <w:szCs w:val="24"/>
+          <w:rtl w:val="0"/>
+        </w:rPr>
+        <w:t>.4 How does it work?</w:t>
+      </w:r>
+    </w:p>
+    <w:p>
+      <w:pPr>
+        <w:numPr>
+          <w:ilvl w:val="2"/>
+          <w:numId w:val="2"/>
+        </w:numPr>
+        <w:spacing w:before="220" w:after="200"/>
+        <w:ind w:left="2160" w:leftChars="0" w:hanging="360" w:firstLineChars="0"/>
+        <w:rPr>
+          <w:rFonts w:ascii="Times New Roman" w:hAnsi="Times New Roman" w:eastAsia="Times New Roman" w:cs="Times New Roman"/>
+          <w:sz w:val="24"/>
+          <w:szCs w:val="24"/>
+        </w:rPr>
+      </w:pPr>
+      <w:r>
+        <w:rPr>
+          <w:rFonts w:hint="default" w:ascii="Times New Roman" w:hAnsi="Times New Roman" w:eastAsia="Times New Roman" w:cs="Times New Roman"/>
+          <w:sz w:val="24"/>
+          <w:szCs w:val="24"/>
+          <w:lang w:val="en-US"/>
+        </w:rPr>
+        <w:t>Push(): Thêm phần tử lên đỉnh stack</w:t>
+      </w:r>
+    </w:p>
+    <w:p>
+      <w:pPr>
+        <w:numPr>
+          <w:ilvl w:val="2"/>
+          <w:numId w:val="2"/>
+        </w:numPr>
+        <w:spacing w:before="220" w:after="200"/>
+        <w:ind w:left="2160" w:leftChars="0" w:hanging="360" w:firstLineChars="0"/>
+        <w:rPr>
+          <w:rFonts w:ascii="Times New Roman" w:hAnsi="Times New Roman" w:eastAsia="Times New Roman" w:cs="Times New Roman"/>
+          <w:sz w:val="24"/>
+          <w:szCs w:val="24"/>
+        </w:rPr>
+      </w:pPr>
+      <w:r>
+        <w:rPr>
+          <w:rFonts w:hint="default" w:ascii="Times New Roman" w:hAnsi="Times New Roman" w:eastAsia="Times New Roman" w:cs="Times New Roman"/>
+          <w:sz w:val="24"/>
+          <w:szCs w:val="24"/>
+          <w:lang w:val="en-US"/>
+        </w:rPr>
+        <w:t>Pop(): Lấy và xóa phần tử trên đỉnh</w:t>
+      </w:r>
+    </w:p>
+    <w:p>
+      <w:pPr>
+        <w:numPr>
+          <w:ilvl w:val="2"/>
+          <w:numId w:val="2"/>
+        </w:numPr>
+        <w:spacing w:before="220" w:after="200"/>
+        <w:ind w:left="2160" w:leftChars="0" w:hanging="360" w:firstLineChars="0"/>
+        <w:rPr>
+          <w:rFonts w:ascii="Times New Roman" w:hAnsi="Times New Roman" w:eastAsia="Times New Roman" w:cs="Times New Roman"/>
+          <w:sz w:val="24"/>
+          <w:szCs w:val="24"/>
+        </w:rPr>
+      </w:pPr>
+      <w:r>
+        <w:rPr>
+          <w:rFonts w:hint="default" w:ascii="Times New Roman" w:hAnsi="Times New Roman" w:eastAsia="Times New Roman" w:cs="Times New Roman"/>
+          <w:sz w:val="24"/>
+          <w:szCs w:val="24"/>
+          <w:lang w:val="en-US"/>
+        </w:rPr>
+        <w:t>Peek(): Xem phần tử trên cùng nhưng không xóa</w:t>
+      </w:r>
+    </w:p>
+    <w:p>
+      <w:pPr>
+        <w:spacing w:before="220" w:after="200"/>
+        <w:rPr>
+          <w:rFonts w:ascii="Times New Roman" w:hAnsi="Times New Roman" w:eastAsia="Times New Roman" w:cs="Times New Roman"/>
+          <w:b/>
+          <w:bCs/>
+          <w:sz w:val="24"/>
+          <w:szCs w:val="24"/>
+        </w:rPr>
+      </w:pPr>
+      <w:r>
+        <w:rPr>
+          <w:rFonts w:hint="default" w:ascii="Times New Roman" w:hAnsi="Times New Roman" w:eastAsia="Times New Roman" w:cs="Times New Roman"/>
+          <w:b/>
+          <w:bCs/>
+          <w:sz w:val="24"/>
+          <w:szCs w:val="24"/>
+          <w:rtl w:val="0"/>
+          <w:lang w:val="en-US"/>
+        </w:rPr>
+        <w:t>7</w:t>
+      </w:r>
+      <w:r>
+        <w:rPr>
+          <w:rFonts w:ascii="Times New Roman" w:hAnsi="Times New Roman" w:eastAsia="Times New Roman" w:cs="Times New Roman"/>
+          <w:b/>
+          <w:bCs/>
+          <w:sz w:val="24"/>
+          <w:szCs w:val="24"/>
+          <w:rtl w:val="0"/>
+        </w:rPr>
+        <w:t>.5 Time Complexity</w:t>
+      </w:r>
+    </w:p>
+    <w:p>
+      <w:pPr>
+        <w:numPr>
+          <w:ilvl w:val="0"/>
+          <w:numId w:val="5"/>
+        </w:numPr>
+        <w:spacing w:before="0" w:beforeAutospacing="0" w:after="200"/>
+        <w:ind w:left="720" w:hanging="360"/>
+        <w:rPr>
+          <w:rFonts w:ascii="Times New Roman" w:hAnsi="Times New Roman" w:eastAsia="Times New Roman" w:cs="Times New Roman"/>
+          <w:sz w:val="24"/>
+          <w:szCs w:val="24"/>
+        </w:rPr>
+      </w:pPr>
+      <w:r>
+        <w:rPr>
+          <w:rFonts w:ascii="Times New Roman" w:hAnsi="Times New Roman" w:eastAsia="Times New Roman" w:cs="Times New Roman"/>
+          <w:b/>
+          <w:bCs/>
+          <w:sz w:val="24"/>
+          <w:szCs w:val="24"/>
+          <w:rtl w:val="0"/>
+        </w:rPr>
+        <w:t xml:space="preserve"> </w:t>
+      </w:r>
+      <w:r>
+        <w:rPr>
+          <w:rFonts w:hint="default" w:ascii="Times New Roman" w:hAnsi="Times New Roman" w:eastAsia="Times New Roman" w:cs="Times New Roman"/>
+          <w:sz w:val="24"/>
+          <w:szCs w:val="24"/>
+          <w:rtl w:val="0"/>
+          <w:lang w:val="en-US"/>
+        </w:rPr>
+        <w:t>Push, Pop, Peek: O(1)</w:t>
+      </w:r>
+    </w:p>
+    <w:p>
+      <w:pPr>
+        <w:numPr>
+          <w:ilvl w:val="0"/>
+          <w:numId w:val="5"/>
+        </w:numPr>
+        <w:spacing w:before="0" w:beforeAutospacing="0" w:after="200"/>
+        <w:ind w:left="720" w:hanging="360"/>
+        <w:rPr>
+          <w:rFonts w:ascii="Times New Roman" w:hAnsi="Times New Roman" w:eastAsia="Times New Roman" w:cs="Times New Roman"/>
+          <w:sz w:val="24"/>
+          <w:szCs w:val="24"/>
+        </w:rPr>
+      </w:pPr>
+      <w:r>
+        <w:rPr>
+          <w:rFonts w:hint="default" w:ascii="Times New Roman" w:hAnsi="Times New Roman" w:eastAsia="Times New Roman" w:cs="Times New Roman"/>
+          <w:sz w:val="24"/>
+          <w:szCs w:val="24"/>
+          <w:rtl w:val="0"/>
+          <w:lang w:val="en-US"/>
+        </w:rPr>
+        <w:t>Search: O(n)</w:t>
+      </w:r>
+    </w:p>
+    <w:p>
+      <w:pPr>
+        <w:spacing w:before="220" w:after="200"/>
+        <w:rPr>
+          <w:rFonts w:ascii="Times New Roman" w:hAnsi="Times New Roman" w:eastAsia="Times New Roman" w:cs="Times New Roman"/>
+          <w:b/>
+          <w:bCs/>
+          <w:sz w:val="24"/>
+          <w:szCs w:val="24"/>
+        </w:rPr>
+      </w:pPr>
+      <w:r>
+        <w:rPr>
+          <w:rFonts w:hint="default" w:ascii="Times New Roman" w:hAnsi="Times New Roman" w:eastAsia="Times New Roman" w:cs="Times New Roman"/>
+          <w:b/>
+          <w:bCs/>
+          <w:sz w:val="24"/>
+          <w:szCs w:val="24"/>
+          <w:rtl w:val="0"/>
+          <w:lang w:val="en-US"/>
+        </w:rPr>
+        <w:t>7</w:t>
+      </w:r>
+      <w:r>
+        <w:rPr>
+          <w:rFonts w:ascii="Times New Roman" w:hAnsi="Times New Roman" w:eastAsia="Times New Roman" w:cs="Times New Roman"/>
+          <w:b/>
+          <w:bCs/>
+          <w:sz w:val="24"/>
+          <w:szCs w:val="24"/>
+          <w:rtl w:val="0"/>
+        </w:rPr>
+        <w:t>.6 Memory</w:t>
+      </w:r>
+    </w:p>
+    <w:p>
+      <w:pPr>
+        <w:numPr>
+          <w:ilvl w:val="0"/>
+          <w:numId w:val="6"/>
+        </w:numPr>
+        <w:spacing w:before="220" w:after="200"/>
+        <w:ind w:left="720" w:hanging="360"/>
+        <w:rPr>
+          <w:sz w:val="24"/>
+          <w:szCs w:val="24"/>
+        </w:rPr>
+      </w:pPr>
+      <w:r>
+        <w:rPr>
+          <w:rFonts w:ascii="Times New Roman" w:hAnsi="Times New Roman" w:eastAsia="Times New Roman" w:cs="Times New Roman"/>
+          <w:b/>
+          <w:bCs/>
+          <w:sz w:val="24"/>
+          <w:szCs w:val="24"/>
+          <w:rtl w:val="0"/>
+        </w:rPr>
+        <w:t xml:space="preserve"> </w:t>
+      </w:r>
+    </w:p>
+    <w:p>
+      <w:pPr>
+        <w:spacing w:before="220" w:after="200"/>
+        <w:rPr>
+          <w:rFonts w:ascii="Times New Roman" w:hAnsi="Times New Roman" w:eastAsia="Times New Roman" w:cs="Times New Roman"/>
+          <w:b/>
+          <w:bCs/>
+          <w:sz w:val="24"/>
+          <w:szCs w:val="24"/>
+          <w:rtl w:val="0"/>
+        </w:rPr>
+      </w:pPr>
+      <w:r>
+        <w:rPr>
+          <w:rFonts w:hint="default" w:ascii="Times New Roman" w:hAnsi="Times New Roman" w:eastAsia="Times New Roman" w:cs="Times New Roman"/>
+          <w:b/>
+          <w:bCs/>
+          <w:sz w:val="24"/>
+          <w:szCs w:val="24"/>
+          <w:rtl w:val="0"/>
+          <w:lang w:val="en-US"/>
+        </w:rPr>
+        <w:t>7</w:t>
+      </w:r>
+      <w:r>
+        <w:rPr>
+          <w:rFonts w:ascii="Times New Roman" w:hAnsi="Times New Roman" w:eastAsia="Times New Roman" w:cs="Times New Roman"/>
+          <w:b/>
+          <w:bCs/>
+          <w:sz w:val="24"/>
+          <w:szCs w:val="24"/>
+          <w:rtl w:val="0"/>
+        </w:rPr>
+        <w:t>.7 When do we use it?</w:t>
+      </w:r>
+    </w:p>
+    <w:p>
+      <w:pPr>
+        <w:numPr>
+          <w:ilvl w:val="2"/>
+          <w:numId w:val="2"/>
+        </w:numPr>
+        <w:spacing w:before="220" w:after="200"/>
+        <w:ind w:left="2160" w:leftChars="0" w:hanging="360" w:firstLineChars="0"/>
+        <w:rPr>
+          <w:rFonts w:ascii="Times New Roman" w:hAnsi="Times New Roman" w:eastAsia="Times New Roman" w:cs="Times New Roman"/>
+          <w:sz w:val="24"/>
+          <w:szCs w:val="24"/>
+        </w:rPr>
+      </w:pPr>
+      <w:r>
+        <w:rPr>
+          <w:rFonts w:hint="default" w:ascii="Times New Roman" w:hAnsi="Times New Roman" w:eastAsia="Times New Roman" w:cs="Times New Roman"/>
+          <w:sz w:val="24"/>
+          <w:szCs w:val="24"/>
+          <w:lang w:val="en-US"/>
+        </w:rPr>
+        <w:t>Function Call( Call Stack)</w:t>
+      </w:r>
+    </w:p>
+    <w:p>
+      <w:pPr>
+        <w:numPr>
+          <w:ilvl w:val="2"/>
+          <w:numId w:val="2"/>
+        </w:numPr>
+        <w:spacing w:before="220" w:after="200"/>
+        <w:ind w:left="2160" w:leftChars="0" w:hanging="360" w:firstLineChars="0"/>
+        <w:rPr>
+          <w:rFonts w:ascii="Times New Roman" w:hAnsi="Times New Roman" w:eastAsia="Times New Roman" w:cs="Times New Roman"/>
+          <w:sz w:val="24"/>
+          <w:szCs w:val="24"/>
+        </w:rPr>
+      </w:pPr>
+      <w:r>
+        <w:rPr>
+          <w:rFonts w:hint="default" w:ascii="Times New Roman" w:hAnsi="Times New Roman" w:eastAsia="Times New Roman" w:cs="Times New Roman"/>
+          <w:sz w:val="24"/>
+          <w:szCs w:val="24"/>
+          <w:lang w:val="en-US"/>
+        </w:rPr>
+        <w:t>Undo/Redo</w:t>
+      </w:r>
+    </w:p>
+    <w:p>
+      <w:pPr>
+        <w:numPr>
+          <w:ilvl w:val="2"/>
+          <w:numId w:val="2"/>
+        </w:numPr>
+        <w:spacing w:before="220" w:after="200"/>
+        <w:ind w:left="2160" w:leftChars="0" w:hanging="360" w:firstLineChars="0"/>
+        <w:rPr>
+          <w:rFonts w:ascii="Times New Roman" w:hAnsi="Times New Roman" w:eastAsia="Times New Roman" w:cs="Times New Roman"/>
+          <w:sz w:val="24"/>
+          <w:szCs w:val="24"/>
+        </w:rPr>
+      </w:pPr>
+      <w:r>
+        <w:rPr>
+          <w:rFonts w:hint="default" w:ascii="Times New Roman" w:hAnsi="Times New Roman" w:eastAsia="Times New Roman" w:cs="Times New Roman"/>
+          <w:sz w:val="24"/>
+          <w:szCs w:val="24"/>
+          <w:lang w:val="en-US"/>
+        </w:rPr>
+        <w:t>Back của history browser</w:t>
+      </w:r>
+    </w:p>
+    <w:p>
+      <w:pPr>
+        <w:numPr>
+          <w:ilvl w:val="2"/>
+          <w:numId w:val="2"/>
+        </w:numPr>
+        <w:spacing w:before="220" w:after="200"/>
+        <w:ind w:left="2160" w:leftChars="0" w:hanging="360" w:firstLineChars="0"/>
+        <w:rPr>
+          <w:rFonts w:ascii="Times New Roman" w:hAnsi="Times New Roman" w:eastAsia="Times New Roman" w:cs="Times New Roman"/>
+          <w:sz w:val="24"/>
+          <w:szCs w:val="24"/>
+        </w:rPr>
+      </w:pPr>
+      <w:r>
+        <w:rPr>
+          <w:rFonts w:hint="default" w:ascii="Times New Roman" w:hAnsi="Times New Roman" w:eastAsia="Times New Roman" w:cs="Times New Roman"/>
+          <w:sz w:val="24"/>
+          <w:szCs w:val="24"/>
+          <w:lang w:val="en-US"/>
+        </w:rPr>
+        <w:t>Kiểm tra dấu ngoặc</w:t>
+      </w:r>
+    </w:p>
+    <w:p>
+      <w:pPr>
+        <w:spacing w:before="220" w:after="200"/>
+        <w:rPr>
+          <w:rFonts w:ascii="Times New Roman" w:hAnsi="Times New Roman" w:eastAsia="Times New Roman" w:cs="Times New Roman"/>
+          <w:b/>
+          <w:bCs/>
+          <w:sz w:val="24"/>
+          <w:szCs w:val="24"/>
+        </w:rPr>
+      </w:pPr>
+      <w:r>
+        <w:rPr>
+          <w:rFonts w:hint="default" w:ascii="Times New Roman" w:hAnsi="Times New Roman" w:eastAsia="Times New Roman" w:cs="Times New Roman"/>
+          <w:b/>
+          <w:bCs/>
+          <w:sz w:val="24"/>
+          <w:szCs w:val="24"/>
+          <w:rtl w:val="0"/>
+          <w:lang w:val="en-US"/>
+        </w:rPr>
+        <w:t>7</w:t>
+      </w:r>
+      <w:r>
+        <w:rPr>
+          <w:rFonts w:ascii="Times New Roman" w:hAnsi="Times New Roman" w:eastAsia="Times New Roman" w:cs="Times New Roman"/>
+          <w:b/>
+          <w:bCs/>
+          <w:sz w:val="24"/>
+          <w:szCs w:val="24"/>
+          <w:rtl w:val="0"/>
+        </w:rPr>
+        <w:t>.8</w:t>
+      </w:r>
+    </w:p>
+    <w:p>
+      <w:pPr>
+        <w:spacing w:before="220" w:after="200"/>
+        <w:rPr>
+          <w:rFonts w:ascii="Times New Roman" w:hAnsi="Times New Roman" w:eastAsia="Times New Roman" w:cs="Times New Roman"/>
+          <w:b/>
+          <w:bCs/>
+          <w:sz w:val="24"/>
+          <w:szCs w:val="24"/>
+        </w:rPr>
+      </w:pPr>
+      <w:r>
+        <w:rPr>
+          <w:rFonts w:ascii="Times New Roman" w:hAnsi="Times New Roman" w:eastAsia="Times New Roman" w:cs="Times New Roman"/>
+          <w:b/>
+          <w:bCs/>
+          <w:sz w:val="24"/>
+          <w:szCs w:val="24"/>
+          <w:rtl w:val="0"/>
+        </w:rPr>
+        <w:t xml:space="preserve"> Advantages: </w:t>
+      </w:r>
+    </w:p>
+    <w:p>
+      <w:pPr>
+        <w:numPr>
+          <w:ilvl w:val="0"/>
+          <w:numId w:val="8"/>
+        </w:numPr>
+        <w:spacing w:before="220" w:after="200"/>
+        <w:ind w:left="720" w:hanging="360"/>
+        <w:rPr>
+          <w:rFonts w:ascii="Times New Roman" w:hAnsi="Times New Roman" w:eastAsia="Times New Roman" w:cs="Times New Roman"/>
+          <w:sz w:val="24"/>
+          <w:szCs w:val="24"/>
+        </w:rPr>
+      </w:pPr>
+      <w:r>
+        <w:rPr>
+          <w:rFonts w:hint="default" w:ascii="Times New Roman" w:hAnsi="Times New Roman" w:eastAsia="Times New Roman" w:cs="Times New Roman"/>
+          <w:sz w:val="24"/>
+          <w:szCs w:val="24"/>
+          <w:rtl w:val="0"/>
+        </w:rPr>
+        <w:t>Pop/</w:t>
+      </w:r>
+      <w:r>
+        <w:rPr>
+          <w:rFonts w:hint="default" w:ascii="Times New Roman" w:hAnsi="Times New Roman" w:eastAsia="Times New Roman" w:cs="Times New Roman"/>
+          <w:sz w:val="24"/>
+          <w:szCs w:val="24"/>
+          <w:rtl w:val="0"/>
+          <w:lang w:val="en-US"/>
+        </w:rPr>
+        <w:t>LI</w:t>
+      </w:r>
+      <w:r>
+        <w:rPr>
+          <w:rFonts w:hint="default" w:ascii="Times New Roman" w:hAnsi="Times New Roman" w:eastAsia="Times New Roman" w:cs="Times New Roman"/>
+          <w:sz w:val="24"/>
+          <w:szCs w:val="24"/>
+          <w:lang w:val="en-US"/>
+        </w:rPr>
+        <w:t>FO rõ ràng</w:t>
+      </w:r>
+    </w:p>
+    <w:p>
+      <w:pPr>
+        <w:numPr>
+          <w:ilvl w:val="0"/>
+          <w:numId w:val="8"/>
+        </w:numPr>
+        <w:spacing w:before="220" w:after="200"/>
+        <w:ind w:left="720" w:hanging="360"/>
+        <w:rPr>
+          <w:rFonts w:ascii="Times New Roman" w:hAnsi="Times New Roman" w:eastAsia="Times New Roman" w:cs="Times New Roman"/>
+          <w:sz w:val="24"/>
+          <w:szCs w:val="24"/>
+        </w:rPr>
+      </w:pPr>
+      <w:r>
+        <w:rPr>
+          <w:rFonts w:hint="default" w:ascii="Times New Roman" w:hAnsi="Times New Roman" w:eastAsia="Times New Roman" w:cs="Times New Roman"/>
+          <w:sz w:val="24"/>
+          <w:szCs w:val="24"/>
+          <w:lang w:val="en-US"/>
+        </w:rPr>
+        <w:t>Phù hợp xử lý bất đồng bộ</w:t>
+      </w:r>
+    </w:p>
+    <w:p>
+      <w:pPr>
+        <w:numPr>
+          <w:ilvl w:val="0"/>
+          <w:numId w:val="8"/>
+        </w:numPr>
+        <w:spacing w:before="220" w:after="200"/>
+        <w:ind w:left="720" w:hanging="360"/>
+        <w:rPr>
+          <w:rFonts w:ascii="Times New Roman" w:hAnsi="Times New Roman" w:eastAsia="Times New Roman" w:cs="Times New Roman"/>
+          <w:sz w:val="24"/>
+          <w:szCs w:val="24"/>
+        </w:rPr>
+      </w:pPr>
+      <w:r>
+        <w:rPr>
+          <w:rFonts w:ascii="Times New Roman" w:hAnsi="Times New Roman" w:eastAsia="Times New Roman" w:cs="Times New Roman"/>
+          <w:sz w:val="24"/>
+          <w:szCs w:val="24"/>
+          <w:lang w:val="en-US"/>
+        </w:rPr>
+        <w:t>Đơ</w:t>
+      </w:r>
+      <w:r>
+        <w:rPr>
+          <w:rFonts w:hint="default" w:ascii="Times New Roman" w:hAnsi="Times New Roman" w:eastAsia="Times New Roman" w:cs="Times New Roman"/>
+          <w:sz w:val="24"/>
+          <w:szCs w:val="24"/>
+          <w:lang w:val="en-US"/>
+        </w:rPr>
+        <w:t>n giản và hiệu quả</w:t>
+      </w:r>
+    </w:p>
+    <w:p>
+      <w:pPr>
+        <w:spacing w:before="220" w:after="200"/>
+        <w:ind w:left="0" w:firstLine="0"/>
+        <w:rPr>
+          <w:rFonts w:ascii="Times New Roman" w:hAnsi="Times New Roman" w:eastAsia="Times New Roman" w:cs="Times New Roman"/>
+          <w:b/>
+          <w:bCs/>
+          <w:sz w:val="24"/>
+          <w:szCs w:val="24"/>
+        </w:rPr>
+      </w:pPr>
+      <w:r>
+        <w:rPr>
+          <w:rFonts w:ascii="Times New Roman" w:hAnsi="Times New Roman" w:eastAsia="Times New Roman" w:cs="Times New Roman"/>
+          <w:b/>
+          <w:bCs/>
+          <w:sz w:val="24"/>
+          <w:szCs w:val="24"/>
+          <w:rtl w:val="0"/>
+        </w:rPr>
+        <w:t xml:space="preserve">Disadvantages: </w:t>
+      </w:r>
+    </w:p>
+    <w:p>
+      <w:pPr>
+        <w:numPr>
+          <w:ilvl w:val="0"/>
+          <w:numId w:val="9"/>
+        </w:numPr>
+        <w:spacing w:before="220" w:after="200"/>
+        <w:ind w:left="720" w:hanging="360"/>
+        <w:rPr>
+          <w:rFonts w:hint="default" w:ascii="Times New Roman" w:hAnsi="Times New Roman" w:eastAsia="Times New Roman" w:cs="Times New Roman"/>
+          <w:sz w:val="24"/>
+          <w:szCs w:val="24"/>
+          <w:lang w:val="en-US"/>
+        </w:rPr>
+      </w:pPr>
+      <w:r>
+        <w:rPr>
+          <w:rFonts w:hint="default" w:ascii="Times New Roman" w:hAnsi="Times New Roman" w:eastAsia="Times New Roman" w:cs="Times New Roman"/>
+          <w:sz w:val="24"/>
+          <w:szCs w:val="24"/>
+          <w:rtl w:val="0"/>
+          <w:lang w:val="en-US"/>
+        </w:rPr>
+        <w:t xml:space="preserve"> Không truy cập dữ liệu ngẫu nhiên</w:t>
+      </w:r>
+    </w:p>
+    <w:p>
+      <w:pPr>
+        <w:numPr>
+          <w:ilvl w:val="0"/>
+          <w:numId w:val="9"/>
+        </w:numPr>
+        <w:spacing w:before="220" w:after="200"/>
+        <w:ind w:left="720" w:hanging="360"/>
+        <w:rPr>
+          <w:rFonts w:hint="default" w:ascii="Times New Roman" w:hAnsi="Times New Roman" w:eastAsia="Times New Roman" w:cs="Times New Roman"/>
+          <w:sz w:val="24"/>
+          <w:szCs w:val="24"/>
+          <w:lang w:val="en-US"/>
+        </w:rPr>
+      </w:pPr>
+      <w:r>
+        <w:rPr>
+          <w:rFonts w:hint="default" w:ascii="Times New Roman" w:hAnsi="Times New Roman" w:eastAsia="Times New Roman" w:cs="Times New Roman"/>
+          <w:sz w:val="24"/>
+          <w:szCs w:val="24"/>
+          <w:rtl w:val="0"/>
+          <w:lang w:val="en-US"/>
+        </w:rPr>
+        <w:t>Tìm kiếm chậm</w:t>
+      </w:r>
+    </w:p>
+    <w:p>
+      <w:pPr>
+        <w:numPr>
+          <w:ilvl w:val="0"/>
+          <w:numId w:val="9"/>
+        </w:numPr>
+        <w:spacing w:before="220" w:after="200"/>
+        <w:ind w:left="720" w:hanging="360"/>
+        <w:rPr>
+          <w:rFonts w:hint="default" w:ascii="Times New Roman" w:hAnsi="Times New Roman" w:eastAsia="Times New Roman" w:cs="Times New Roman"/>
+          <w:sz w:val="24"/>
+          <w:szCs w:val="24"/>
+          <w:lang w:val="en-US"/>
+        </w:rPr>
+      </w:pPr>
+      <w:r>
+        <w:rPr>
+          <w:rFonts w:hint="default" w:ascii="Times New Roman" w:hAnsi="Times New Roman" w:eastAsia="Times New Roman" w:cs="Times New Roman"/>
+          <w:sz w:val="24"/>
+          <w:szCs w:val="24"/>
+          <w:rtl w:val="0"/>
+          <w:lang w:val="en-US"/>
+        </w:rPr>
+        <w:t>Chỉ truy cập được phần tử đầu</w:t>
+      </w:r>
+    </w:p>
+    <w:p>
+      <w:pPr>
+        <w:spacing w:before="220" w:after="200"/>
+        <w:rPr>
+          <w:rFonts w:hint="default" w:ascii="Times New Roman" w:hAnsi="Times New Roman" w:eastAsia="Times New Roman" w:cs="Times New Roman"/>
+          <w:sz w:val="24"/>
+          <w:szCs w:val="24"/>
+          <w:lang w:val="en-US"/>
+        </w:rPr>
+      </w:pPr>
+    </w:p>
+    <w:p>
+      <w:pPr>
+        <w:spacing w:before="220" w:after="200"/>
+        <w:rPr>
+          <w:rFonts w:ascii="Times New Roman" w:hAnsi="Times New Roman" w:eastAsia="Times New Roman" w:cs="Times New Roman"/>
+          <w:sz w:val="24"/>
+          <w:szCs w:val="24"/>
+        </w:rPr>
+      </w:pPr>
+    </w:p>
+    <w:p>
+      <w:pPr>
+        <w:spacing w:before="220" w:after="200"/>
+        <w:ind w:left="0" w:firstLine="0"/>
+        <w:rPr>
+          <w:rFonts w:ascii="Times New Roman" w:hAnsi="Times New Roman" w:eastAsia="Times New Roman" w:cs="Times New Roman"/>
+          <w:b/>
+          <w:bCs/>
+          <w:sz w:val="24"/>
+          <w:szCs w:val="24"/>
+          <w:rtl w:val="0"/>
+        </w:rPr>
+      </w:pPr>
+      <w:r>
+        <w:rPr>
+          <w:rFonts w:hint="default" w:ascii="Times New Roman" w:hAnsi="Times New Roman" w:eastAsia="Times New Roman" w:cs="Times New Roman"/>
+          <w:b/>
+          <w:bCs/>
+          <w:sz w:val="24"/>
+          <w:szCs w:val="24"/>
+          <w:rtl w:val="0"/>
+          <w:lang w:val="en-US"/>
+        </w:rPr>
+        <w:t>7</w:t>
+      </w:r>
+      <w:r>
+        <w:rPr>
+          <w:rFonts w:ascii="Times New Roman" w:hAnsi="Times New Roman" w:eastAsia="Times New Roman" w:cs="Times New Roman"/>
+          <w:b/>
+          <w:bCs/>
+          <w:sz w:val="24"/>
+          <w:szCs w:val="24"/>
+          <w:rtl w:val="0"/>
+        </w:rPr>
+        <w:t xml:space="preserve">.9 Các câu hỏi phỏng vấn phần </w:t>
+      </w:r>
+      <w:r>
+        <w:rPr>
+          <w:rFonts w:hint="default" w:ascii="Times New Roman" w:hAnsi="Times New Roman" w:eastAsia="Times New Roman" w:cs="Times New Roman"/>
+          <w:b/>
+          <w:bCs/>
+          <w:sz w:val="24"/>
+          <w:szCs w:val="24"/>
+          <w:rtl w:val="0"/>
+          <w:lang w:val="en-US"/>
+        </w:rPr>
+        <w:t>Stack</w:t>
+      </w:r>
+      <w:r>
+        <w:rPr>
+          <w:rFonts w:ascii="Times New Roman" w:hAnsi="Times New Roman" w:eastAsia="Times New Roman" w:cs="Times New Roman"/>
+          <w:b/>
+          <w:bCs/>
+          <w:sz w:val="24"/>
+          <w:szCs w:val="24"/>
+          <w:rtl w:val="0"/>
+        </w:rPr>
+        <w:t xml:space="preserve">? </w:t>
+      </w:r>
+    </w:p>
+    <w:p>
+      <w:pPr>
+        <w:spacing w:before="220" w:after="200"/>
+        <w:ind w:left="0" w:firstLine="720" w:firstLineChars="0"/>
+        <w:rPr>
+          <w:rFonts w:hint="default" w:ascii="Times New Roman" w:hAnsi="Times New Roman" w:eastAsia="Times New Roman" w:cs="Times New Roman"/>
+          <w:b/>
+          <w:bCs/>
+          <w:sz w:val="24"/>
+          <w:szCs w:val="24"/>
+          <w:rtl w:val="0"/>
+          <w:lang w:val="en-US"/>
+        </w:rPr>
+      </w:pPr>
+      <w:r>
+        <w:rPr>
+          <w:rFonts w:hint="default" w:ascii="Times New Roman" w:hAnsi="Times New Roman" w:eastAsia="Times New Roman" w:cs="Times New Roman"/>
+          <w:b/>
+          <w:bCs/>
+          <w:sz w:val="24"/>
+          <w:szCs w:val="24"/>
+          <w:rtl w:val="0"/>
+          <w:lang w:val="en-US"/>
+        </w:rPr>
+        <w:t>7</w:t>
+      </w:r>
+      <w:r>
+        <w:rPr>
+          <w:rFonts w:ascii="Times New Roman" w:hAnsi="Times New Roman" w:eastAsia="Times New Roman" w:cs="Times New Roman"/>
+          <w:b/>
+          <w:bCs/>
+          <w:sz w:val="24"/>
+          <w:szCs w:val="24"/>
+          <w:rtl w:val="0"/>
+        </w:rPr>
+        <w:t>.9</w:t>
+      </w:r>
+      <w:r>
+        <w:rPr>
+          <w:rFonts w:hint="default" w:ascii="Times New Roman" w:hAnsi="Times New Roman" w:eastAsia="Times New Roman" w:cs="Times New Roman"/>
+          <w:b/>
+          <w:bCs/>
+          <w:sz w:val="24"/>
+          <w:szCs w:val="24"/>
+          <w:rtl w:val="0"/>
+          <w:lang w:val="en-US"/>
+        </w:rPr>
+        <w:t>.1</w:t>
+      </w:r>
+      <w:r>
+        <w:rPr>
+          <w:rFonts w:ascii="Times New Roman" w:hAnsi="Times New Roman" w:eastAsia="Times New Roman" w:cs="Times New Roman"/>
+          <w:b/>
+          <w:bCs/>
+          <w:sz w:val="24"/>
+          <w:szCs w:val="24"/>
+          <w:rtl w:val="0"/>
+        </w:rPr>
+        <w:t xml:space="preserve"> </w:t>
+      </w:r>
+      <w:r>
+        <w:rPr>
+          <w:rFonts w:hint="default" w:ascii="Times New Roman" w:hAnsi="Times New Roman" w:eastAsia="Times New Roman" w:cs="Times New Roman"/>
+          <w:b/>
+          <w:bCs/>
+          <w:sz w:val="24"/>
+          <w:szCs w:val="24"/>
+          <w:rtl w:val="0"/>
+          <w:lang w:val="en-US"/>
+        </w:rPr>
+        <w:t>Stack được implement thế nào?</w:t>
+      </w:r>
+    </w:p>
+    <w:p>
+      <w:pPr>
+        <w:numPr>
+          <w:ilvl w:val="1"/>
+          <w:numId w:val="9"/>
+        </w:numPr>
+        <w:spacing w:before="220" w:after="200"/>
+        <w:ind w:left="1440" w:leftChars="0" w:hanging="360" w:firstLineChars="0"/>
+        <w:rPr>
+          <w:rFonts w:hint="default" w:ascii="Times New Roman" w:hAnsi="Times New Roman" w:eastAsia="Times New Roman" w:cs="Times New Roman"/>
+          <w:sz w:val="24"/>
+          <w:szCs w:val="24"/>
+          <w:lang w:val="en-US"/>
+        </w:rPr>
+      </w:pPr>
+      <w:r>
+        <w:rPr>
+          <w:rFonts w:hint="default" w:ascii="Times New Roman" w:hAnsi="Times New Roman" w:eastAsia="Times New Roman" w:cs="Times New Roman"/>
+          <w:sz w:val="24"/>
+          <w:szCs w:val="24"/>
+          <w:rtl w:val="0"/>
+          <w:lang w:val="en-US"/>
+        </w:rPr>
+        <w:t>Có thể dùng:</w:t>
+      </w:r>
+    </w:p>
+    <w:p>
+      <w:pPr>
+        <w:numPr>
+          <w:ilvl w:val="2"/>
+          <w:numId w:val="9"/>
+        </w:numPr>
+        <w:spacing w:before="220" w:after="200"/>
+        <w:ind w:left="2160" w:leftChars="0" w:hanging="360" w:firstLineChars="0"/>
+        <w:rPr>
+          <w:rFonts w:hint="default" w:ascii="Times New Roman" w:hAnsi="Times New Roman" w:eastAsia="Times New Roman" w:cs="Times New Roman"/>
+          <w:sz w:val="24"/>
+          <w:szCs w:val="24"/>
+          <w:lang w:val="en-US"/>
+        </w:rPr>
+      </w:pPr>
+      <w:r>
+        <w:rPr>
+          <w:rFonts w:hint="default" w:ascii="Times New Roman" w:hAnsi="Times New Roman" w:eastAsia="Times New Roman" w:cs="Times New Roman"/>
+          <w:sz w:val="24"/>
+          <w:szCs w:val="24"/>
+          <w:lang w:val="en-US"/>
+        </w:rPr>
+        <w:t>Array</w:t>
+      </w:r>
+    </w:p>
+    <w:p>
+      <w:pPr>
+        <w:numPr>
+          <w:ilvl w:val="2"/>
+          <w:numId w:val="9"/>
+        </w:numPr>
+        <w:spacing w:before="220" w:after="200"/>
+        <w:ind w:left="2160" w:leftChars="0" w:hanging="360" w:firstLineChars="0"/>
+        <w:rPr>
+          <w:rFonts w:hint="default" w:ascii="Times New Roman" w:hAnsi="Times New Roman" w:eastAsia="Times New Roman" w:cs="Times New Roman"/>
+          <w:sz w:val="24"/>
+          <w:szCs w:val="24"/>
+          <w:lang w:val="en-US"/>
+        </w:rPr>
+      </w:pPr>
+      <w:r>
+        <w:rPr>
+          <w:rFonts w:hint="default" w:ascii="Times New Roman" w:hAnsi="Times New Roman" w:eastAsia="Times New Roman" w:cs="Times New Roman"/>
+          <w:sz w:val="24"/>
+          <w:szCs w:val="24"/>
+          <w:lang w:val="en-US"/>
+        </w:rPr>
+        <w:t>LinkedList</w:t>
+      </w:r>
+    </w:p>
+    <w:p>
+      <w:pPr>
+        <w:numPr>
+          <w:ilvl w:val="2"/>
+          <w:numId w:val="9"/>
+        </w:numPr>
+        <w:spacing w:before="220" w:after="200"/>
+        <w:ind w:left="2160" w:leftChars="0" w:hanging="360" w:firstLineChars="0"/>
+        <w:rPr>
+          <w:rFonts w:hint="default" w:ascii="Times New Roman" w:hAnsi="Times New Roman" w:eastAsia="Times New Roman" w:cs="Times New Roman"/>
+          <w:sz w:val="24"/>
+          <w:szCs w:val="24"/>
+          <w:lang w:val="en-US"/>
+        </w:rPr>
+      </w:pPr>
+      <w:r>
+        <w:rPr>
+          <w:rFonts w:hint="default" w:ascii="Times New Roman" w:hAnsi="Times New Roman" w:eastAsia="Times New Roman" w:cs="Times New Roman"/>
+          <w:sz w:val="24"/>
+          <w:szCs w:val="24"/>
+          <w:lang w:val="en-US"/>
+        </w:rPr>
+        <w:t>Deque(ArrayQueue)</w:t>
+      </w:r>
+    </w:p>
+    <w:p>
+      <w:pPr>
+        <w:spacing w:before="220" w:after="200"/>
+        <w:ind w:left="0" w:firstLine="720" w:firstLineChars="0"/>
+        <w:rPr>
+          <w:rFonts w:hint="default" w:ascii="Times New Roman" w:hAnsi="Times New Roman" w:eastAsia="Times New Roman" w:cs="Times New Roman"/>
+          <w:b/>
+          <w:bCs/>
+          <w:sz w:val="24"/>
+          <w:szCs w:val="24"/>
+          <w:rtl w:val="0"/>
+          <w:lang w:val="en-US"/>
+        </w:rPr>
+      </w:pPr>
+      <w:r>
+        <w:rPr>
+          <w:rFonts w:hint="default" w:ascii="Times New Roman" w:hAnsi="Times New Roman" w:eastAsia="Times New Roman" w:cs="Times New Roman"/>
+          <w:b/>
+          <w:bCs/>
+          <w:sz w:val="24"/>
+          <w:szCs w:val="24"/>
+          <w:rtl w:val="0"/>
+          <w:lang w:val="en-US"/>
+        </w:rPr>
+        <w:t>7</w:t>
+      </w:r>
+      <w:r>
+        <w:rPr>
+          <w:rFonts w:ascii="Times New Roman" w:hAnsi="Times New Roman" w:eastAsia="Times New Roman" w:cs="Times New Roman"/>
+          <w:b/>
+          <w:bCs/>
+          <w:sz w:val="24"/>
+          <w:szCs w:val="24"/>
+          <w:rtl w:val="0"/>
+        </w:rPr>
+        <w:t>.9</w:t>
+      </w:r>
+      <w:r>
+        <w:rPr>
+          <w:rFonts w:hint="default" w:ascii="Times New Roman" w:hAnsi="Times New Roman" w:eastAsia="Times New Roman" w:cs="Times New Roman"/>
+          <w:b/>
+          <w:bCs/>
+          <w:sz w:val="24"/>
+          <w:szCs w:val="24"/>
+          <w:rtl w:val="0"/>
+          <w:lang w:val="en-US"/>
+        </w:rPr>
+        <w:t>.2</w:t>
+      </w:r>
+      <w:r>
+        <w:rPr>
+          <w:rFonts w:ascii="Times New Roman" w:hAnsi="Times New Roman" w:eastAsia="Times New Roman" w:cs="Times New Roman"/>
+          <w:b/>
+          <w:bCs/>
+          <w:sz w:val="24"/>
+          <w:szCs w:val="24"/>
+          <w:rtl w:val="0"/>
+        </w:rPr>
+        <w:t xml:space="preserve"> </w:t>
+      </w:r>
+      <w:r>
+        <w:rPr>
+          <w:rFonts w:hint="default" w:ascii="Times New Roman" w:hAnsi="Times New Roman" w:eastAsia="Times New Roman" w:cs="Times New Roman"/>
+          <w:b/>
+          <w:bCs/>
+          <w:sz w:val="24"/>
+          <w:szCs w:val="24"/>
+          <w:rtl w:val="0"/>
+          <w:lang w:val="en-US"/>
+        </w:rPr>
+        <w:t>Tại sao không nên dùng java.util.stack?</w:t>
+      </w:r>
+    </w:p>
+    <w:p>
+      <w:pPr>
+        <w:numPr>
+          <w:ilvl w:val="1"/>
+          <w:numId w:val="9"/>
+        </w:numPr>
+        <w:spacing w:before="220" w:after="200"/>
+        <w:ind w:left="1440" w:leftChars="0" w:hanging="360" w:firstLineChars="0"/>
+        <w:rPr>
+          <w:rFonts w:hint="default" w:ascii="Times New Roman" w:hAnsi="Times New Roman" w:eastAsia="Times New Roman" w:cs="Times New Roman"/>
+          <w:sz w:val="24"/>
+          <w:szCs w:val="24"/>
+          <w:lang w:val="en-US"/>
+        </w:rPr>
+      </w:pPr>
+      <w:r>
+        <w:rPr>
+          <w:rFonts w:hint="default" w:ascii="Times New Roman" w:hAnsi="Times New Roman" w:eastAsia="Times New Roman" w:cs="Times New Roman"/>
+          <w:sz w:val="24"/>
+          <w:szCs w:val="24"/>
+          <w:rtl w:val="0"/>
+          <w:lang w:val="en-US"/>
+        </w:rPr>
+        <w:t>Kế thừa từ vector.</w:t>
+      </w:r>
+    </w:p>
+    <w:p>
+      <w:pPr>
+        <w:numPr>
+          <w:ilvl w:val="1"/>
+          <w:numId w:val="9"/>
+        </w:numPr>
+        <w:spacing w:before="220" w:after="200"/>
+        <w:ind w:left="1440" w:leftChars="0" w:hanging="360" w:firstLineChars="0"/>
+        <w:rPr>
+          <w:rFonts w:hint="default" w:ascii="Times New Roman" w:hAnsi="Times New Roman" w:eastAsia="Times New Roman" w:cs="Times New Roman"/>
+          <w:sz w:val="24"/>
+          <w:szCs w:val="24"/>
+          <w:lang w:val="en-US"/>
+        </w:rPr>
+      </w:pPr>
+      <w:r>
+        <w:rPr>
+          <w:rFonts w:hint="default" w:ascii="Times New Roman" w:hAnsi="Times New Roman" w:eastAsia="Times New Roman" w:cs="Times New Roman"/>
+          <w:sz w:val="24"/>
+          <w:szCs w:val="24"/>
+          <w:lang w:val="en-US"/>
+        </w:rPr>
+        <w:t>Mọi method đều synchronized</w:t>
+      </w:r>
+    </w:p>
+    <w:p>
+      <w:pPr>
+        <w:numPr>
+          <w:ilvl w:val="1"/>
+          <w:numId w:val="9"/>
+        </w:numPr>
+        <w:spacing w:before="220" w:after="200"/>
+        <w:ind w:left="1440" w:leftChars="0" w:hanging="360" w:firstLineChars="0"/>
+        <w:rPr>
+          <w:rFonts w:hint="default" w:ascii="Times New Roman" w:hAnsi="Times New Roman" w:eastAsia="Times New Roman" w:cs="Times New Roman"/>
+          <w:sz w:val="24"/>
+          <w:szCs w:val="24"/>
+          <w:lang w:val="en-US"/>
+        </w:rPr>
+      </w:pPr>
+      <w:r>
+        <w:rPr>
+          <w:rFonts w:hint="default" w:ascii="Times New Roman" w:hAnsi="Times New Roman" w:eastAsia="Times New Roman" w:cs="Times New Roman"/>
+          <w:sz w:val="24"/>
+          <w:szCs w:val="24"/>
+          <w:lang w:val="en-US"/>
+        </w:rPr>
+        <w:t>Đồng bộ không cần thiết làm giảm hiệu năng</w:t>
+      </w:r>
+    </w:p>
+    <w:p>
+      <w:pPr>
+        <w:numPr>
+          <w:ilvl w:val="1"/>
+          <w:numId w:val="9"/>
+        </w:numPr>
+        <w:spacing w:before="220" w:after="200"/>
+        <w:ind w:left="1440" w:leftChars="0" w:hanging="360" w:firstLineChars="0"/>
+        <w:rPr>
+          <w:rFonts w:hint="default" w:ascii="Times New Roman" w:hAnsi="Times New Roman" w:eastAsia="Times New Roman" w:cs="Times New Roman"/>
+          <w:sz w:val="24"/>
+          <w:szCs w:val="24"/>
+          <w:lang w:val="en-US"/>
+        </w:rPr>
+      </w:pPr>
+      <w:r>
+        <w:rPr>
+          <w:rFonts w:hint="default" w:ascii="Times New Roman" w:hAnsi="Times New Roman" w:eastAsia="Times New Roman" w:cs="Times New Roman"/>
+          <w:sz w:val="24"/>
+          <w:szCs w:val="24"/>
+          <w:lang w:val="en-US"/>
+        </w:rPr>
+        <w:t>Oracle khuyến nghị dùng Deque (ArrayDeque) thay thế.</w:t>
+      </w:r>
+    </w:p>
+    <w:p>
+      <w:pPr>
+        <w:spacing w:before="220" w:after="200"/>
+        <w:ind w:left="0" w:firstLine="720" w:firstLineChars="0"/>
+        <w:rPr>
+          <w:rFonts w:hint="default" w:ascii="Times New Roman" w:hAnsi="Times New Roman" w:eastAsia="Times New Roman" w:cs="Times New Roman"/>
+          <w:b/>
+          <w:bCs/>
+          <w:sz w:val="24"/>
+          <w:szCs w:val="24"/>
+          <w:rtl w:val="0"/>
+          <w:lang w:val="en-US"/>
+        </w:rPr>
+      </w:pPr>
+      <w:r>
+        <w:rPr>
+          <w:rFonts w:hint="default" w:ascii="Times New Roman" w:hAnsi="Times New Roman" w:eastAsia="Times New Roman" w:cs="Times New Roman"/>
+          <w:b/>
+          <w:bCs/>
+          <w:sz w:val="24"/>
+          <w:szCs w:val="24"/>
+          <w:rtl w:val="0"/>
+          <w:lang w:val="en-US"/>
+        </w:rPr>
+        <w:t>7</w:t>
+      </w:r>
+      <w:r>
+        <w:rPr>
+          <w:rFonts w:ascii="Times New Roman" w:hAnsi="Times New Roman" w:eastAsia="Times New Roman" w:cs="Times New Roman"/>
+          <w:b/>
+          <w:bCs/>
+          <w:sz w:val="24"/>
+          <w:szCs w:val="24"/>
+          <w:rtl w:val="0"/>
+        </w:rPr>
+        <w:t>.9</w:t>
+      </w:r>
+      <w:r>
+        <w:rPr>
+          <w:rFonts w:hint="default" w:ascii="Times New Roman" w:hAnsi="Times New Roman" w:eastAsia="Times New Roman" w:cs="Times New Roman"/>
+          <w:b/>
+          <w:bCs/>
+          <w:sz w:val="24"/>
+          <w:szCs w:val="24"/>
+          <w:rtl w:val="0"/>
+          <w:lang w:val="en-US"/>
+        </w:rPr>
+        <w:t>.3</w:t>
+      </w:r>
+      <w:r>
+        <w:rPr>
+          <w:rFonts w:ascii="Times New Roman" w:hAnsi="Times New Roman" w:eastAsia="Times New Roman" w:cs="Times New Roman"/>
+          <w:b/>
+          <w:bCs/>
+          <w:sz w:val="24"/>
+          <w:szCs w:val="24"/>
+          <w:rtl w:val="0"/>
+        </w:rPr>
+        <w:t xml:space="preserve"> </w:t>
+      </w:r>
+      <w:r>
+        <w:rPr>
+          <w:rFonts w:hint="default" w:ascii="Times New Roman" w:hAnsi="Times New Roman" w:eastAsia="Times New Roman" w:cs="Times New Roman"/>
+          <w:b/>
+          <w:bCs/>
+          <w:sz w:val="24"/>
+          <w:szCs w:val="24"/>
+          <w:rtl w:val="0"/>
+          <w:lang w:val="en-US"/>
+        </w:rPr>
+        <w:t>Stack khác queue như thế nào?</w:t>
+      </w:r>
+    </w:p>
+    <w:p>
+      <w:pPr>
+        <w:numPr>
+          <w:ilvl w:val="1"/>
+          <w:numId w:val="9"/>
+        </w:numPr>
+        <w:spacing w:before="220" w:after="200"/>
+        <w:ind w:left="1440" w:leftChars="0" w:hanging="360" w:firstLineChars="0"/>
+        <w:rPr>
+          <w:rFonts w:hint="default" w:ascii="Times New Roman" w:hAnsi="Times New Roman" w:eastAsia="Times New Roman" w:cs="Times New Roman"/>
+          <w:sz w:val="24"/>
+          <w:szCs w:val="24"/>
+          <w:lang w:val="en-US"/>
+        </w:rPr>
+      </w:pPr>
+      <w:r>
+        <w:rPr>
+          <w:rFonts w:hint="default" w:ascii="Times New Roman" w:hAnsi="Times New Roman" w:eastAsia="Times New Roman" w:cs="Times New Roman"/>
+          <w:sz w:val="24"/>
+          <w:szCs w:val="24"/>
+          <w:lang w:val="en-US"/>
+        </w:rPr>
+        <w:t>Stack</w:t>
+      </w:r>
+    </w:p>
+    <w:p>
+      <w:pPr>
+        <w:numPr>
+          <w:ilvl w:val="2"/>
+          <w:numId w:val="9"/>
+        </w:numPr>
+        <w:spacing w:before="220" w:after="200"/>
+        <w:ind w:left="2160" w:leftChars="0" w:hanging="360" w:firstLineChars="0"/>
+        <w:rPr>
+          <w:rFonts w:hint="default" w:ascii="Times New Roman" w:hAnsi="Times New Roman" w:eastAsia="Times New Roman" w:cs="Times New Roman"/>
+          <w:sz w:val="24"/>
+          <w:szCs w:val="24"/>
+          <w:lang w:val="en-US"/>
+        </w:rPr>
+      </w:pPr>
+      <w:r>
+        <w:rPr>
+          <w:rFonts w:hint="default" w:ascii="Times New Roman" w:hAnsi="Times New Roman" w:eastAsia="Times New Roman" w:cs="Times New Roman"/>
+          <w:sz w:val="24"/>
+          <w:szCs w:val="24"/>
+          <w:lang w:val="en-US"/>
+        </w:rPr>
+        <w:t>LIFO</w:t>
+      </w:r>
+    </w:p>
+    <w:p>
+      <w:pPr>
+        <w:numPr>
+          <w:ilvl w:val="2"/>
+          <w:numId w:val="9"/>
+        </w:numPr>
+        <w:spacing w:before="220" w:after="200"/>
+        <w:ind w:left="2160" w:leftChars="0" w:hanging="360" w:firstLineChars="0"/>
+        <w:rPr>
+          <w:rFonts w:hint="default" w:ascii="Times New Roman" w:hAnsi="Times New Roman" w:eastAsia="Times New Roman" w:cs="Times New Roman"/>
+          <w:sz w:val="24"/>
+          <w:szCs w:val="24"/>
+          <w:lang w:val="en-US"/>
+        </w:rPr>
+      </w:pPr>
+      <w:r>
+        <w:rPr>
+          <w:rFonts w:hint="default" w:ascii="Times New Roman" w:hAnsi="Times New Roman" w:eastAsia="Times New Roman" w:cs="Times New Roman"/>
+          <w:sz w:val="24"/>
+          <w:szCs w:val="24"/>
+          <w:lang w:val="en-US"/>
+        </w:rPr>
+        <w:t>Push, Pop, Peek</w:t>
+      </w:r>
+    </w:p>
+    <w:p>
+      <w:pPr>
+        <w:numPr>
+          <w:ilvl w:val="1"/>
+          <w:numId w:val="9"/>
+        </w:numPr>
+        <w:spacing w:before="220" w:after="200"/>
+        <w:ind w:left="1440" w:leftChars="0" w:hanging="360" w:firstLineChars="0"/>
+        <w:rPr>
+          <w:rFonts w:hint="default" w:ascii="Times New Roman" w:hAnsi="Times New Roman" w:eastAsia="Times New Roman" w:cs="Times New Roman"/>
+          <w:sz w:val="24"/>
+          <w:szCs w:val="24"/>
+          <w:lang w:val="en-US"/>
+        </w:rPr>
+      </w:pPr>
+      <w:r>
+        <w:rPr>
+          <w:rFonts w:hint="default" w:ascii="Times New Roman" w:hAnsi="Times New Roman" w:eastAsia="Times New Roman" w:cs="Times New Roman"/>
+          <w:sz w:val="24"/>
+          <w:szCs w:val="24"/>
+          <w:lang w:val="en-US"/>
+        </w:rPr>
+        <w:t>Queue</w:t>
+      </w:r>
+    </w:p>
+    <w:p>
+      <w:pPr>
+        <w:numPr>
+          <w:ilvl w:val="2"/>
+          <w:numId w:val="9"/>
+        </w:numPr>
+        <w:spacing w:before="220" w:after="200"/>
+        <w:ind w:left="2160" w:leftChars="0" w:hanging="360" w:firstLineChars="0"/>
+        <w:rPr>
+          <w:rFonts w:hint="default" w:ascii="Times New Roman" w:hAnsi="Times New Roman" w:eastAsia="Times New Roman" w:cs="Times New Roman"/>
+          <w:sz w:val="24"/>
+          <w:szCs w:val="24"/>
+          <w:lang w:val="en-US"/>
+        </w:rPr>
+      </w:pPr>
+      <w:r>
+        <w:rPr>
+          <w:rFonts w:hint="default" w:ascii="Times New Roman" w:hAnsi="Times New Roman" w:eastAsia="Times New Roman" w:cs="Times New Roman"/>
+          <w:sz w:val="24"/>
+          <w:szCs w:val="24"/>
+          <w:lang w:val="en-US"/>
+        </w:rPr>
+        <w:t>FIFO</w:t>
+      </w:r>
+    </w:p>
+    <w:p>
+      <w:pPr>
+        <w:numPr>
+          <w:ilvl w:val="2"/>
+          <w:numId w:val="9"/>
+        </w:numPr>
+        <w:spacing w:before="220" w:after="200"/>
+        <w:ind w:left="2160" w:leftChars="0" w:hanging="360" w:firstLineChars="0"/>
+        <w:rPr>
+          <w:rFonts w:hint="default" w:ascii="Times New Roman" w:hAnsi="Times New Roman" w:eastAsia="Times New Roman" w:cs="Times New Roman"/>
+          <w:sz w:val="24"/>
+          <w:szCs w:val="24"/>
+          <w:lang w:val="en-US"/>
+        </w:rPr>
+      </w:pPr>
+      <w:r>
+        <w:rPr>
+          <w:rFonts w:hint="default" w:ascii="Times New Roman" w:hAnsi="Times New Roman" w:eastAsia="Times New Roman" w:cs="Times New Roman"/>
+          <w:sz w:val="24"/>
+          <w:szCs w:val="24"/>
+          <w:lang w:val="en-US"/>
+        </w:rPr>
+        <w:t>Offer, Poll, Peek</w:t>
+      </w:r>
+    </w:p>
+    <w:p>
+      <w:pPr>
+        <w:spacing w:before="220" w:after="200"/>
+        <w:ind w:left="0" w:firstLine="720" w:firstLineChars="0"/>
+        <w:rPr>
+          <w:rFonts w:hint="default" w:ascii="Times New Roman" w:hAnsi="Times New Roman" w:eastAsia="Times New Roman" w:cs="Times New Roman"/>
+          <w:b/>
+          <w:bCs/>
+          <w:sz w:val="24"/>
+          <w:szCs w:val="24"/>
+          <w:rtl w:val="0"/>
+          <w:lang w:val="en-US"/>
+        </w:rPr>
+      </w:pPr>
+      <w:r>
+        <w:rPr>
+          <w:rFonts w:hint="default" w:ascii="Times New Roman" w:hAnsi="Times New Roman" w:eastAsia="Times New Roman" w:cs="Times New Roman"/>
+          <w:b/>
+          <w:bCs/>
+          <w:sz w:val="24"/>
+          <w:szCs w:val="24"/>
+          <w:rtl w:val="0"/>
+          <w:lang w:val="en-US"/>
+        </w:rPr>
+        <w:t>7</w:t>
+      </w:r>
+      <w:r>
+        <w:rPr>
+          <w:rFonts w:ascii="Times New Roman" w:hAnsi="Times New Roman" w:eastAsia="Times New Roman" w:cs="Times New Roman"/>
+          <w:b/>
+          <w:bCs/>
+          <w:sz w:val="24"/>
+          <w:szCs w:val="24"/>
+          <w:rtl w:val="0"/>
+        </w:rPr>
+        <w:t>.9</w:t>
+      </w:r>
+      <w:r>
+        <w:rPr>
+          <w:rFonts w:hint="default" w:ascii="Times New Roman" w:hAnsi="Times New Roman" w:eastAsia="Times New Roman" w:cs="Times New Roman"/>
+          <w:b/>
+          <w:bCs/>
+          <w:sz w:val="24"/>
+          <w:szCs w:val="24"/>
+          <w:rtl w:val="0"/>
+          <w:lang w:val="en-US"/>
+        </w:rPr>
+        <w:t>.4</w:t>
+      </w:r>
+      <w:r>
+        <w:rPr>
+          <w:rFonts w:ascii="Times New Roman" w:hAnsi="Times New Roman" w:eastAsia="Times New Roman" w:cs="Times New Roman"/>
+          <w:b/>
+          <w:bCs/>
+          <w:sz w:val="24"/>
+          <w:szCs w:val="24"/>
+          <w:rtl w:val="0"/>
+        </w:rPr>
+        <w:t xml:space="preserve"> </w:t>
+      </w:r>
+      <w:r>
+        <w:rPr>
+          <w:rFonts w:hint="default" w:ascii="Times New Roman" w:hAnsi="Times New Roman" w:eastAsia="Times New Roman" w:cs="Times New Roman"/>
+          <w:b/>
+          <w:bCs/>
+          <w:sz w:val="24"/>
+          <w:szCs w:val="24"/>
+          <w:rtl w:val="0"/>
+          <w:lang w:val="en-US"/>
+        </w:rPr>
+        <w:t>Khi nào dùng Stack?</w:t>
+      </w:r>
+    </w:p>
+    <w:p>
+      <w:pPr>
+        <w:numPr>
+          <w:ilvl w:val="0"/>
+          <w:numId w:val="0"/>
+        </w:numPr>
+        <w:spacing w:before="220" w:after="200"/>
+        <w:ind w:left="720" w:leftChars="0" w:firstLine="720" w:firstLineChars="0"/>
+        <w:rPr>
+          <w:rFonts w:hint="default" w:ascii="Times New Roman" w:hAnsi="Times New Roman" w:eastAsia="Times New Roman" w:cs="Times New Roman"/>
+          <w:sz w:val="24"/>
+          <w:szCs w:val="24"/>
+          <w:lang w:val="en-US"/>
+        </w:rPr>
+      </w:pPr>
+      <w:r>
+        <w:rPr>
+          <w:rFonts w:hint="default" w:ascii="Times New Roman" w:hAnsi="Times New Roman" w:eastAsia="Times New Roman" w:cs="Times New Roman"/>
+          <w:sz w:val="24"/>
+          <w:szCs w:val="24"/>
+          <w:lang w:val="en-US"/>
+        </w:rPr>
+        <w:t>- DFS</w:t>
+      </w:r>
+    </w:p>
+    <w:p>
+      <w:pPr>
+        <w:numPr>
+          <w:ilvl w:val="0"/>
+          <w:numId w:val="0"/>
+        </w:numPr>
+        <w:spacing w:before="220" w:after="200"/>
+        <w:ind w:left="720" w:leftChars="0" w:firstLine="720" w:firstLineChars="0"/>
+        <w:rPr>
+          <w:rFonts w:hint="default" w:ascii="Times New Roman" w:hAnsi="Times New Roman" w:eastAsia="Times New Roman" w:cs="Times New Roman"/>
+          <w:sz w:val="24"/>
+          <w:szCs w:val="24"/>
+          <w:lang w:val="en-US"/>
+        </w:rPr>
+      </w:pPr>
+      <w:r>
+        <w:rPr>
+          <w:rFonts w:hint="default" w:ascii="Times New Roman" w:hAnsi="Times New Roman" w:eastAsia="Times New Roman" w:cs="Times New Roman"/>
+          <w:sz w:val="24"/>
+          <w:szCs w:val="24"/>
+          <w:lang w:val="en-US"/>
+        </w:rPr>
+        <w:t>- Call Stack</w:t>
+      </w:r>
+    </w:p>
+    <w:p>
+      <w:pPr>
+        <w:numPr>
+          <w:ilvl w:val="0"/>
+          <w:numId w:val="0"/>
+        </w:numPr>
+        <w:spacing w:before="220" w:after="200"/>
+        <w:ind w:left="720" w:leftChars="0" w:firstLine="720" w:firstLineChars="0"/>
+        <w:rPr>
+          <w:rFonts w:hint="default" w:ascii="Times New Roman" w:hAnsi="Times New Roman" w:eastAsia="Times New Roman" w:cs="Times New Roman"/>
+          <w:sz w:val="24"/>
+          <w:szCs w:val="24"/>
+          <w:lang w:val="en-US"/>
+        </w:rPr>
+      </w:pPr>
+      <w:r>
+        <w:rPr>
+          <w:rFonts w:hint="default" w:ascii="Times New Roman" w:hAnsi="Times New Roman" w:eastAsia="Times New Roman" w:cs="Times New Roman"/>
+          <w:sz w:val="24"/>
+          <w:szCs w:val="24"/>
+          <w:lang w:val="en-US"/>
+        </w:rPr>
+        <w:t>- Undo/Redo</w:t>
+      </w:r>
+    </w:p>
+    <w:p>
+      <w:pPr>
+        <w:numPr>
+          <w:ilvl w:val="0"/>
+          <w:numId w:val="0"/>
+        </w:numPr>
+        <w:spacing w:before="220" w:after="200"/>
+        <w:ind w:left="720" w:leftChars="0" w:firstLine="720" w:firstLineChars="0"/>
+        <w:rPr>
+          <w:rFonts w:hint="default" w:ascii="Times New Roman" w:hAnsi="Times New Roman" w:eastAsia="Times New Roman" w:cs="Times New Roman"/>
+          <w:sz w:val="24"/>
+          <w:szCs w:val="24"/>
+          <w:lang w:val="en-US"/>
+        </w:rPr>
+      </w:pPr>
+      <w:r>
+        <w:rPr>
+          <w:rFonts w:hint="default" w:ascii="Times New Roman" w:hAnsi="Times New Roman" w:eastAsia="Times New Roman" w:cs="Times New Roman"/>
+          <w:sz w:val="24"/>
+          <w:szCs w:val="24"/>
+          <w:lang w:val="en-US"/>
+        </w:rPr>
+        <w:t>- Browser history</w:t>
+      </w:r>
+    </w:p>
+    <w:p>
+      <w:pPr>
+        <w:numPr>
+          <w:ilvl w:val="0"/>
+          <w:numId w:val="0"/>
+        </w:numPr>
+        <w:spacing w:before="220" w:after="200"/>
+        <w:ind w:left="720" w:leftChars="0" w:firstLine="720" w:firstLineChars="0"/>
+        <w:rPr>
+          <w:rFonts w:hint="default" w:ascii="Times New Roman" w:hAnsi="Times New Roman" w:eastAsia="Times New Roman" w:cs="Times New Roman"/>
+          <w:sz w:val="24"/>
+          <w:szCs w:val="24"/>
+          <w:lang w:val="en-US"/>
+        </w:rPr>
+      </w:pPr>
+      <w:r>
+        <w:rPr>
+          <w:rFonts w:hint="default" w:ascii="Times New Roman" w:hAnsi="Times New Roman" w:eastAsia="Times New Roman" w:cs="Times New Roman"/>
+          <w:sz w:val="24"/>
+          <w:szCs w:val="24"/>
+          <w:lang w:val="en-US"/>
+        </w:rPr>
+        <w:t>- Parse Exception</w:t>
+      </w:r>
+    </w:p>
+    <w:p>
+      <w:pPr>
+        <w:numPr>
+          <w:ilvl w:val="0"/>
+          <w:numId w:val="0"/>
+        </w:numPr>
+        <w:spacing w:before="220" w:after="200"/>
+        <w:ind w:left="720" w:leftChars="0" w:firstLine="720" w:firstLineChars="0"/>
+        <w:rPr>
+          <w:rFonts w:hint="default" w:ascii="Times New Roman" w:hAnsi="Times New Roman" w:eastAsia="Times New Roman" w:cs="Times New Roman"/>
+          <w:sz w:val="24"/>
+          <w:szCs w:val="24"/>
+          <w:lang w:val="en-US"/>
+        </w:rPr>
+      </w:pPr>
+      <w:r>
+        <w:rPr>
+          <w:rFonts w:hint="default" w:ascii="Times New Roman" w:hAnsi="Times New Roman" w:eastAsia="Times New Roman" w:cs="Times New Roman"/>
+          <w:sz w:val="24"/>
+          <w:szCs w:val="24"/>
+          <w:lang w:val="en-US"/>
+        </w:rPr>
+        <w:t>- Kiểm tra dấu ngoặc</w:t>
+      </w:r>
+    </w:p>
+    <w:p>
+      <w:pPr>
+        <w:numPr>
+          <w:ilvl w:val="0"/>
+          <w:numId w:val="0"/>
+        </w:numPr>
+        <w:spacing w:before="220" w:after="200"/>
+        <w:ind w:left="720" w:leftChars="0" w:firstLine="720" w:firstLineChars="0"/>
+        <w:rPr>
+          <w:rFonts w:hint="default" w:ascii="Times New Roman" w:hAnsi="Times New Roman" w:eastAsia="Times New Roman" w:cs="Times New Roman"/>
+          <w:sz w:val="24"/>
+          <w:szCs w:val="24"/>
+          <w:lang w:val="en-US"/>
+        </w:rPr>
+      </w:pPr>
+    </w:p>
+    <w:p>
+      <w:pPr>
+        <w:spacing w:before="220" w:after="200"/>
+        <w:ind w:left="0" w:firstLine="720" w:firstLineChars="0"/>
+        <w:rPr>
+          <w:rFonts w:hint="default" w:ascii="Times New Roman" w:hAnsi="Times New Roman" w:eastAsia="Times New Roman" w:cs="Times New Roman"/>
+          <w:b/>
+          <w:bCs/>
+          <w:sz w:val="24"/>
+          <w:szCs w:val="24"/>
+          <w:rtl w:val="0"/>
+          <w:lang w:val="en-US"/>
+        </w:rPr>
+      </w:pPr>
+      <w:r>
+        <w:rPr>
+          <w:rFonts w:hint="default" w:ascii="Times New Roman" w:hAnsi="Times New Roman" w:eastAsia="Times New Roman" w:cs="Times New Roman"/>
+          <w:b/>
+          <w:bCs/>
+          <w:sz w:val="24"/>
+          <w:szCs w:val="24"/>
+          <w:rtl w:val="0"/>
+          <w:lang w:val="en-US"/>
+        </w:rPr>
+        <w:t>7</w:t>
+      </w:r>
+      <w:r>
+        <w:rPr>
+          <w:rFonts w:ascii="Times New Roman" w:hAnsi="Times New Roman" w:eastAsia="Times New Roman" w:cs="Times New Roman"/>
+          <w:b/>
+          <w:bCs/>
+          <w:sz w:val="24"/>
+          <w:szCs w:val="24"/>
+          <w:rtl w:val="0"/>
+        </w:rPr>
+        <w:t>.9</w:t>
+      </w:r>
+      <w:r>
+        <w:rPr>
+          <w:rFonts w:hint="default" w:ascii="Times New Roman" w:hAnsi="Times New Roman" w:eastAsia="Times New Roman" w:cs="Times New Roman"/>
+          <w:b/>
+          <w:bCs/>
+          <w:sz w:val="24"/>
+          <w:szCs w:val="24"/>
+          <w:rtl w:val="0"/>
+          <w:lang w:val="en-US"/>
+        </w:rPr>
+        <w:t>.5</w:t>
+      </w:r>
+      <w:r>
+        <w:rPr>
+          <w:rFonts w:ascii="Times New Roman" w:hAnsi="Times New Roman" w:eastAsia="Times New Roman" w:cs="Times New Roman"/>
+          <w:b/>
+          <w:bCs/>
+          <w:sz w:val="24"/>
+          <w:szCs w:val="24"/>
+          <w:rtl w:val="0"/>
+        </w:rPr>
+        <w:t xml:space="preserve"> </w:t>
+      </w:r>
+      <w:r>
+        <w:rPr>
+          <w:rFonts w:hint="default" w:ascii="Times New Roman" w:hAnsi="Times New Roman" w:eastAsia="Times New Roman" w:cs="Times New Roman"/>
+          <w:b/>
+          <w:bCs/>
+          <w:sz w:val="24"/>
+          <w:szCs w:val="24"/>
+          <w:rtl w:val="0"/>
+          <w:lang w:val="en-US"/>
+        </w:rPr>
+        <w:t>DFS dùng stack hay queue?</w:t>
+      </w:r>
+    </w:p>
+    <w:p>
+      <w:pPr>
+        <w:ind w:left="720" w:leftChars="0" w:firstLine="720" w:firstLineChars="0"/>
+        <w:rPr>
+          <w:rFonts w:hint="default" w:ascii="Times New Roman" w:hAnsi="Times New Roman" w:eastAsia="Times New Roman" w:cs="Times New Roman"/>
+          <w:sz w:val="24"/>
+          <w:szCs w:val="24"/>
+          <w:lang w:val="en-US"/>
+        </w:rPr>
+      </w:pPr>
+      <w:r>
+        <w:rPr>
+          <w:rFonts w:hint="default" w:ascii="Times New Roman" w:hAnsi="Times New Roman" w:eastAsia="Times New Roman" w:cs="Times New Roman"/>
+          <w:sz w:val="24"/>
+          <w:szCs w:val="24"/>
+          <w:lang w:val="en-US"/>
+        </w:rPr>
+        <w:t>- DFS dùng Stack</w:t>
+      </w:r>
+    </w:p>
+    <w:p>
+      <w:pPr>
+        <w:ind w:left="720" w:leftChars="0" w:firstLine="720" w:firstLineChars="0"/>
+        <w:rPr>
+          <w:rFonts w:hint="default" w:ascii="Times New Roman" w:hAnsi="Times New Roman" w:eastAsia="Times New Roman" w:cs="Times New Roman"/>
+          <w:sz w:val="24"/>
+          <w:szCs w:val="24"/>
+          <w:lang w:val="en-US"/>
+        </w:rPr>
+      </w:pPr>
+      <w:r>
+        <w:rPr>
+          <w:rFonts w:hint="default" w:ascii="Times New Roman" w:hAnsi="Times New Roman" w:eastAsia="Times New Roman" w:cs="Times New Roman"/>
+          <w:sz w:val="24"/>
+          <w:szCs w:val="24"/>
+          <w:lang w:val="en-US"/>
+        </w:rPr>
+        <w:t>- BFS dùng Queue</w:t>
+      </w:r>
+    </w:p>
+    <w:p>
+      <w:pPr>
+        <w:spacing w:before="220" w:after="200"/>
+        <w:ind w:left="0" w:firstLine="720" w:firstLineChars="0"/>
+        <w:rPr>
+          <w:rFonts w:hint="default" w:ascii="Times New Roman" w:hAnsi="Times New Roman" w:eastAsia="Times New Roman" w:cs="Times New Roman"/>
+          <w:b/>
+          <w:bCs/>
+          <w:sz w:val="24"/>
+          <w:szCs w:val="24"/>
+          <w:rtl w:val="0"/>
+          <w:lang w:val="en-US"/>
+        </w:rPr>
+      </w:pPr>
+      <w:r>
+        <w:rPr>
+          <w:rFonts w:hint="default" w:ascii="Times New Roman" w:hAnsi="Times New Roman" w:eastAsia="Times New Roman" w:cs="Times New Roman"/>
+          <w:b/>
+          <w:bCs/>
+          <w:sz w:val="24"/>
+          <w:szCs w:val="24"/>
+          <w:rtl w:val="0"/>
+          <w:lang w:val="en-US"/>
+        </w:rPr>
+        <w:t>7</w:t>
+      </w:r>
+      <w:r>
+        <w:rPr>
+          <w:rFonts w:ascii="Times New Roman" w:hAnsi="Times New Roman" w:eastAsia="Times New Roman" w:cs="Times New Roman"/>
+          <w:b/>
+          <w:bCs/>
+          <w:sz w:val="24"/>
+          <w:szCs w:val="24"/>
+          <w:rtl w:val="0"/>
+        </w:rPr>
+        <w:t>.9</w:t>
+      </w:r>
+      <w:r>
+        <w:rPr>
+          <w:rFonts w:hint="default" w:ascii="Times New Roman" w:hAnsi="Times New Roman" w:eastAsia="Times New Roman" w:cs="Times New Roman"/>
+          <w:b/>
+          <w:bCs/>
+          <w:sz w:val="24"/>
+          <w:szCs w:val="24"/>
+          <w:rtl w:val="0"/>
+          <w:lang w:val="en-US"/>
+        </w:rPr>
+        <w:t>.6</w:t>
+      </w:r>
+      <w:r>
+        <w:rPr>
+          <w:rFonts w:ascii="Times New Roman" w:hAnsi="Times New Roman" w:eastAsia="Times New Roman" w:cs="Times New Roman"/>
+          <w:b/>
+          <w:bCs/>
+          <w:sz w:val="24"/>
+          <w:szCs w:val="24"/>
+          <w:rtl w:val="0"/>
+        </w:rPr>
+        <w:t xml:space="preserve"> </w:t>
+      </w:r>
+      <w:r>
+        <w:rPr>
+          <w:rFonts w:hint="default" w:ascii="Times New Roman" w:hAnsi="Times New Roman" w:eastAsia="Times New Roman" w:cs="Times New Roman"/>
+          <w:b/>
+          <w:bCs/>
+          <w:sz w:val="24"/>
+          <w:szCs w:val="24"/>
+          <w:rtl w:val="0"/>
+          <w:lang w:val="en-US"/>
+        </w:rPr>
+        <w:t>Call Stack của JVM  là gì?</w:t>
+      </w:r>
+    </w:p>
+    <w:p>
+      <w:pPr>
+        <w:ind w:left="720" w:leftChars="0" w:firstLine="720" w:firstLineChars="0"/>
+        <w:rPr>
+          <w:rFonts w:hint="default" w:ascii="Times New Roman" w:hAnsi="Times New Roman" w:eastAsia="Times New Roman" w:cs="Times New Roman"/>
+          <w:sz w:val="24"/>
+          <w:szCs w:val="24"/>
+          <w:lang w:val="en-US"/>
+        </w:rPr>
+      </w:pPr>
+      <w:r>
+        <w:rPr>
+          <w:rFonts w:hint="default" w:ascii="Times New Roman" w:hAnsi="Times New Roman" w:eastAsia="Times New Roman" w:cs="Times New Roman"/>
+          <w:sz w:val="24"/>
+          <w:szCs w:val="24"/>
+          <w:lang w:val="en-US"/>
+        </w:rPr>
+        <w:t xml:space="preserve">- </w:t>
+      </w:r>
+    </w:p>
+    <w:p>
+      <w:pPr>
+        <w:spacing w:before="220" w:after="200"/>
+        <w:ind w:left="0" w:firstLine="720" w:firstLineChars="0"/>
+        <w:rPr>
+          <w:rFonts w:hint="default" w:ascii="Times New Roman" w:hAnsi="Times New Roman" w:eastAsia="Times New Roman" w:cs="Times New Roman"/>
+          <w:b/>
+          <w:bCs/>
+          <w:sz w:val="24"/>
+          <w:szCs w:val="24"/>
+          <w:rtl w:val="0"/>
+          <w:lang w:val="en-US"/>
+        </w:rPr>
+      </w:pPr>
+      <w:r>
+        <w:rPr>
+          <w:rFonts w:hint="default" w:ascii="Times New Roman" w:hAnsi="Times New Roman" w:eastAsia="Times New Roman" w:cs="Times New Roman"/>
+          <w:b/>
+          <w:bCs/>
+          <w:sz w:val="24"/>
+          <w:szCs w:val="24"/>
+          <w:rtl w:val="0"/>
+          <w:lang w:val="en-US"/>
+        </w:rPr>
+        <w:t>7</w:t>
+      </w:r>
+      <w:r>
+        <w:rPr>
+          <w:rFonts w:ascii="Times New Roman" w:hAnsi="Times New Roman" w:eastAsia="Times New Roman" w:cs="Times New Roman"/>
+          <w:b/>
+          <w:bCs/>
+          <w:sz w:val="24"/>
+          <w:szCs w:val="24"/>
+          <w:rtl w:val="0"/>
+        </w:rPr>
+        <w:t>.9</w:t>
+      </w:r>
+      <w:r>
+        <w:rPr>
+          <w:rFonts w:hint="default" w:ascii="Times New Roman" w:hAnsi="Times New Roman" w:eastAsia="Times New Roman" w:cs="Times New Roman"/>
+          <w:b/>
+          <w:bCs/>
+          <w:sz w:val="24"/>
+          <w:szCs w:val="24"/>
+          <w:rtl w:val="0"/>
+          <w:lang w:val="en-US"/>
+        </w:rPr>
+        <w:t>.7 Stack Overflow là gì?</w:t>
+      </w:r>
+    </w:p>
+    <w:p>
+      <w:pPr>
+        <w:ind w:left="720" w:leftChars="0" w:firstLine="720" w:firstLineChars="0"/>
+        <w:rPr>
+          <w:rFonts w:hint="default" w:ascii="Times New Roman" w:hAnsi="Times New Roman" w:eastAsia="Times New Roman" w:cs="Times New Roman"/>
+          <w:sz w:val="24"/>
+          <w:szCs w:val="24"/>
+          <w:lang w:val="en-US"/>
+        </w:rPr>
+      </w:pPr>
+      <w:r>
+        <w:rPr>
+          <w:rFonts w:hint="default" w:ascii="Times New Roman" w:hAnsi="Times New Roman" w:eastAsia="Times New Roman" w:cs="Times New Roman"/>
+          <w:sz w:val="24"/>
+          <w:szCs w:val="24"/>
+          <w:lang w:val="en-US"/>
+        </w:rPr>
+        <w:t>-  Là khi Call Stack đầy.</w:t>
+      </w:r>
+    </w:p>
+    <w:p>
+      <w:pPr>
+        <w:ind w:left="720" w:leftChars="0" w:firstLine="720" w:firstLineChars="0"/>
+        <w:rPr>
+          <w:rFonts w:hint="default" w:ascii="Times New Roman" w:hAnsi="Times New Roman" w:eastAsia="Times New Roman" w:cs="Times New Roman"/>
+          <w:sz w:val="24"/>
+          <w:szCs w:val="24"/>
+          <w:lang w:val="en-US"/>
+        </w:rPr>
+      </w:pPr>
+      <w:r>
+        <w:rPr>
+          <w:rFonts w:hint="default" w:ascii="Times New Roman" w:hAnsi="Times New Roman" w:eastAsia="Times New Roman" w:cs="Times New Roman"/>
+          <w:sz w:val="24"/>
+          <w:szCs w:val="24"/>
+          <w:lang w:val="en-US"/>
+        </w:rPr>
+        <w:t>- Ví dụ: đệ quy func test() in test() -&gt; Không có điều kiện dừng</w:t>
+      </w:r>
+    </w:p>
+    <w:p>
+      <w:pPr>
+        <w:spacing w:before="220" w:after="200"/>
+        <w:ind w:left="0" w:firstLine="720" w:firstLineChars="0"/>
+        <w:rPr>
+          <w:rFonts w:hint="default" w:ascii="Times New Roman" w:hAnsi="Times New Roman" w:eastAsia="Times New Roman" w:cs="Times New Roman"/>
+          <w:b/>
+          <w:bCs/>
+          <w:sz w:val="24"/>
+          <w:szCs w:val="24"/>
+          <w:rtl w:val="0"/>
+          <w:lang w:val="en-US"/>
+        </w:rPr>
+      </w:pPr>
+      <w:r>
+        <w:rPr>
+          <w:rFonts w:hint="default" w:ascii="Times New Roman" w:hAnsi="Times New Roman" w:eastAsia="Times New Roman" w:cs="Times New Roman"/>
+          <w:b/>
+          <w:bCs/>
+          <w:sz w:val="24"/>
+          <w:szCs w:val="24"/>
+          <w:rtl w:val="0"/>
+          <w:lang w:val="en-US"/>
+        </w:rPr>
+        <w:t>7</w:t>
+      </w:r>
+      <w:r>
+        <w:rPr>
+          <w:rFonts w:ascii="Times New Roman" w:hAnsi="Times New Roman" w:eastAsia="Times New Roman" w:cs="Times New Roman"/>
+          <w:b/>
+          <w:bCs/>
+          <w:sz w:val="24"/>
+          <w:szCs w:val="24"/>
+          <w:rtl w:val="0"/>
+        </w:rPr>
+        <w:t>.9</w:t>
+      </w:r>
+      <w:r>
+        <w:rPr>
+          <w:rFonts w:hint="default" w:ascii="Times New Roman" w:hAnsi="Times New Roman" w:eastAsia="Times New Roman" w:cs="Times New Roman"/>
+          <w:b/>
+          <w:bCs/>
+          <w:sz w:val="24"/>
+          <w:szCs w:val="24"/>
+          <w:rtl w:val="0"/>
+          <w:lang w:val="en-US"/>
+        </w:rPr>
+        <w:t>.8 Stack Frame gồm những gì?</w:t>
+      </w:r>
+    </w:p>
+    <w:p>
+      <w:pPr>
+        <w:ind w:left="720" w:leftChars="0" w:firstLine="720" w:firstLineChars="0"/>
+        <w:rPr>
+          <w:rFonts w:hint="default" w:ascii="Times New Roman" w:hAnsi="Times New Roman" w:eastAsia="Times New Roman" w:cs="Times New Roman"/>
+          <w:sz w:val="24"/>
+          <w:szCs w:val="24"/>
+          <w:lang w:val="en-US"/>
+        </w:rPr>
+      </w:pPr>
+      <w:r>
+        <w:rPr>
+          <w:rFonts w:hint="default" w:ascii="Times New Roman" w:hAnsi="Times New Roman" w:eastAsia="Times New Roman" w:cs="Times New Roman"/>
+          <w:sz w:val="24"/>
+          <w:szCs w:val="24"/>
+          <w:lang w:val="en-US"/>
+        </w:rPr>
+        <w:t>-  Mỗi lần gọi method</w:t>
+      </w:r>
+    </w:p>
+    <w:p>
+      <w:pPr>
+        <w:ind w:left="720" w:leftChars="0" w:firstLine="720" w:firstLineChars="0"/>
+        <w:rPr>
+          <w:rFonts w:hint="default" w:ascii="Times New Roman" w:hAnsi="Times New Roman" w:eastAsia="Times New Roman" w:cs="Times New Roman"/>
+          <w:sz w:val="24"/>
+          <w:szCs w:val="24"/>
+          <w:lang w:val="en-US"/>
+        </w:rPr>
+      </w:pPr>
+      <w:r>
+        <w:rPr>
+          <w:rFonts w:hint="default" w:ascii="Times New Roman" w:hAnsi="Times New Roman" w:eastAsia="Times New Roman" w:cs="Times New Roman"/>
+          <w:sz w:val="24"/>
+          <w:szCs w:val="24"/>
+          <w:lang w:val="en-US"/>
+        </w:rPr>
+        <w:t>-  JVM tạo Stack Frame</w:t>
+      </w:r>
+    </w:p>
+    <w:p>
+      <w:pPr>
+        <w:ind w:left="1440" w:leftChars="0" w:firstLine="720" w:firstLineChars="0"/>
+        <w:rPr>
+          <w:rFonts w:hint="default" w:ascii="Times New Roman" w:hAnsi="Times New Roman" w:eastAsia="Times New Roman" w:cs="Times New Roman"/>
+          <w:sz w:val="24"/>
+          <w:szCs w:val="24"/>
+          <w:lang w:val="en-US"/>
+        </w:rPr>
+      </w:pPr>
+      <w:r>
+        <w:rPr>
+          <w:rFonts w:hint="default" w:ascii="Times New Roman" w:hAnsi="Times New Roman" w:eastAsia="Times New Roman" w:cs="Times New Roman"/>
+          <w:sz w:val="24"/>
+          <w:szCs w:val="24"/>
+          <w:lang w:val="en-US"/>
+        </w:rPr>
+        <w:t>- Local Variables</w:t>
+      </w:r>
+    </w:p>
+    <w:p>
+      <w:pPr>
+        <w:ind w:left="1440" w:leftChars="0" w:firstLine="720" w:firstLineChars="0"/>
+        <w:rPr>
+          <w:rFonts w:hint="default" w:ascii="Times New Roman" w:hAnsi="Times New Roman" w:eastAsia="Times New Roman" w:cs="Times New Roman"/>
+          <w:sz w:val="24"/>
+          <w:szCs w:val="24"/>
+          <w:lang w:val="en-US"/>
+        </w:rPr>
+      </w:pPr>
+      <w:r>
+        <w:rPr>
+          <w:rFonts w:hint="default" w:ascii="Times New Roman" w:hAnsi="Times New Roman" w:eastAsia="Times New Roman" w:cs="Times New Roman"/>
+          <w:sz w:val="24"/>
+          <w:szCs w:val="24"/>
+          <w:lang w:val="en-US"/>
+        </w:rPr>
+        <w:t>- Parameters</w:t>
+      </w:r>
+    </w:p>
+    <w:p>
+      <w:pPr>
+        <w:ind w:left="1440" w:leftChars="0" w:firstLine="720" w:firstLineChars="0"/>
+        <w:rPr>
+          <w:rFonts w:hint="default" w:ascii="Times New Roman" w:hAnsi="Times New Roman" w:eastAsia="Times New Roman" w:cs="Times New Roman"/>
+          <w:sz w:val="24"/>
+          <w:szCs w:val="24"/>
+          <w:lang w:val="en-US"/>
+        </w:rPr>
+      </w:pPr>
+      <w:r>
+        <w:rPr>
+          <w:rFonts w:hint="default" w:ascii="Times New Roman" w:hAnsi="Times New Roman" w:eastAsia="Times New Roman" w:cs="Times New Roman"/>
+          <w:sz w:val="24"/>
+          <w:szCs w:val="24"/>
+          <w:lang w:val="en-US"/>
+        </w:rPr>
+        <w:t>- Operand Stack</w:t>
+      </w:r>
+    </w:p>
+    <w:p>
+      <w:pPr>
+        <w:ind w:left="1440" w:leftChars="0" w:firstLine="720" w:firstLineChars="0"/>
+        <w:rPr>
+          <w:rFonts w:hint="default" w:ascii="Times New Roman" w:hAnsi="Times New Roman" w:eastAsia="Times New Roman" w:cs="Times New Roman"/>
+          <w:sz w:val="24"/>
+          <w:szCs w:val="24"/>
+          <w:lang w:val="en-US"/>
+        </w:rPr>
+      </w:pPr>
+      <w:r>
+        <w:rPr>
+          <w:rFonts w:hint="default" w:ascii="Times New Roman" w:hAnsi="Times New Roman" w:eastAsia="Times New Roman" w:cs="Times New Roman"/>
+          <w:sz w:val="24"/>
+          <w:szCs w:val="24"/>
+          <w:lang w:val="en-US"/>
+        </w:rPr>
+        <w:t>- Return address</w:t>
+      </w:r>
+    </w:p>
+    <w:p>
+      <w:pPr>
+        <w:ind w:left="1440" w:leftChars="0" w:firstLine="0" w:firstLineChars="0"/>
+        <w:rPr>
+          <w:rFonts w:hint="default" w:ascii="Times New Roman" w:hAnsi="Times New Roman" w:eastAsia="Times New Roman" w:cs="Times New Roman"/>
+          <w:sz w:val="24"/>
+          <w:szCs w:val="24"/>
+          <w:lang w:val="en-US"/>
+        </w:rPr>
+      </w:pPr>
+      <w:r>
+        <w:rPr>
+          <w:rFonts w:hint="default" w:ascii="Times New Roman" w:hAnsi="Times New Roman" w:eastAsia="Times New Roman" w:cs="Times New Roman"/>
+          <w:sz w:val="24"/>
+          <w:szCs w:val="24"/>
+          <w:lang w:val="en-US"/>
+        </w:rPr>
+        <w:t>- Khi mà method kết thúc -&gt; Frame bị pop</w:t>
+      </w:r>
+    </w:p>
+    <w:p>
+      <w:pPr>
+        <w:ind w:left="720" w:leftChars="0" w:firstLine="0" w:firstLineChars="0"/>
+        <w:rPr>
+          <w:rFonts w:hint="default" w:ascii="Times New Roman" w:hAnsi="Times New Roman" w:eastAsia="Times New Roman" w:cs="Times New Roman"/>
+          <w:sz w:val="24"/>
+          <w:szCs w:val="24"/>
+          <w:lang w:val="en-US"/>
+        </w:rPr>
+      </w:pPr>
+    </w:p>
+    <w:p>
+      <w:pPr>
+        <w:spacing w:before="220" w:after="200"/>
+        <w:ind w:left="0" w:firstLine="720" w:firstLineChars="0"/>
+        <w:rPr>
+          <w:rFonts w:hint="default" w:ascii="Times New Roman" w:hAnsi="Times New Roman" w:eastAsia="Times New Roman" w:cs="Times New Roman"/>
+          <w:b/>
+          <w:bCs/>
+          <w:sz w:val="24"/>
+          <w:szCs w:val="24"/>
+          <w:rtl w:val="0"/>
+          <w:lang w:val="en-US"/>
+        </w:rPr>
+      </w:pPr>
+      <w:r>
+        <w:rPr>
+          <w:rFonts w:hint="default" w:ascii="Times New Roman" w:hAnsi="Times New Roman" w:eastAsia="Times New Roman" w:cs="Times New Roman"/>
+          <w:b/>
+          <w:bCs/>
+          <w:sz w:val="24"/>
+          <w:szCs w:val="24"/>
+          <w:rtl w:val="0"/>
+          <w:lang w:val="en-US"/>
+        </w:rPr>
+        <w:t>7</w:t>
+      </w:r>
+      <w:r>
+        <w:rPr>
+          <w:rFonts w:ascii="Times New Roman" w:hAnsi="Times New Roman" w:eastAsia="Times New Roman" w:cs="Times New Roman"/>
+          <w:b/>
+          <w:bCs/>
+          <w:sz w:val="24"/>
+          <w:szCs w:val="24"/>
+          <w:rtl w:val="0"/>
+        </w:rPr>
+        <w:t>.9</w:t>
+      </w:r>
+      <w:r>
+        <w:rPr>
+          <w:rFonts w:hint="default" w:ascii="Times New Roman" w:hAnsi="Times New Roman" w:eastAsia="Times New Roman" w:cs="Times New Roman"/>
+          <w:b/>
+          <w:bCs/>
+          <w:sz w:val="24"/>
+          <w:szCs w:val="24"/>
+          <w:rtl w:val="0"/>
+          <w:lang w:val="en-US"/>
+        </w:rPr>
+        <w:t>.9 Vì sao Recursion dùng Stack?</w:t>
+      </w:r>
+    </w:p>
+    <w:p>
+      <w:pPr>
+        <w:pStyle w:val="10"/>
+        <w:keepNext w:val="0"/>
+        <w:keepLines w:val="0"/>
+        <w:widowControl/>
+        <w:suppressLineNumbers w:val="0"/>
+        <w:spacing w:before="0" w:beforeAutospacing="1" w:after="0" w:afterAutospacing="1"/>
+        <w:ind w:left="720" w:leftChars="0" w:right="0" w:firstLine="720" w:firstLineChars="0"/>
+      </w:pPr>
+      <w:r>
+        <w:t>Mỗi lần gọi</w:t>
+      </w:r>
+    </w:p>
+    <w:p>
+      <w:pPr>
+        <w:pStyle w:val="10"/>
+        <w:keepNext w:val="0"/>
+        <w:keepLines w:val="0"/>
+        <w:widowControl/>
+        <w:suppressLineNumbers w:val="0"/>
+        <w:ind w:left="720" w:leftChars="0" w:firstLine="720" w:firstLineChars="0"/>
+      </w:pPr>
+      <w:r>
+        <w:t>↓</w:t>
+      </w:r>
+    </w:p>
+    <w:p>
+      <w:pPr>
+        <w:pStyle w:val="10"/>
+        <w:keepNext w:val="0"/>
+        <w:keepLines w:val="0"/>
+        <w:widowControl/>
+        <w:suppressLineNumbers w:val="0"/>
+        <w:ind w:left="720" w:leftChars="0" w:firstLine="720" w:firstLineChars="0"/>
+      </w:pPr>
+      <w:r>
+        <w:t>JVM push thêm Stack Frame.</w:t>
+      </w:r>
+    </w:p>
+    <w:p>
+      <w:pPr>
+        <w:spacing w:before="220" w:after="200"/>
+        <w:ind w:left="0" w:firstLine="720" w:firstLineChars="0"/>
+        <w:rPr>
+          <w:rFonts w:hint="default" w:ascii="Times New Roman" w:hAnsi="Times New Roman" w:eastAsia="Times New Roman" w:cs="Times New Roman"/>
+          <w:b/>
+          <w:bCs/>
+          <w:sz w:val="24"/>
+          <w:szCs w:val="24"/>
+          <w:rtl w:val="0"/>
+          <w:lang w:val="en-US"/>
+        </w:rPr>
+      </w:pPr>
+      <w:r>
+        <w:rPr>
+          <w:rFonts w:hint="default" w:ascii="Times New Roman" w:hAnsi="Times New Roman" w:eastAsia="Times New Roman" w:cs="Times New Roman"/>
+          <w:b/>
+          <w:bCs/>
+          <w:sz w:val="24"/>
+          <w:szCs w:val="24"/>
+          <w:rtl w:val="0"/>
+          <w:lang w:val="en-US"/>
+        </w:rPr>
+        <w:t>7</w:t>
+      </w:r>
+      <w:r>
+        <w:rPr>
+          <w:rFonts w:ascii="Times New Roman" w:hAnsi="Times New Roman" w:eastAsia="Times New Roman" w:cs="Times New Roman"/>
+          <w:b/>
+          <w:bCs/>
+          <w:sz w:val="24"/>
+          <w:szCs w:val="24"/>
+          <w:rtl w:val="0"/>
+        </w:rPr>
+        <w:t>.9</w:t>
+      </w:r>
+      <w:r>
+        <w:rPr>
+          <w:rFonts w:hint="default" w:ascii="Times New Roman" w:hAnsi="Times New Roman" w:eastAsia="Times New Roman" w:cs="Times New Roman"/>
+          <w:b/>
+          <w:bCs/>
+          <w:sz w:val="24"/>
+          <w:szCs w:val="24"/>
+          <w:rtl w:val="0"/>
+          <w:lang w:val="en-US"/>
+        </w:rPr>
+        <w:t>.10 Vì sao Recursion gây lỗi?</w:t>
+      </w:r>
+    </w:p>
+    <w:p>
+      <w:pPr>
+        <w:pStyle w:val="10"/>
+        <w:keepNext w:val="0"/>
+        <w:keepLines w:val="0"/>
+        <w:widowControl/>
+        <w:suppressLineNumbers w:val="0"/>
+        <w:spacing w:before="0" w:beforeAutospacing="1" w:after="0" w:afterAutospacing="1"/>
+        <w:ind w:left="720" w:leftChars="0" w:right="0" w:firstLine="720" w:firstLineChars="0"/>
+      </w:pPr>
+      <w:r>
+        <w:t>Khi:</w:t>
+      </w:r>
+    </w:p>
+    <w:p>
+      <w:pPr>
+        <w:keepNext w:val="0"/>
+        <w:keepLines w:val="0"/>
+        <w:widowControl/>
+        <w:numPr>
+          <w:ilvl w:val="0"/>
+          <w:numId w:val="12"/>
+        </w:numPr>
+        <w:suppressLineNumbers w:val="0"/>
+        <w:tabs>
+          <w:tab w:val="left" w:pos="720"/>
+          <w:tab w:val="clear" w:pos="1140"/>
+        </w:tabs>
+        <w:spacing w:before="0" w:beforeAutospacing="1" w:after="0" w:afterAutospacing="1"/>
+        <w:ind w:left="1980" w:leftChars="0" w:hanging="360"/>
+      </w:pPr>
+      <w:r>
+        <w:t xml:space="preserve">gọi quá sâu </w:t>
+      </w:r>
+    </w:p>
+    <w:p>
+      <w:pPr>
+        <w:keepNext w:val="0"/>
+        <w:keepLines w:val="0"/>
+        <w:widowControl/>
+        <w:numPr>
+          <w:ilvl w:val="0"/>
+          <w:numId w:val="12"/>
+        </w:numPr>
+        <w:suppressLineNumbers w:val="0"/>
+        <w:tabs>
+          <w:tab w:val="left" w:pos="720"/>
+          <w:tab w:val="clear" w:pos="1140"/>
+        </w:tabs>
+        <w:spacing w:before="0" w:beforeAutospacing="1" w:after="0" w:afterAutospacing="1"/>
+        <w:ind w:left="1980" w:leftChars="0" w:hanging="360"/>
+      </w:pPr>
+      <w:r>
+        <w:t>không có điều kiện dừng</w:t>
+      </w:r>
+    </w:p>
+    <w:p>
+      <w:pPr>
+        <w:keepNext w:val="0"/>
+        <w:keepLines w:val="0"/>
+        <w:widowControl/>
+        <w:numPr>
+          <w:ilvl w:val="0"/>
+          <w:numId w:val="12"/>
+        </w:numPr>
+        <w:suppressLineNumbers w:val="0"/>
+        <w:tabs>
+          <w:tab w:val="left" w:pos="720"/>
+          <w:tab w:val="clear" w:pos="1140"/>
+        </w:tabs>
+        <w:spacing w:before="0" w:beforeAutospacing="1" w:after="0" w:afterAutospacing="1"/>
+        <w:ind w:left="1980" w:leftChars="0" w:hanging="360"/>
+      </w:pPr>
+      <w:r>
+        <w:rPr>
+          <w:rFonts w:hint="default"/>
+          <w:lang w:val="en-US"/>
+        </w:rPr>
+        <w:t>-&gt; Stackoverflow</w:t>
+      </w:r>
+    </w:p>
+    <w:p>
+      <w:pPr>
+        <w:spacing w:before="220" w:after="200"/>
+        <w:ind w:left="0" w:firstLine="720" w:firstLineChars="0"/>
+        <w:rPr>
+          <w:rFonts w:hint="default" w:ascii="Times New Roman" w:hAnsi="Times New Roman" w:eastAsia="Times New Roman" w:cs="Times New Roman"/>
+          <w:b/>
+          <w:bCs/>
+          <w:sz w:val="24"/>
+          <w:szCs w:val="24"/>
+          <w:rtl w:val="0"/>
+          <w:lang w:val="en-US"/>
+        </w:rPr>
+      </w:pPr>
+      <w:r>
+        <w:rPr>
+          <w:rFonts w:hint="default" w:ascii="Times New Roman" w:hAnsi="Times New Roman" w:eastAsia="Times New Roman" w:cs="Times New Roman"/>
+          <w:b/>
+          <w:bCs/>
+          <w:sz w:val="24"/>
+          <w:szCs w:val="24"/>
+          <w:rtl w:val="0"/>
+          <w:lang w:val="en-US"/>
+        </w:rPr>
+        <w:t>7</w:t>
+      </w:r>
+      <w:r>
+        <w:rPr>
+          <w:rFonts w:ascii="Times New Roman" w:hAnsi="Times New Roman" w:eastAsia="Times New Roman" w:cs="Times New Roman"/>
+          <w:b/>
+          <w:bCs/>
+          <w:sz w:val="24"/>
+          <w:szCs w:val="24"/>
+          <w:rtl w:val="0"/>
+        </w:rPr>
+        <w:t>.9</w:t>
+      </w:r>
+      <w:r>
+        <w:rPr>
+          <w:rFonts w:hint="default" w:ascii="Times New Roman" w:hAnsi="Times New Roman" w:eastAsia="Times New Roman" w:cs="Times New Roman"/>
+          <w:b/>
+          <w:bCs/>
+          <w:sz w:val="24"/>
+          <w:szCs w:val="24"/>
+          <w:rtl w:val="0"/>
+          <w:lang w:val="en-US"/>
+        </w:rPr>
+        <w:t>.11 Stack lưu ở đâu?</w:t>
+      </w:r>
+    </w:p>
+    <w:p>
+      <w:pPr>
+        <w:pStyle w:val="10"/>
+        <w:keepNext w:val="0"/>
+        <w:keepLines w:val="0"/>
+        <w:widowControl/>
+        <w:suppressLineNumbers w:val="0"/>
+        <w:spacing w:before="0" w:beforeAutospacing="1" w:after="0" w:afterAutospacing="1"/>
+        <w:ind w:left="720" w:leftChars="0" w:right="0" w:firstLine="720" w:firstLineChars="0"/>
+      </w:pPr>
+      <w:r>
+        <w:t>Trong JVM</w:t>
+      </w:r>
+    </w:p>
+    <w:p>
+      <w:pPr>
+        <w:pStyle w:val="10"/>
+        <w:keepNext w:val="0"/>
+        <w:keepLines w:val="0"/>
+        <w:widowControl/>
+        <w:suppressLineNumbers w:val="0"/>
+        <w:ind w:left="720" w:leftChars="0" w:firstLine="720" w:firstLineChars="0"/>
+      </w:pPr>
+      <w:r>
+        <w:t>Có:</w:t>
+      </w:r>
+    </w:p>
+    <w:p>
+      <w:pPr>
+        <w:keepNext w:val="0"/>
+        <w:keepLines w:val="0"/>
+        <w:widowControl/>
+        <w:numPr>
+          <w:ilvl w:val="0"/>
+          <w:numId w:val="13"/>
+        </w:numPr>
+        <w:suppressLineNumbers w:val="0"/>
+        <w:spacing w:before="0" w:beforeAutospacing="1" w:after="0" w:afterAutospacing="1"/>
+        <w:ind w:left="1560" w:leftChars="0" w:hanging="360"/>
+      </w:pPr>
+      <w:r>
+        <w:t xml:space="preserve">Stack Memory </w:t>
+      </w:r>
+    </w:p>
+    <w:p>
+      <w:pPr>
+        <w:keepNext w:val="0"/>
+        <w:keepLines w:val="0"/>
+        <w:widowControl/>
+        <w:numPr>
+          <w:ilvl w:val="0"/>
+          <w:numId w:val="13"/>
+        </w:numPr>
+        <w:suppressLineNumbers w:val="0"/>
+        <w:spacing w:before="0" w:beforeAutospacing="1" w:after="0" w:afterAutospacing="1"/>
+        <w:ind w:left="1560" w:leftChars="0" w:hanging="360"/>
+      </w:pPr>
+      <w:r>
+        <w:t xml:space="preserve">Heap Memory </w:t>
+      </w:r>
+    </w:p>
+    <w:p>
+      <w:pPr>
+        <w:pStyle w:val="10"/>
+        <w:keepNext w:val="0"/>
+        <w:keepLines w:val="0"/>
+        <w:widowControl/>
+        <w:suppressLineNumbers w:val="0"/>
+        <w:ind w:left="720" w:leftChars="0" w:firstLine="720" w:firstLineChars="0"/>
+      </w:pPr>
+      <w:r>
+        <w:t>Stack lưu</w:t>
+      </w:r>
+    </w:p>
+    <w:p>
+      <w:pPr>
+        <w:keepNext w:val="0"/>
+        <w:keepLines w:val="0"/>
+        <w:widowControl/>
+        <w:numPr>
+          <w:ilvl w:val="0"/>
+          <w:numId w:val="14"/>
+        </w:numPr>
+        <w:suppressLineNumbers w:val="0"/>
+        <w:spacing w:before="0" w:beforeAutospacing="1" w:after="0" w:afterAutospacing="1"/>
+        <w:ind w:left="1560" w:leftChars="0" w:hanging="360"/>
+      </w:pPr>
+      <w:r>
+        <w:t xml:space="preserve">Local Variable </w:t>
+      </w:r>
+    </w:p>
+    <w:p>
+      <w:pPr>
+        <w:keepNext w:val="0"/>
+        <w:keepLines w:val="0"/>
+        <w:widowControl/>
+        <w:numPr>
+          <w:ilvl w:val="0"/>
+          <w:numId w:val="14"/>
+        </w:numPr>
+        <w:suppressLineNumbers w:val="0"/>
+        <w:spacing w:before="0" w:beforeAutospacing="1" w:after="0" w:afterAutospacing="1"/>
+        <w:ind w:left="1560" w:leftChars="0" w:hanging="360"/>
+      </w:pPr>
+      <w:r>
+        <w:t xml:space="preserve">Method Call </w:t>
+      </w:r>
+    </w:p>
+    <w:p>
+      <w:pPr>
+        <w:pStyle w:val="10"/>
+        <w:keepNext w:val="0"/>
+        <w:keepLines w:val="0"/>
+        <w:widowControl/>
+        <w:suppressLineNumbers w:val="0"/>
+        <w:ind w:left="720" w:leftChars="0" w:firstLine="720" w:firstLineChars="0"/>
+      </w:pPr>
+      <w:r>
+        <w:t>Heap lưu</w:t>
+      </w:r>
+    </w:p>
+    <w:p>
+      <w:pPr>
+        <w:keepNext w:val="0"/>
+        <w:keepLines w:val="0"/>
+        <w:widowControl/>
+        <w:numPr>
+          <w:ilvl w:val="0"/>
+          <w:numId w:val="15"/>
+        </w:numPr>
+        <w:suppressLineNumbers w:val="0"/>
+        <w:spacing w:before="0" w:beforeAutospacing="1" w:after="0" w:afterAutospacing="1"/>
+        <w:ind w:left="1560" w:leftChars="0" w:hanging="360"/>
+      </w:pPr>
+      <w:r>
+        <w:t xml:space="preserve">Object </w:t>
+      </w:r>
+    </w:p>
+    <w:p>
+      <w:pPr>
+        <w:keepNext w:val="0"/>
+        <w:keepLines w:val="0"/>
+        <w:widowControl/>
+        <w:numPr>
+          <w:ilvl w:val="0"/>
+          <w:numId w:val="15"/>
+        </w:numPr>
+        <w:suppressLineNumbers w:val="0"/>
+        <w:spacing w:before="0" w:beforeAutospacing="1" w:after="0" w:afterAutospacing="1"/>
+        <w:ind w:left="1560" w:leftChars="0" w:hanging="360"/>
+      </w:pPr>
+      <w:r>
+        <w:t>Array</w:t>
+      </w:r>
+    </w:p>
+    <w:p>
+      <w:pPr>
+        <w:spacing w:before="220" w:after="200"/>
+        <w:ind w:left="0" w:firstLine="720" w:firstLineChars="0"/>
+        <w:rPr>
+          <w:rFonts w:hint="default" w:ascii="Times New Roman" w:hAnsi="Times New Roman" w:eastAsia="Times New Roman" w:cs="Times New Roman"/>
+          <w:b/>
+          <w:bCs/>
+          <w:sz w:val="24"/>
+          <w:szCs w:val="24"/>
+          <w:rtl w:val="0"/>
+          <w:lang w:val="en-US"/>
+        </w:rPr>
+      </w:pPr>
+      <w:r>
+        <w:rPr>
+          <w:rFonts w:hint="default" w:ascii="Times New Roman" w:hAnsi="Times New Roman" w:eastAsia="Times New Roman" w:cs="Times New Roman"/>
+          <w:b/>
+          <w:bCs/>
+          <w:sz w:val="24"/>
+          <w:szCs w:val="24"/>
+          <w:rtl w:val="0"/>
+          <w:lang w:val="en-US"/>
+        </w:rPr>
+        <w:t>7</w:t>
+      </w:r>
+      <w:r>
+        <w:rPr>
+          <w:rFonts w:ascii="Times New Roman" w:hAnsi="Times New Roman" w:eastAsia="Times New Roman" w:cs="Times New Roman"/>
+          <w:b/>
+          <w:bCs/>
+          <w:sz w:val="24"/>
+          <w:szCs w:val="24"/>
+          <w:rtl w:val="0"/>
+        </w:rPr>
+        <w:t>.9</w:t>
+      </w:r>
+      <w:r>
+        <w:rPr>
+          <w:rFonts w:hint="default" w:ascii="Times New Roman" w:hAnsi="Times New Roman" w:eastAsia="Times New Roman" w:cs="Times New Roman"/>
+          <w:b/>
+          <w:bCs/>
+          <w:sz w:val="24"/>
+          <w:szCs w:val="24"/>
+          <w:rtl w:val="0"/>
+          <w:lang w:val="en-US"/>
+        </w:rPr>
+        <w:t>.12 Vì sao array khuyến nghị dùng ArrayDeque thay stack?</w:t>
+      </w:r>
+    </w:p>
+    <w:p>
+      <w:pPr>
+        <w:pStyle w:val="10"/>
+        <w:keepNext w:val="0"/>
+        <w:keepLines w:val="0"/>
+        <w:widowControl/>
+        <w:suppressLineNumbers w:val="0"/>
+        <w:spacing w:before="0" w:beforeAutospacing="1" w:after="0" w:afterAutospacing="1"/>
+        <w:ind w:left="720" w:leftChars="0" w:right="0" w:firstLine="720" w:firstLineChars="0"/>
+        <w:rPr>
+          <w:rFonts w:hint="default"/>
+          <w:lang w:val="en-US"/>
+        </w:rPr>
+      </w:pPr>
+      <w:r>
+        <w:rPr>
+          <w:rFonts w:hint="default"/>
+          <w:lang w:val="en-US"/>
+        </w:rPr>
+        <w:t>- Stack kế thừa vector nên mọi thao tác đều synchronized</w:t>
+      </w:r>
+    </w:p>
+    <w:p>
+      <w:pPr>
+        <w:pStyle w:val="10"/>
+        <w:keepNext w:val="0"/>
+        <w:keepLines w:val="0"/>
+        <w:widowControl/>
+        <w:suppressLineNumbers w:val="0"/>
+        <w:spacing w:before="0" w:beforeAutospacing="1" w:after="0" w:afterAutospacing="1"/>
+        <w:ind w:left="720" w:leftChars="0" w:right="0" w:firstLine="720" w:firstLineChars="0"/>
+        <w:rPr>
+          <w:rFonts w:hint="default"/>
+          <w:lang w:val="en-US"/>
+        </w:rPr>
+      </w:pPr>
+      <w:r>
+        <w:rPr>
+          <w:rFonts w:hint="default"/>
+          <w:lang w:val="en-US"/>
+        </w:rPr>
+        <w:t>Tạo chi phí đồng bộ  không cần thiết trong môi trường đơn luồng.</w:t>
+      </w:r>
+    </w:p>
+    <w:p>
+      <w:pPr>
+        <w:pStyle w:val="10"/>
+        <w:keepNext w:val="0"/>
+        <w:keepLines w:val="0"/>
+        <w:widowControl/>
+        <w:suppressLineNumbers w:val="0"/>
+        <w:spacing w:before="0" w:beforeAutospacing="1" w:after="0" w:afterAutospacing="1"/>
+        <w:ind w:left="720" w:leftChars="0" w:right="0" w:firstLine="720" w:firstLineChars="0"/>
+        <w:rPr>
+          <w:rFonts w:hint="default"/>
+          <w:lang w:val="en-US"/>
+        </w:rPr>
+      </w:pPr>
+      <w:r>
+        <w:rPr>
+          <w:rFonts w:hint="default"/>
+          <w:lang w:val="en-US"/>
+        </w:rPr>
+        <w:t>- ArrayDeque không có chi phí này nên thường nhanh hơn và được khuyến nghị</w:t>
+      </w:r>
+    </w:p>
+    <w:p>
+      <w:pPr>
+        <w:spacing w:before="220" w:after="200"/>
+        <w:ind w:left="0" w:firstLine="720" w:firstLineChars="0"/>
+        <w:rPr>
+          <w:rFonts w:hint="default" w:ascii="Times New Roman" w:hAnsi="Times New Roman" w:eastAsia="Times New Roman" w:cs="Times New Roman"/>
+          <w:b/>
+          <w:bCs/>
+          <w:sz w:val="24"/>
+          <w:szCs w:val="24"/>
+          <w:rtl w:val="0"/>
+          <w:lang w:val="en-US"/>
+        </w:rPr>
+      </w:pPr>
+      <w:r>
+        <w:rPr>
+          <w:rFonts w:hint="default" w:ascii="Times New Roman" w:hAnsi="Times New Roman" w:eastAsia="Times New Roman" w:cs="Times New Roman"/>
+          <w:b/>
+          <w:bCs/>
+          <w:sz w:val="24"/>
+          <w:szCs w:val="24"/>
+          <w:rtl w:val="0"/>
+          <w:lang w:val="en-US"/>
+        </w:rPr>
+        <w:t>7</w:t>
+      </w:r>
+      <w:r>
+        <w:rPr>
+          <w:rFonts w:ascii="Times New Roman" w:hAnsi="Times New Roman" w:eastAsia="Times New Roman" w:cs="Times New Roman"/>
+          <w:b/>
+          <w:bCs/>
+          <w:sz w:val="24"/>
+          <w:szCs w:val="24"/>
+          <w:rtl w:val="0"/>
+        </w:rPr>
+        <w:t>.9</w:t>
+      </w:r>
+      <w:r>
+        <w:rPr>
+          <w:rFonts w:hint="default" w:ascii="Times New Roman" w:hAnsi="Times New Roman" w:eastAsia="Times New Roman" w:cs="Times New Roman"/>
+          <w:b/>
+          <w:bCs/>
+          <w:sz w:val="24"/>
+          <w:szCs w:val="24"/>
+          <w:rtl w:val="0"/>
+          <w:lang w:val="en-US"/>
+        </w:rPr>
+        <w:t>.13  Đệ quy có luôn tốt hơn dùng stack không?</w:t>
+      </w:r>
+    </w:p>
+    <w:p>
+      <w:pPr>
+        <w:pStyle w:val="10"/>
+        <w:keepNext w:val="0"/>
+        <w:keepLines w:val="0"/>
+        <w:widowControl/>
+        <w:suppressLineNumbers w:val="0"/>
+        <w:spacing w:before="0" w:beforeAutospacing="1" w:after="0" w:afterAutospacing="1"/>
+        <w:ind w:left="720" w:leftChars="0" w:right="0" w:firstLine="720" w:firstLineChars="0"/>
+        <w:rPr>
+          <w:rFonts w:hint="default"/>
+          <w:lang w:val="en-US"/>
+        </w:rPr>
+      </w:pPr>
+      <w:r>
+        <w:rPr>
+          <w:rFonts w:hint="default"/>
+          <w:lang w:val="en-US"/>
+        </w:rPr>
+        <w:t>Không</w:t>
+      </w:r>
+    </w:p>
+    <w:p>
+      <w:pPr>
+        <w:pStyle w:val="10"/>
+        <w:keepNext w:val="0"/>
+        <w:keepLines w:val="0"/>
+        <w:widowControl/>
+        <w:suppressLineNumbers w:val="0"/>
+        <w:spacing w:before="0" w:beforeAutospacing="1" w:after="0" w:afterAutospacing="1"/>
+        <w:ind w:left="720" w:leftChars="0" w:right="0" w:firstLine="720" w:firstLineChars="0"/>
+        <w:rPr>
+          <w:rFonts w:hint="default"/>
+          <w:lang w:val="en-US"/>
+        </w:rPr>
+      </w:pPr>
+      <w:r>
+        <w:rPr>
+          <w:rFonts w:hint="default"/>
+          <w:lang w:val="en-US"/>
+        </w:rPr>
+        <w:t>- Đệ quy giúp code nhanh gọn dễ đọc</w:t>
+      </w:r>
+    </w:p>
+    <w:p>
+      <w:pPr>
+        <w:pStyle w:val="10"/>
+        <w:keepNext w:val="0"/>
+        <w:keepLines w:val="0"/>
+        <w:widowControl/>
+        <w:suppressLineNumbers w:val="0"/>
+        <w:spacing w:before="0" w:beforeAutospacing="1" w:after="0" w:afterAutospacing="1"/>
+        <w:ind w:left="720" w:leftChars="0" w:right="0" w:firstLine="720" w:firstLineChars="0"/>
+        <w:rPr>
+          <w:rFonts w:hint="default"/>
+          <w:lang w:val="en-US"/>
+        </w:rPr>
+      </w:pPr>
+      <w:r>
+        <w:rPr>
+          <w:rFonts w:hint="default"/>
+          <w:lang w:val="en-US"/>
+        </w:rPr>
+        <w:t>- Nhưng gọi quá sâu đệ quy dễ gây ra StackOverFlowError.</w:t>
+      </w:r>
+    </w:p>
+    <w:p>
+      <w:pPr>
+        <w:pStyle w:val="10"/>
+        <w:keepNext w:val="0"/>
+        <w:keepLines w:val="0"/>
+        <w:widowControl/>
+        <w:suppressLineNumbers w:val="0"/>
+        <w:spacing w:before="0" w:beforeAutospacing="1" w:after="0" w:afterAutospacing="1"/>
+        <w:ind w:left="720" w:leftChars="0" w:right="0" w:firstLine="720" w:firstLineChars="0"/>
+        <w:rPr>
+          <w:rFonts w:hint="default"/>
+          <w:lang w:val="en-US"/>
+        </w:rPr>
+      </w:pPr>
+      <w:r>
+        <w:rPr>
+          <w:rFonts w:hint="default"/>
+          <w:lang w:val="en-US"/>
+        </w:rPr>
+        <w:t>- Với dữ  liệu lớ và độ sâu không kiểm soát, dùng stack tường minh và an toàn hơn.</w:t>
+      </w:r>
+    </w:p>
+    <w:p>
+      <w:pPr>
+        <w:spacing w:before="220" w:after="200"/>
+        <w:ind w:left="0" w:firstLine="720" w:firstLineChars="0"/>
+        <w:rPr>
+          <w:rFonts w:hint="default" w:ascii="Times New Roman" w:hAnsi="Times New Roman" w:eastAsia="Times New Roman" w:cs="Times New Roman"/>
+          <w:b/>
+          <w:bCs/>
+          <w:sz w:val="24"/>
+          <w:szCs w:val="24"/>
+          <w:rtl w:val="0"/>
+          <w:lang w:val="en-US"/>
+        </w:rPr>
+      </w:pPr>
+      <w:r>
+        <w:rPr>
+          <w:rFonts w:hint="default" w:ascii="Times New Roman" w:hAnsi="Times New Roman" w:eastAsia="Times New Roman" w:cs="Times New Roman"/>
+          <w:b/>
+          <w:bCs/>
+          <w:sz w:val="24"/>
+          <w:szCs w:val="24"/>
+          <w:rtl w:val="0"/>
+          <w:lang w:val="en-US"/>
+        </w:rPr>
+        <w:t>7</w:t>
+      </w:r>
+      <w:r>
+        <w:rPr>
+          <w:rFonts w:ascii="Times New Roman" w:hAnsi="Times New Roman" w:eastAsia="Times New Roman" w:cs="Times New Roman"/>
+          <w:b/>
+          <w:bCs/>
+          <w:sz w:val="24"/>
+          <w:szCs w:val="24"/>
+          <w:rtl w:val="0"/>
+        </w:rPr>
+        <w:t>.9</w:t>
+      </w:r>
+      <w:r>
+        <w:rPr>
+          <w:rFonts w:hint="default" w:ascii="Times New Roman" w:hAnsi="Times New Roman" w:eastAsia="Times New Roman" w:cs="Times New Roman"/>
+          <w:b/>
+          <w:bCs/>
+          <w:sz w:val="24"/>
+          <w:szCs w:val="24"/>
+          <w:rtl w:val="0"/>
+          <w:lang w:val="en-US"/>
+        </w:rPr>
+        <w:t>.14  Có thể dùng stack để duyệt tree không?</w:t>
+      </w:r>
+    </w:p>
+    <w:p>
+      <w:pPr>
+        <w:pStyle w:val="10"/>
+        <w:keepNext w:val="0"/>
+        <w:keepLines w:val="0"/>
+        <w:widowControl/>
+        <w:suppressLineNumbers w:val="0"/>
+        <w:spacing w:before="0" w:beforeAutospacing="1" w:after="0" w:afterAutospacing="1"/>
+        <w:ind w:left="720" w:leftChars="0" w:right="0" w:firstLine="720" w:firstLineChars="0"/>
+        <w:rPr>
+          <w:rFonts w:hint="default"/>
+          <w:lang w:val="en-US"/>
+        </w:rPr>
+      </w:pPr>
+      <w:r>
+        <w:rPr>
+          <w:rFonts w:hint="default"/>
+          <w:lang w:val="en-US"/>
+        </w:rPr>
+        <w:t>Có</w:t>
+      </w:r>
+    </w:p>
+    <w:p>
+      <w:pPr>
+        <w:pStyle w:val="10"/>
+        <w:keepNext w:val="0"/>
+        <w:keepLines w:val="0"/>
+        <w:widowControl/>
+        <w:suppressLineNumbers w:val="0"/>
+        <w:spacing w:before="0" w:beforeAutospacing="1" w:after="0" w:afterAutospacing="1"/>
+        <w:ind w:left="720" w:leftChars="0" w:right="0" w:firstLine="720" w:firstLineChars="0"/>
+        <w:rPr>
+          <w:rFonts w:hint="default"/>
+          <w:lang w:val="en-US"/>
+        </w:rPr>
+      </w:pPr>
+      <w:r>
+        <w:rPr>
+          <w:rFonts w:hint="default"/>
+          <w:lang w:val="en-US"/>
+        </w:rPr>
+        <w:t>- DFS có thể cài theo 2 cách</w:t>
+      </w:r>
+    </w:p>
+    <w:p>
+      <w:pPr>
+        <w:pStyle w:val="10"/>
+        <w:keepNext w:val="0"/>
+        <w:keepLines w:val="0"/>
+        <w:widowControl/>
+        <w:suppressLineNumbers w:val="0"/>
+        <w:spacing w:before="0" w:beforeAutospacing="1" w:after="0" w:afterAutospacing="1"/>
+        <w:ind w:left="1440" w:leftChars="0" w:right="0" w:firstLine="720" w:firstLineChars="0"/>
+        <w:rPr>
+          <w:rFonts w:hint="default"/>
+          <w:lang w:val="en-US"/>
+        </w:rPr>
+      </w:pPr>
+      <w:r>
+        <w:rPr>
+          <w:rFonts w:hint="default"/>
+          <w:lang w:val="en-US"/>
+        </w:rPr>
+        <w:t>- Đệ quy</w:t>
+      </w:r>
+    </w:p>
+    <w:p>
+      <w:pPr>
+        <w:pStyle w:val="10"/>
+        <w:keepNext w:val="0"/>
+        <w:keepLines w:val="0"/>
+        <w:widowControl/>
+        <w:suppressLineNumbers w:val="0"/>
+        <w:spacing w:before="0" w:beforeAutospacing="1" w:after="0" w:afterAutospacing="1"/>
+        <w:ind w:left="1440" w:leftChars="0" w:right="0" w:firstLine="720" w:firstLineChars="0"/>
+        <w:rPr>
+          <w:rFonts w:hint="default"/>
+          <w:lang w:val="en-US"/>
+        </w:rPr>
+      </w:pPr>
+      <w:r>
+        <w:rPr>
+          <w:rFonts w:hint="default"/>
+          <w:lang w:val="en-US"/>
+        </w:rPr>
+        <w:t>- Dùng Stack/Deque để quản lý Node cần duyệt</w:t>
+      </w:r>
+    </w:p>
+    <w:p>
+      <w:pPr>
+        <w:spacing w:before="220" w:after="200"/>
+        <w:ind w:left="0" w:firstLine="720" w:firstLineChars="0"/>
+        <w:rPr>
+          <w:rFonts w:hint="default" w:ascii="Times New Roman" w:hAnsi="Times New Roman" w:eastAsia="Times New Roman" w:cs="Times New Roman"/>
+          <w:b/>
+          <w:bCs/>
+          <w:sz w:val="24"/>
+          <w:szCs w:val="24"/>
+          <w:rtl w:val="0"/>
+          <w:lang w:val="en-US"/>
+        </w:rPr>
+      </w:pPr>
+      <w:r>
+        <w:rPr>
+          <w:rFonts w:hint="default" w:ascii="Times New Roman" w:hAnsi="Times New Roman" w:eastAsia="Times New Roman" w:cs="Times New Roman"/>
+          <w:b/>
+          <w:bCs/>
+          <w:sz w:val="24"/>
+          <w:szCs w:val="24"/>
+          <w:rtl w:val="0"/>
+          <w:lang w:val="en-US"/>
+        </w:rPr>
+        <w:t>7</w:t>
+      </w:r>
+      <w:r>
+        <w:rPr>
+          <w:rFonts w:ascii="Times New Roman" w:hAnsi="Times New Roman" w:eastAsia="Times New Roman" w:cs="Times New Roman"/>
+          <w:b/>
+          <w:bCs/>
+          <w:sz w:val="24"/>
+          <w:szCs w:val="24"/>
+          <w:rtl w:val="0"/>
+        </w:rPr>
+        <w:t>.9</w:t>
+      </w:r>
+      <w:r>
+        <w:rPr>
+          <w:rFonts w:hint="default" w:ascii="Times New Roman" w:hAnsi="Times New Roman" w:eastAsia="Times New Roman" w:cs="Times New Roman"/>
+          <w:b/>
+          <w:bCs/>
+          <w:sz w:val="24"/>
+          <w:szCs w:val="24"/>
+          <w:rtl w:val="0"/>
+          <w:lang w:val="en-US"/>
+        </w:rPr>
+        <w:t>.15  Vì sao Stack chỉ có O(1)?</w:t>
+      </w:r>
+    </w:p>
+    <w:p>
+      <w:pPr>
+        <w:pStyle w:val="10"/>
+        <w:keepNext w:val="0"/>
+        <w:keepLines w:val="0"/>
+        <w:widowControl/>
+        <w:suppressLineNumbers w:val="0"/>
+        <w:spacing w:before="0" w:beforeAutospacing="1" w:after="0" w:afterAutospacing="1"/>
+        <w:ind w:left="1440" w:leftChars="0" w:right="0" w:firstLine="0" w:firstLineChars="0"/>
+        <w:rPr>
+          <w:rFonts w:hint="default"/>
+          <w:lang w:val="en-US"/>
+        </w:rPr>
+      </w:pPr>
+      <w:r>
+        <w:rPr>
+          <w:rFonts w:hint="default"/>
+          <w:lang w:val="en-US"/>
+        </w:rPr>
+        <w:t>- Vì mọi thao tác push() , Pop() , Peek() đều diễn ra ở Top</w:t>
+      </w:r>
+    </w:p>
+    <w:p>
+      <w:pPr>
+        <w:pStyle w:val="10"/>
+        <w:keepNext w:val="0"/>
+        <w:keepLines w:val="0"/>
+        <w:widowControl/>
+        <w:suppressLineNumbers w:val="0"/>
+        <w:spacing w:before="0" w:beforeAutospacing="1" w:after="0" w:afterAutospacing="1"/>
+        <w:ind w:left="1440" w:leftChars="0" w:right="0" w:firstLine="0" w:firstLineChars="0"/>
+        <w:rPr>
+          <w:rFonts w:hint="default"/>
+          <w:lang w:val="en-US"/>
+        </w:rPr>
+      </w:pPr>
+      <w:r>
+        <w:rPr>
+          <w:rFonts w:hint="default"/>
+          <w:lang w:val="en-US"/>
+        </w:rPr>
+        <w:t>Không cần duyệt qua phần tử khác.</w:t>
+      </w:r>
+    </w:p>
+    <w:p>
+      <w:pPr>
+        <w:pStyle w:val="10"/>
+        <w:keepNext w:val="0"/>
+        <w:keepLines w:val="0"/>
+        <w:widowControl/>
+        <w:suppressLineNumbers w:val="0"/>
+        <w:spacing w:before="0" w:beforeAutospacing="1" w:after="0" w:afterAutospacing="1"/>
+        <w:ind w:left="1440" w:leftChars="0" w:right="0" w:firstLine="0" w:firstLineChars="0"/>
+        <w:rPr>
+          <w:rFonts w:hint="default"/>
+          <w:lang w:val="en-US"/>
+        </w:rPr>
+      </w:pPr>
+      <w:r>
+        <w:rPr>
+          <w:rFonts w:hint="default"/>
+          <w:lang w:val="en-US"/>
+        </w:rPr>
+        <w:t>- Do đó thời gian thực hiện không phụ thuộc vào số lượng phần tử trong stack</w:t>
+      </w:r>
+    </w:p>
+    <w:p>
+      <w:pPr>
+        <w:pStyle w:val="3"/>
+        <w:keepNext w:val="0"/>
+        <w:keepLines w:val="0"/>
+        <w:spacing w:after="80"/>
+        <w:rPr>
+          <w:rFonts w:hint="default" w:ascii="Times New Roman" w:hAnsi="Times New Roman" w:eastAsia="Times New Roman" w:cs="Times New Roman"/>
+          <w:sz w:val="28"/>
+          <w:szCs w:val="28"/>
+          <w:lang w:val="en-US"/>
+        </w:rPr>
+      </w:pPr>
+      <w:r>
+        <w:rPr>
+          <w:rFonts w:hint="default" w:ascii="Times New Roman" w:hAnsi="Times New Roman" w:eastAsia="Times New Roman" w:cs="Times New Roman"/>
+          <w:b/>
+          <w:bCs/>
+          <w:color w:val="4F81BD"/>
+          <w:sz w:val="28"/>
+          <w:szCs w:val="28"/>
+          <w:rtl w:val="0"/>
+          <w:lang w:val="en-US"/>
+        </w:rPr>
+        <w:t>8</w:t>
+      </w:r>
+      <w:r>
+        <w:rPr>
+          <w:rFonts w:ascii="Times New Roman" w:hAnsi="Times New Roman" w:eastAsia="Times New Roman" w:cs="Times New Roman"/>
+          <w:b/>
+          <w:bCs/>
+          <w:color w:val="4F81BD"/>
+          <w:sz w:val="28"/>
+          <w:szCs w:val="28"/>
+          <w:rtl w:val="0"/>
+        </w:rPr>
+        <w:t xml:space="preserve">. </w:t>
+      </w:r>
+      <w:r>
+        <w:rPr>
+          <w:rFonts w:hint="default" w:ascii="Times New Roman" w:hAnsi="Times New Roman" w:eastAsia="Times New Roman" w:cs="Times New Roman"/>
+          <w:b/>
+          <w:bCs/>
+          <w:color w:val="4F81BD"/>
+          <w:sz w:val="28"/>
+          <w:szCs w:val="28"/>
+          <w:rtl w:val="0"/>
+          <w:lang w:val="en-US"/>
+        </w:rPr>
+        <w:t>Graph</w:t>
+      </w:r>
+    </w:p>
+    <w:p>
+      <w:pPr>
+        <w:spacing w:before="220" w:after="200"/>
+        <w:rPr>
+          <w:rFonts w:ascii="Times New Roman" w:hAnsi="Times New Roman" w:eastAsia="Times New Roman" w:cs="Times New Roman"/>
+          <w:b/>
+          <w:bCs/>
+          <w:sz w:val="24"/>
+          <w:szCs w:val="24"/>
+        </w:rPr>
+      </w:pPr>
+      <w:r>
+        <w:rPr>
+          <w:rFonts w:hint="default" w:ascii="Times New Roman" w:hAnsi="Times New Roman" w:eastAsia="Times New Roman" w:cs="Times New Roman"/>
+          <w:sz w:val="24"/>
+          <w:szCs w:val="24"/>
+          <w:rtl w:val="0"/>
+          <w:lang w:val="en-US"/>
+        </w:rPr>
+        <w:t>8</w:t>
+      </w:r>
+      <w:r>
+        <w:rPr>
+          <w:rFonts w:ascii="Times New Roman" w:hAnsi="Times New Roman" w:eastAsia="Times New Roman" w:cs="Times New Roman"/>
+          <w:sz w:val="24"/>
+          <w:szCs w:val="24"/>
+          <w:rtl w:val="0"/>
+        </w:rPr>
+        <w:t xml:space="preserve">.1 </w:t>
+      </w:r>
+      <w:r>
+        <w:rPr>
+          <w:rFonts w:ascii="Times New Roman" w:hAnsi="Times New Roman" w:eastAsia="Times New Roman" w:cs="Times New Roman"/>
+          <w:b/>
+          <w:bCs/>
+          <w:sz w:val="24"/>
+          <w:szCs w:val="24"/>
+          <w:rtl w:val="0"/>
+        </w:rPr>
+        <w:t>What is it?</w:t>
+      </w:r>
+    </w:p>
+    <w:p>
+      <w:pPr>
+        <w:numPr>
+          <w:ilvl w:val="0"/>
+          <w:numId w:val="1"/>
+        </w:numPr>
+        <w:spacing w:before="220" w:after="200"/>
+        <w:ind w:left="720" w:hanging="360"/>
+        <w:rPr>
+          <w:rFonts w:ascii="Times New Roman" w:hAnsi="Times New Roman" w:eastAsia="Times New Roman" w:cs="Times New Roman"/>
+          <w:sz w:val="24"/>
+          <w:szCs w:val="24"/>
+        </w:rPr>
+      </w:pPr>
+      <w:r>
+        <w:rPr>
+          <w:rFonts w:hint="default" w:ascii="Times New Roman" w:hAnsi="Times New Roman" w:eastAsia="Times New Roman" w:cs="Times New Roman"/>
+          <w:sz w:val="24"/>
+          <w:szCs w:val="24"/>
+          <w:lang w:val="en-US"/>
+        </w:rPr>
+        <w:t xml:space="preserve">Graph là cấu trúc dữ liệu dùng để biểu diễn mối quan hệ giữa các đối tượng </w:t>
+      </w:r>
+    </w:p>
+    <w:p>
+      <w:pPr>
+        <w:numPr>
+          <w:ilvl w:val="0"/>
+          <w:numId w:val="1"/>
+        </w:numPr>
+        <w:spacing w:before="220" w:after="200"/>
+        <w:ind w:left="720" w:hanging="360"/>
+        <w:rPr>
+          <w:rFonts w:ascii="Times New Roman" w:hAnsi="Times New Roman" w:eastAsia="Times New Roman" w:cs="Times New Roman"/>
+          <w:sz w:val="24"/>
+          <w:szCs w:val="24"/>
+        </w:rPr>
+      </w:pPr>
+      <w:r>
+        <w:rPr>
+          <w:rFonts w:hint="default" w:ascii="Times New Roman" w:hAnsi="Times New Roman" w:eastAsia="Times New Roman" w:cs="Times New Roman"/>
+          <w:sz w:val="24"/>
+          <w:szCs w:val="24"/>
+          <w:lang w:val="en-US"/>
+        </w:rPr>
+        <w:t>Graph bao gồm:</w:t>
+      </w:r>
+    </w:p>
+    <w:p>
+      <w:pPr>
+        <w:numPr>
+          <w:ilvl w:val="1"/>
+          <w:numId w:val="1"/>
+        </w:numPr>
+        <w:spacing w:before="220" w:after="200"/>
+        <w:ind w:left="1440" w:leftChars="0" w:hanging="360" w:firstLineChars="0"/>
+        <w:rPr>
+          <w:rFonts w:ascii="Times New Roman" w:hAnsi="Times New Roman" w:eastAsia="Times New Roman" w:cs="Times New Roman"/>
+          <w:sz w:val="24"/>
+          <w:szCs w:val="24"/>
+        </w:rPr>
+      </w:pPr>
+      <w:r>
+        <w:rPr>
+          <w:rFonts w:hint="default" w:ascii="Times New Roman" w:hAnsi="Times New Roman" w:eastAsia="Times New Roman" w:cs="Times New Roman"/>
+          <w:sz w:val="24"/>
+          <w:szCs w:val="24"/>
+          <w:lang w:val="en-US"/>
+        </w:rPr>
+        <w:t>Verter(Node): Đỉnh</w:t>
+      </w:r>
+    </w:p>
+    <w:p>
+      <w:pPr>
+        <w:numPr>
+          <w:ilvl w:val="1"/>
+          <w:numId w:val="1"/>
+        </w:numPr>
+        <w:spacing w:before="220" w:after="200"/>
+        <w:ind w:left="1440" w:leftChars="0" w:hanging="360" w:firstLineChars="0"/>
+        <w:rPr>
+          <w:rFonts w:ascii="Times New Roman" w:hAnsi="Times New Roman" w:eastAsia="Times New Roman" w:cs="Times New Roman"/>
+          <w:sz w:val="24"/>
+          <w:szCs w:val="24"/>
+        </w:rPr>
+      </w:pPr>
+      <w:r>
+        <w:rPr>
+          <w:rFonts w:hint="default" w:ascii="Times New Roman" w:hAnsi="Times New Roman" w:eastAsia="Times New Roman" w:cs="Times New Roman"/>
+          <w:sz w:val="24"/>
+          <w:szCs w:val="24"/>
+          <w:lang w:val="en-US"/>
+        </w:rPr>
+        <w:t>Edge: Cạnh nối các đỉnh</w:t>
+      </w:r>
+    </w:p>
+    <w:p>
+      <w:pPr>
+        <w:spacing w:before="220" w:after="200"/>
+        <w:rPr>
+          <w:rFonts w:ascii="Times New Roman" w:hAnsi="Times New Roman" w:eastAsia="Times New Roman" w:cs="Times New Roman"/>
+          <w:b/>
+          <w:bCs/>
+          <w:sz w:val="24"/>
+          <w:szCs w:val="24"/>
+        </w:rPr>
+      </w:pPr>
+      <w:r>
+        <w:rPr>
+          <w:rFonts w:hint="default" w:ascii="Times New Roman" w:hAnsi="Times New Roman" w:eastAsia="Times New Roman" w:cs="Times New Roman"/>
+          <w:b/>
+          <w:bCs/>
+          <w:sz w:val="24"/>
+          <w:szCs w:val="24"/>
+          <w:rtl w:val="0"/>
+          <w:lang w:val="en-US"/>
+        </w:rPr>
+        <w:t>8.</w:t>
+      </w:r>
+      <w:r>
+        <w:rPr>
+          <w:rFonts w:ascii="Times New Roman" w:hAnsi="Times New Roman" w:eastAsia="Times New Roman" w:cs="Times New Roman"/>
+          <w:b/>
+          <w:bCs/>
+          <w:sz w:val="24"/>
+          <w:szCs w:val="24"/>
+          <w:rtl w:val="0"/>
+        </w:rPr>
+        <w:t>2 Why do we need it?</w:t>
+      </w:r>
+    </w:p>
+    <w:p>
+      <w:pPr>
+        <w:numPr>
+          <w:ilvl w:val="1"/>
+          <w:numId w:val="2"/>
+        </w:numPr>
+        <w:spacing w:before="220" w:after="200"/>
+        <w:ind w:left="1440" w:leftChars="0" w:hanging="360" w:firstLineChars="0"/>
+        <w:rPr>
+          <w:rFonts w:ascii="Times New Roman" w:hAnsi="Times New Roman" w:eastAsia="Times New Roman" w:cs="Times New Roman"/>
+          <w:sz w:val="24"/>
+          <w:szCs w:val="24"/>
+        </w:rPr>
+      </w:pPr>
+      <w:r>
+        <w:rPr>
+          <w:rFonts w:hint="default" w:ascii="Times New Roman" w:hAnsi="Times New Roman" w:eastAsia="Times New Roman" w:cs="Times New Roman"/>
+          <w:sz w:val="24"/>
+          <w:szCs w:val="24"/>
+          <w:lang w:val="en-US"/>
+        </w:rPr>
+        <w:t>Tree chỉ mô tả mối quan hệ cha con</w:t>
+      </w:r>
+    </w:p>
+    <w:p>
+      <w:pPr>
+        <w:numPr>
+          <w:ilvl w:val="1"/>
+          <w:numId w:val="2"/>
+        </w:numPr>
+        <w:spacing w:before="220" w:after="200"/>
+        <w:ind w:left="1440" w:leftChars="0" w:hanging="360" w:firstLineChars="0"/>
+        <w:rPr>
+          <w:rFonts w:ascii="Times New Roman" w:hAnsi="Times New Roman" w:eastAsia="Times New Roman" w:cs="Times New Roman"/>
+          <w:sz w:val="24"/>
+          <w:szCs w:val="24"/>
+        </w:rPr>
+      </w:pPr>
+      <w:r>
+        <w:rPr>
+          <w:rFonts w:hint="default" w:ascii="Times New Roman" w:hAnsi="Times New Roman" w:eastAsia="Times New Roman" w:cs="Times New Roman"/>
+          <w:sz w:val="24"/>
+          <w:szCs w:val="24"/>
+          <w:lang w:val="en-US"/>
+        </w:rPr>
+        <w:t>Graph mô tả tất cả các mối quan hệ</w:t>
+      </w:r>
+    </w:p>
+    <w:p>
+      <w:pPr>
+        <w:numPr>
+          <w:ilvl w:val="1"/>
+          <w:numId w:val="2"/>
+        </w:numPr>
+        <w:spacing w:before="220" w:after="200"/>
+        <w:ind w:left="1440" w:leftChars="0" w:hanging="360" w:firstLineChars="0"/>
+        <w:rPr>
+          <w:rFonts w:ascii="Times New Roman" w:hAnsi="Times New Roman" w:eastAsia="Times New Roman" w:cs="Times New Roman"/>
+          <w:sz w:val="24"/>
+          <w:szCs w:val="24"/>
+        </w:rPr>
+      </w:pPr>
+      <w:r>
+        <w:rPr>
+          <w:rFonts w:hint="default" w:ascii="Times New Roman" w:hAnsi="Times New Roman" w:eastAsia="Times New Roman" w:cs="Times New Roman"/>
+          <w:sz w:val="24"/>
+          <w:szCs w:val="24"/>
+          <w:lang w:val="en-US"/>
+        </w:rPr>
+        <w:t>Ví dụ:</w:t>
+      </w:r>
+    </w:p>
+    <w:p>
+      <w:pPr>
+        <w:numPr>
+          <w:ilvl w:val="2"/>
+          <w:numId w:val="2"/>
+        </w:numPr>
+        <w:spacing w:before="220" w:after="200"/>
+        <w:ind w:left="2160" w:leftChars="0" w:hanging="360" w:firstLineChars="0"/>
+        <w:rPr>
+          <w:rFonts w:ascii="Times New Roman" w:hAnsi="Times New Roman" w:eastAsia="Times New Roman" w:cs="Times New Roman"/>
+          <w:sz w:val="24"/>
+          <w:szCs w:val="24"/>
+        </w:rPr>
+      </w:pPr>
+      <w:r>
+        <w:rPr>
+          <w:rFonts w:hint="default" w:ascii="Times New Roman" w:hAnsi="Times New Roman" w:eastAsia="Times New Roman" w:cs="Times New Roman"/>
+          <w:sz w:val="24"/>
+          <w:szCs w:val="24"/>
+          <w:lang w:val="en-US"/>
+        </w:rPr>
+        <w:t>Facebook friend</w:t>
+      </w:r>
+    </w:p>
+    <w:p>
+      <w:pPr>
+        <w:numPr>
+          <w:ilvl w:val="2"/>
+          <w:numId w:val="2"/>
+        </w:numPr>
+        <w:spacing w:before="220" w:after="200"/>
+        <w:ind w:left="2160" w:leftChars="0" w:hanging="360" w:firstLineChars="0"/>
+        <w:rPr>
+          <w:rFonts w:ascii="Times New Roman" w:hAnsi="Times New Roman" w:eastAsia="Times New Roman" w:cs="Times New Roman"/>
+          <w:sz w:val="24"/>
+          <w:szCs w:val="24"/>
+        </w:rPr>
+      </w:pPr>
+      <w:r>
+        <w:rPr>
+          <w:rFonts w:hint="default" w:ascii="Times New Roman" w:hAnsi="Times New Roman" w:eastAsia="Times New Roman" w:cs="Times New Roman"/>
+          <w:sz w:val="24"/>
+          <w:szCs w:val="24"/>
+          <w:lang w:val="en-US"/>
+        </w:rPr>
+        <w:t>Google map</w:t>
+      </w:r>
+    </w:p>
+    <w:p>
+      <w:pPr>
+        <w:numPr>
+          <w:ilvl w:val="2"/>
+          <w:numId w:val="2"/>
+        </w:numPr>
+        <w:spacing w:before="220" w:after="200"/>
+        <w:ind w:left="2160" w:leftChars="0" w:hanging="360" w:firstLineChars="0"/>
+        <w:rPr>
+          <w:rFonts w:ascii="Times New Roman" w:hAnsi="Times New Roman" w:eastAsia="Times New Roman" w:cs="Times New Roman"/>
+          <w:sz w:val="24"/>
+          <w:szCs w:val="24"/>
+        </w:rPr>
+      </w:pPr>
+      <w:r>
+        <w:rPr>
+          <w:rFonts w:hint="default" w:ascii="Times New Roman" w:hAnsi="Times New Roman" w:eastAsia="Times New Roman" w:cs="Times New Roman"/>
+          <w:sz w:val="24"/>
+          <w:szCs w:val="24"/>
+          <w:lang w:val="en-US"/>
+        </w:rPr>
+        <w:t>Workflow engine</w:t>
+      </w:r>
+    </w:p>
+    <w:p>
+      <w:pPr>
+        <w:numPr>
+          <w:ilvl w:val="2"/>
+          <w:numId w:val="2"/>
+        </w:numPr>
+        <w:spacing w:before="220" w:after="200"/>
+        <w:ind w:left="2160" w:leftChars="0" w:hanging="360" w:firstLineChars="0"/>
+        <w:rPr>
+          <w:rFonts w:ascii="Times New Roman" w:hAnsi="Times New Roman" w:eastAsia="Times New Roman" w:cs="Times New Roman"/>
+          <w:sz w:val="24"/>
+          <w:szCs w:val="24"/>
+        </w:rPr>
+      </w:pPr>
+      <w:r>
+        <w:rPr>
+          <w:rFonts w:hint="default" w:ascii="Times New Roman" w:hAnsi="Times New Roman" w:eastAsia="Times New Roman" w:cs="Times New Roman"/>
+          <w:sz w:val="24"/>
+          <w:szCs w:val="24"/>
+          <w:lang w:val="en-US"/>
+        </w:rPr>
+        <w:t>Dependency giữa các service</w:t>
+      </w:r>
+    </w:p>
+    <w:p>
+      <w:pPr>
+        <w:spacing w:before="220" w:after="200"/>
+        <w:rPr>
+          <w:rFonts w:ascii="Times New Roman" w:hAnsi="Times New Roman" w:eastAsia="Times New Roman" w:cs="Times New Roman"/>
+          <w:b/>
+          <w:bCs/>
+          <w:sz w:val="24"/>
+          <w:szCs w:val="24"/>
+          <w:rtl w:val="0"/>
+        </w:rPr>
+      </w:pPr>
+      <w:r>
+        <w:rPr>
+          <w:rFonts w:hint="default" w:ascii="Times New Roman" w:hAnsi="Times New Roman" w:eastAsia="Times New Roman" w:cs="Times New Roman"/>
+          <w:b/>
+          <w:bCs/>
+          <w:sz w:val="24"/>
+          <w:szCs w:val="24"/>
+          <w:rtl w:val="0"/>
+          <w:lang w:val="en-US"/>
+        </w:rPr>
+        <w:t>8</w:t>
+      </w:r>
+      <w:r>
+        <w:rPr>
+          <w:rFonts w:ascii="Times New Roman" w:hAnsi="Times New Roman" w:eastAsia="Times New Roman" w:cs="Times New Roman"/>
+          <w:b/>
+          <w:bCs/>
+          <w:sz w:val="24"/>
+          <w:szCs w:val="24"/>
+          <w:rtl w:val="0"/>
+        </w:rPr>
+        <w:t xml:space="preserve">.3 Internal Structure: </w:t>
+      </w:r>
+    </w:p>
+    <w:p>
+      <w:pPr>
+        <w:numPr>
+          <w:ilvl w:val="0"/>
+          <w:numId w:val="2"/>
+        </w:numPr>
+        <w:spacing w:before="220" w:after="200"/>
+        <w:ind w:left="720" w:leftChars="0" w:hanging="360" w:firstLineChars="0"/>
+        <w:rPr>
+          <w:rFonts w:ascii="Times New Roman" w:hAnsi="Times New Roman" w:eastAsia="Times New Roman" w:cs="Times New Roman"/>
+          <w:sz w:val="24"/>
+          <w:szCs w:val="24"/>
+        </w:rPr>
+      </w:pPr>
+      <w:r>
+        <w:rPr>
+          <w:rFonts w:hint="default" w:ascii="Times New Roman" w:hAnsi="Times New Roman" w:eastAsia="Times New Roman" w:cs="Times New Roman"/>
+          <w:sz w:val="24"/>
+          <w:szCs w:val="24"/>
+          <w:lang w:val="en-US"/>
+        </w:rPr>
+        <w:t>Có  hai cách lưu phổ biến</w:t>
+      </w:r>
+    </w:p>
+    <w:p>
+      <w:pPr>
+        <w:numPr>
+          <w:ilvl w:val="1"/>
+          <w:numId w:val="2"/>
+        </w:numPr>
+        <w:spacing w:before="220" w:after="200"/>
+        <w:ind w:left="1440" w:leftChars="0" w:hanging="360" w:firstLineChars="0"/>
+        <w:rPr>
+          <w:rFonts w:ascii="Times New Roman" w:hAnsi="Times New Roman" w:eastAsia="Times New Roman" w:cs="Times New Roman"/>
+          <w:sz w:val="24"/>
+          <w:szCs w:val="24"/>
+        </w:rPr>
+      </w:pPr>
+      <w:r>
+        <w:rPr>
+          <w:rFonts w:hint="default" w:ascii="Times New Roman" w:hAnsi="Times New Roman" w:eastAsia="Times New Roman" w:cs="Times New Roman"/>
+          <w:sz w:val="24"/>
+          <w:szCs w:val="24"/>
+          <w:lang w:val="en-US"/>
+        </w:rPr>
+        <w:t>Adjacency List( Phổ biến nhất)</w:t>
+      </w:r>
+    </w:p>
+    <w:p>
+      <w:pPr>
+        <w:numPr>
+          <w:ilvl w:val="2"/>
+          <w:numId w:val="2"/>
+        </w:numPr>
+        <w:spacing w:before="220" w:after="200"/>
+        <w:ind w:left="2160" w:leftChars="0" w:hanging="360" w:firstLineChars="0"/>
+        <w:rPr>
+          <w:rFonts w:hint="default" w:ascii="Times New Roman" w:hAnsi="Times New Roman" w:eastAsia="Times New Roman" w:cs="Times New Roman"/>
+          <w:sz w:val="24"/>
+          <w:szCs w:val="24"/>
+        </w:rPr>
+      </w:pPr>
+      <w:r>
+        <w:rPr>
+          <w:rFonts w:hint="default" w:ascii="Times New Roman" w:hAnsi="Times New Roman" w:eastAsia="Times New Roman" w:cs="Times New Roman"/>
+          <w:sz w:val="24"/>
+          <w:szCs w:val="24"/>
+        </w:rPr>
+        <w:t>Map&lt;String, List&lt;String&gt;&gt; graph = new HashMap&lt;&gt;();</w:t>
+      </w:r>
+    </w:p>
+    <w:p>
+      <w:pPr>
+        <w:numPr>
+          <w:ilvl w:val="2"/>
+          <w:numId w:val="2"/>
+        </w:numPr>
+        <w:spacing w:before="220" w:after="200"/>
+        <w:ind w:left="2160" w:leftChars="0" w:hanging="360" w:firstLineChars="0"/>
+        <w:rPr>
+          <w:rFonts w:hint="default" w:ascii="Times New Roman" w:hAnsi="Times New Roman" w:eastAsia="Times New Roman" w:cs="Times New Roman"/>
+          <w:sz w:val="24"/>
+          <w:szCs w:val="24"/>
+        </w:rPr>
+      </w:pPr>
+      <w:r>
+        <w:rPr>
+          <w:rFonts w:hint="default" w:ascii="Times New Roman" w:hAnsi="Times New Roman" w:eastAsia="Times New Roman" w:cs="Times New Roman"/>
+          <w:sz w:val="24"/>
+          <w:szCs w:val="24"/>
+        </w:rPr>
+        <w:t>graph.put("A", List.of("B","C"));</w:t>
+      </w:r>
+    </w:p>
+    <w:p>
+      <w:pPr>
+        <w:numPr>
+          <w:ilvl w:val="2"/>
+          <w:numId w:val="2"/>
+        </w:numPr>
+        <w:spacing w:before="220" w:after="200"/>
+        <w:ind w:left="2160" w:leftChars="0" w:hanging="360" w:firstLineChars="0"/>
+        <w:rPr>
+          <w:rFonts w:hint="default" w:ascii="Times New Roman" w:hAnsi="Times New Roman" w:eastAsia="Times New Roman" w:cs="Times New Roman"/>
+          <w:sz w:val="24"/>
+          <w:szCs w:val="24"/>
+        </w:rPr>
+      </w:pPr>
+      <w:r>
+        <w:rPr>
+          <w:rFonts w:hint="default" w:ascii="Times New Roman" w:hAnsi="Times New Roman" w:eastAsia="Times New Roman" w:cs="Times New Roman"/>
+          <w:sz w:val="24"/>
+          <w:szCs w:val="24"/>
+        </w:rPr>
+        <w:t>graph.put("B", List.of("A","C","D"));</w:t>
+      </w:r>
+    </w:p>
+    <w:p>
+      <w:pPr>
+        <w:numPr>
+          <w:ilvl w:val="2"/>
+          <w:numId w:val="2"/>
+        </w:numPr>
+        <w:spacing w:before="220" w:after="200"/>
+        <w:ind w:left="2160" w:leftChars="0" w:hanging="360" w:firstLineChars="0"/>
+        <w:rPr>
+          <w:rFonts w:hint="default" w:ascii="Times New Roman" w:hAnsi="Times New Roman" w:eastAsia="Times New Roman" w:cs="Times New Roman"/>
+          <w:sz w:val="24"/>
+          <w:szCs w:val="24"/>
+        </w:rPr>
+      </w:pPr>
+      <w:r>
+        <w:rPr>
+          <w:rFonts w:hint="default" w:ascii="Times New Roman" w:hAnsi="Times New Roman" w:eastAsia="Times New Roman" w:cs="Times New Roman"/>
+          <w:sz w:val="24"/>
+          <w:szCs w:val="24"/>
+        </w:rPr>
+        <w:t>graph.put("C", List.of("A","B"));</w:t>
+      </w:r>
+    </w:p>
+    <w:p>
+      <w:pPr>
+        <w:numPr>
+          <w:ilvl w:val="2"/>
+          <w:numId w:val="2"/>
+        </w:numPr>
+        <w:spacing w:before="220" w:after="200"/>
+        <w:ind w:left="2160" w:leftChars="0" w:hanging="360" w:firstLineChars="0"/>
+        <w:rPr>
+          <w:rFonts w:ascii="Times New Roman" w:hAnsi="Times New Roman" w:eastAsia="Times New Roman" w:cs="Times New Roman"/>
+          <w:sz w:val="24"/>
+          <w:szCs w:val="24"/>
+        </w:rPr>
+      </w:pPr>
+      <w:r>
+        <w:rPr>
+          <w:rFonts w:hint="default" w:ascii="Times New Roman" w:hAnsi="Times New Roman" w:eastAsia="Times New Roman" w:cs="Times New Roman"/>
+          <w:sz w:val="24"/>
+          <w:szCs w:val="24"/>
+        </w:rPr>
+        <w:t>graph.put("D", List.of("B"));</w:t>
+      </w:r>
+    </w:p>
+    <w:p>
+      <w:pPr>
+        <w:numPr>
+          <w:ilvl w:val="1"/>
+          <w:numId w:val="2"/>
+        </w:numPr>
+        <w:spacing w:before="220" w:after="200"/>
+        <w:ind w:left="1440" w:leftChars="0" w:hanging="360" w:firstLineChars="0"/>
+        <w:rPr>
+          <w:rFonts w:ascii="Times New Roman" w:hAnsi="Times New Roman" w:eastAsia="Times New Roman" w:cs="Times New Roman"/>
+          <w:sz w:val="24"/>
+          <w:szCs w:val="24"/>
+        </w:rPr>
+      </w:pPr>
+      <w:r>
+        <w:rPr>
+          <w:rFonts w:hint="default" w:ascii="Times New Roman" w:hAnsi="Times New Roman" w:eastAsia="Times New Roman" w:cs="Times New Roman"/>
+          <w:sz w:val="24"/>
+          <w:szCs w:val="24"/>
+          <w:lang w:val="en-US"/>
+        </w:rPr>
+        <w:t>Adjacency Matrix</w:t>
+      </w:r>
+    </w:p>
+    <w:p>
+      <w:pPr>
+        <w:numPr>
+          <w:ilvl w:val="2"/>
+          <w:numId w:val="2"/>
+        </w:numPr>
+        <w:spacing w:before="220" w:after="200"/>
+        <w:ind w:left="2160" w:leftChars="0" w:hanging="360" w:firstLineChars="0"/>
+        <w:rPr>
+          <w:rFonts w:hint="default" w:ascii="Times New Roman" w:hAnsi="Times New Roman" w:eastAsia="Times New Roman" w:cs="Times New Roman"/>
+          <w:sz w:val="24"/>
+          <w:szCs w:val="24"/>
+        </w:rPr>
+      </w:pPr>
+      <w:r>
+        <w:rPr>
+          <w:rFonts w:hint="default" w:ascii="Times New Roman" w:hAnsi="Times New Roman" w:eastAsia="Times New Roman" w:cs="Times New Roman"/>
+          <w:sz w:val="24"/>
+          <w:szCs w:val="24"/>
+        </w:rPr>
+        <w:t>int[][] graph = {</w:t>
+      </w:r>
+    </w:p>
+    <w:p>
+      <w:pPr>
+        <w:numPr>
+          <w:numId w:val="0"/>
+        </w:numPr>
+        <w:spacing w:before="220" w:after="200"/>
+        <w:ind w:left="1800" w:leftChars="0" w:firstLine="716" w:firstLineChars="0"/>
+        <w:rPr>
+          <w:rFonts w:hint="default" w:ascii="Times New Roman" w:hAnsi="Times New Roman" w:eastAsia="Times New Roman" w:cs="Times New Roman"/>
+          <w:sz w:val="24"/>
+          <w:szCs w:val="24"/>
+        </w:rPr>
+      </w:pPr>
+      <w:r>
+        <w:rPr>
+          <w:rFonts w:hint="default" w:ascii="Times New Roman" w:hAnsi="Times New Roman" w:eastAsia="Times New Roman" w:cs="Times New Roman"/>
+          <w:sz w:val="24"/>
+          <w:szCs w:val="24"/>
+        </w:rPr>
+        <w:t>{0,1,1,0},</w:t>
+      </w:r>
+    </w:p>
+    <w:p>
+      <w:pPr>
+        <w:numPr>
+          <w:numId w:val="0"/>
+        </w:numPr>
+        <w:spacing w:before="220" w:after="200"/>
+        <w:ind w:left="1800" w:leftChars="0" w:firstLine="716" w:firstLineChars="0"/>
+        <w:rPr>
+          <w:rFonts w:hint="default" w:ascii="Times New Roman" w:hAnsi="Times New Roman" w:eastAsia="Times New Roman" w:cs="Times New Roman"/>
+          <w:sz w:val="24"/>
+          <w:szCs w:val="24"/>
+        </w:rPr>
+      </w:pPr>
+      <w:r>
+        <w:rPr>
+          <w:rFonts w:hint="default" w:ascii="Times New Roman" w:hAnsi="Times New Roman" w:eastAsia="Times New Roman" w:cs="Times New Roman"/>
+          <w:sz w:val="24"/>
+          <w:szCs w:val="24"/>
+        </w:rPr>
+        <w:t>{1,0,1,1},</w:t>
+      </w:r>
+    </w:p>
+    <w:p>
+      <w:pPr>
+        <w:numPr>
+          <w:numId w:val="0"/>
+        </w:numPr>
+        <w:spacing w:before="220" w:after="200"/>
+        <w:ind w:left="1440" w:leftChars="0" w:firstLine="1144" w:firstLineChars="477"/>
+        <w:rPr>
+          <w:rFonts w:hint="default" w:ascii="Times New Roman" w:hAnsi="Times New Roman" w:eastAsia="Times New Roman" w:cs="Times New Roman"/>
+          <w:sz w:val="24"/>
+          <w:szCs w:val="24"/>
+        </w:rPr>
+      </w:pPr>
+      <w:r>
+        <w:rPr>
+          <w:rFonts w:hint="default" w:ascii="Times New Roman" w:hAnsi="Times New Roman" w:eastAsia="Times New Roman" w:cs="Times New Roman"/>
+          <w:sz w:val="24"/>
+          <w:szCs w:val="24"/>
+        </w:rPr>
+        <w:t>{1,1,0,0},</w:t>
+      </w:r>
+    </w:p>
+    <w:p>
+      <w:pPr>
+        <w:numPr>
+          <w:numId w:val="0"/>
+        </w:numPr>
+        <w:spacing w:before="220" w:after="200"/>
+        <w:ind w:left="1800" w:leftChars="0" w:firstLine="716" w:firstLineChars="0"/>
+        <w:rPr>
+          <w:rFonts w:hint="default" w:ascii="Times New Roman" w:hAnsi="Times New Roman" w:eastAsia="Times New Roman" w:cs="Times New Roman"/>
+          <w:sz w:val="24"/>
+          <w:szCs w:val="24"/>
+        </w:rPr>
+      </w:pPr>
+      <w:r>
+        <w:rPr>
+          <w:rFonts w:hint="default" w:ascii="Times New Roman" w:hAnsi="Times New Roman" w:eastAsia="Times New Roman" w:cs="Times New Roman"/>
+          <w:sz w:val="24"/>
+          <w:szCs w:val="24"/>
+        </w:rPr>
+        <w:t>{0,1,0,0}</w:t>
+      </w:r>
+    </w:p>
+    <w:p>
+      <w:pPr>
+        <w:numPr>
+          <w:numId w:val="0"/>
+        </w:numPr>
+        <w:spacing w:before="220" w:after="200"/>
+        <w:ind w:left="1800" w:leftChars="0"/>
+        <w:rPr>
+          <w:rFonts w:ascii="Times New Roman" w:hAnsi="Times New Roman" w:eastAsia="Times New Roman" w:cs="Times New Roman"/>
+          <w:sz w:val="24"/>
+          <w:szCs w:val="24"/>
+        </w:rPr>
+      </w:pPr>
+      <w:r>
+        <w:rPr>
+          <w:rFonts w:hint="default" w:ascii="Times New Roman" w:hAnsi="Times New Roman" w:eastAsia="Times New Roman" w:cs="Times New Roman"/>
+          <w:sz w:val="24"/>
+          <w:szCs w:val="24"/>
+        </w:rPr>
+        <w:t>};</w:t>
+      </w:r>
+    </w:p>
+    <w:p>
+      <w:pPr>
+        <w:spacing w:before="220" w:after="200"/>
+        <w:rPr>
+          <w:rFonts w:ascii="Times New Roman" w:hAnsi="Times New Roman" w:eastAsia="Times New Roman" w:cs="Times New Roman"/>
+          <w:b/>
+          <w:bCs/>
+          <w:sz w:val="24"/>
+          <w:szCs w:val="24"/>
+        </w:rPr>
+      </w:pPr>
+      <w:r>
+        <w:rPr>
+          <w:rFonts w:hint="default" w:ascii="Times New Roman" w:hAnsi="Times New Roman" w:eastAsia="Times New Roman" w:cs="Times New Roman"/>
+          <w:b/>
+          <w:bCs/>
+          <w:sz w:val="24"/>
+          <w:szCs w:val="24"/>
+          <w:rtl w:val="0"/>
+          <w:lang w:val="en-US"/>
+        </w:rPr>
+        <w:t>8</w:t>
+      </w:r>
+      <w:r>
+        <w:rPr>
+          <w:rFonts w:ascii="Times New Roman" w:hAnsi="Times New Roman" w:eastAsia="Times New Roman" w:cs="Times New Roman"/>
+          <w:b/>
+          <w:bCs/>
+          <w:sz w:val="24"/>
+          <w:szCs w:val="24"/>
+          <w:rtl w:val="0"/>
+        </w:rPr>
+        <w:t>.4 How does it work?</w:t>
+      </w:r>
+    </w:p>
+    <w:p>
+      <w:pPr>
+        <w:numPr>
+          <w:ilvl w:val="0"/>
+          <w:numId w:val="2"/>
+        </w:numPr>
+        <w:spacing w:before="220" w:after="200"/>
+        <w:ind w:left="720" w:leftChars="0" w:hanging="360" w:firstLineChars="0"/>
+        <w:rPr>
+          <w:rFonts w:ascii="Times New Roman" w:hAnsi="Times New Roman" w:eastAsia="Times New Roman" w:cs="Times New Roman"/>
+          <w:sz w:val="24"/>
+          <w:szCs w:val="24"/>
+        </w:rPr>
+      </w:pPr>
+      <w:r>
+        <w:rPr>
+          <w:rFonts w:hint="default" w:ascii="Times New Roman" w:hAnsi="Times New Roman" w:eastAsia="Times New Roman" w:cs="Times New Roman"/>
+          <w:sz w:val="24"/>
+          <w:szCs w:val="24"/>
+          <w:lang w:val="en-US"/>
+        </w:rPr>
+        <w:t>Graph thường được duyệt bằng :</w:t>
+      </w:r>
+    </w:p>
+    <w:p>
+      <w:pPr>
+        <w:numPr>
+          <w:ilvl w:val="1"/>
+          <w:numId w:val="2"/>
+        </w:numPr>
+        <w:spacing w:before="220" w:after="200"/>
+        <w:ind w:left="1440" w:leftChars="0" w:hanging="360" w:firstLineChars="0"/>
+        <w:rPr>
+          <w:rFonts w:ascii="Times New Roman" w:hAnsi="Times New Roman" w:eastAsia="Times New Roman" w:cs="Times New Roman"/>
+          <w:sz w:val="24"/>
+          <w:szCs w:val="24"/>
+        </w:rPr>
+      </w:pPr>
+      <w:r>
+        <w:rPr>
+          <w:rFonts w:hint="default" w:ascii="Times New Roman" w:hAnsi="Times New Roman" w:eastAsia="Times New Roman" w:cs="Times New Roman"/>
+          <w:sz w:val="24"/>
+          <w:szCs w:val="24"/>
+          <w:lang w:val="en-US"/>
+        </w:rPr>
+        <w:t xml:space="preserve"> DFS: Dùng Stack, Recursion</w:t>
+      </w:r>
+    </w:p>
+    <w:p>
+      <w:pPr>
+        <w:numPr>
+          <w:ilvl w:val="1"/>
+          <w:numId w:val="2"/>
+        </w:numPr>
+        <w:spacing w:before="220" w:after="200"/>
+        <w:ind w:left="1440" w:leftChars="0" w:hanging="360" w:firstLineChars="0"/>
+        <w:rPr>
+          <w:rFonts w:ascii="Times New Roman" w:hAnsi="Times New Roman" w:eastAsia="Times New Roman" w:cs="Times New Roman"/>
+          <w:sz w:val="24"/>
+          <w:szCs w:val="24"/>
+        </w:rPr>
+      </w:pPr>
+      <w:r>
+        <w:rPr>
+          <w:rFonts w:hint="default" w:ascii="Times New Roman" w:hAnsi="Times New Roman" w:eastAsia="Times New Roman" w:cs="Times New Roman"/>
+          <w:sz w:val="24"/>
+          <w:szCs w:val="24"/>
+          <w:lang w:val="en-US"/>
+        </w:rPr>
+        <w:t xml:space="preserve"> BFS: dùng queue</w:t>
+      </w:r>
+    </w:p>
+    <w:p>
+      <w:pPr>
+        <w:spacing w:before="220" w:after="200"/>
+        <w:rPr>
+          <w:rFonts w:ascii="Times New Roman" w:hAnsi="Times New Roman" w:eastAsia="Times New Roman" w:cs="Times New Roman"/>
+          <w:b/>
+          <w:bCs/>
+          <w:sz w:val="24"/>
+          <w:szCs w:val="24"/>
+        </w:rPr>
+      </w:pPr>
+      <w:r>
+        <w:rPr>
+          <w:rFonts w:hint="default" w:ascii="Times New Roman" w:hAnsi="Times New Roman" w:eastAsia="Times New Roman" w:cs="Times New Roman"/>
+          <w:b/>
+          <w:bCs/>
+          <w:sz w:val="24"/>
+          <w:szCs w:val="24"/>
+          <w:rtl w:val="0"/>
+          <w:lang w:val="en-US"/>
+        </w:rPr>
+        <w:t>8</w:t>
+      </w:r>
+      <w:r>
+        <w:rPr>
+          <w:rFonts w:ascii="Times New Roman" w:hAnsi="Times New Roman" w:eastAsia="Times New Roman" w:cs="Times New Roman"/>
+          <w:b/>
+          <w:bCs/>
+          <w:sz w:val="24"/>
+          <w:szCs w:val="24"/>
+          <w:rtl w:val="0"/>
+        </w:rPr>
+        <w:t>.5 Time Complexity</w:t>
+      </w:r>
+    </w:p>
+    <w:p>
+      <w:pPr>
+        <w:numPr>
+          <w:ilvl w:val="0"/>
+          <w:numId w:val="5"/>
+        </w:numPr>
+        <w:spacing w:before="0" w:beforeAutospacing="0" w:after="200"/>
+        <w:ind w:left="720" w:hanging="360"/>
+        <w:rPr>
+          <w:rFonts w:ascii="Times New Roman" w:hAnsi="Times New Roman" w:eastAsia="Times New Roman" w:cs="Times New Roman"/>
+          <w:sz w:val="24"/>
+          <w:szCs w:val="24"/>
+        </w:rPr>
+      </w:pPr>
+      <w:r>
+        <w:rPr>
+          <w:rFonts w:hint="default" w:ascii="Times New Roman" w:hAnsi="Times New Roman" w:eastAsia="Times New Roman" w:cs="Times New Roman"/>
+          <w:sz w:val="24"/>
+          <w:szCs w:val="24"/>
+          <w:rtl w:val="0"/>
+          <w:lang w:val="en-US"/>
+        </w:rPr>
+        <w:t>Add vertex, Add Edge, Remove Edge: O(1)</w:t>
+      </w:r>
+    </w:p>
+    <w:p>
+      <w:pPr>
+        <w:numPr>
+          <w:ilvl w:val="0"/>
+          <w:numId w:val="5"/>
+        </w:numPr>
+        <w:spacing w:before="0" w:beforeAutospacing="0" w:after="200"/>
+        <w:ind w:left="720" w:hanging="360"/>
+        <w:rPr>
+          <w:rFonts w:ascii="Times New Roman" w:hAnsi="Times New Roman" w:eastAsia="Times New Roman" w:cs="Times New Roman"/>
+          <w:sz w:val="24"/>
+          <w:szCs w:val="24"/>
+        </w:rPr>
+      </w:pPr>
+      <w:r>
+        <w:rPr>
+          <w:rFonts w:hint="default" w:ascii="Times New Roman" w:hAnsi="Times New Roman" w:eastAsia="Times New Roman" w:cs="Times New Roman"/>
+          <w:sz w:val="24"/>
+          <w:szCs w:val="24"/>
+          <w:lang w:val="en-US"/>
+        </w:rPr>
+        <w:t>DFS, BFS: O(V+E)</w:t>
+      </w:r>
+    </w:p>
+    <w:p>
+      <w:pPr>
+        <w:numPr>
+          <w:ilvl w:val="0"/>
+          <w:numId w:val="5"/>
+        </w:numPr>
+        <w:spacing w:before="0" w:beforeAutospacing="0" w:after="200"/>
+        <w:ind w:left="720" w:hanging="360"/>
+        <w:rPr>
+          <w:rFonts w:ascii="Times New Roman" w:hAnsi="Times New Roman" w:eastAsia="Times New Roman" w:cs="Times New Roman"/>
+          <w:sz w:val="24"/>
+          <w:szCs w:val="24"/>
+        </w:rPr>
+      </w:pPr>
+      <w:r>
+        <w:rPr>
+          <w:rFonts w:hint="default" w:ascii="Times New Roman" w:hAnsi="Times New Roman" w:eastAsia="Times New Roman" w:cs="Times New Roman"/>
+          <w:sz w:val="24"/>
+          <w:szCs w:val="24"/>
+          <w:lang w:val="en-US"/>
+        </w:rPr>
+        <w:t>Adjacency Matrix:</w:t>
+      </w:r>
+    </w:p>
+    <w:p>
+      <w:pPr>
+        <w:numPr>
+          <w:ilvl w:val="1"/>
+          <w:numId w:val="5"/>
+        </w:numPr>
+        <w:spacing w:before="0" w:beforeAutospacing="0" w:after="200"/>
+        <w:ind w:left="1440" w:leftChars="0" w:hanging="360" w:firstLineChars="0"/>
+        <w:rPr>
+          <w:rFonts w:ascii="Times New Roman" w:hAnsi="Times New Roman" w:eastAsia="Times New Roman" w:cs="Times New Roman"/>
+          <w:sz w:val="24"/>
+          <w:szCs w:val="24"/>
+        </w:rPr>
+      </w:pPr>
+      <w:r>
+        <w:rPr>
+          <w:rFonts w:hint="default" w:ascii="Times New Roman" w:hAnsi="Times New Roman" w:eastAsia="Times New Roman" w:cs="Times New Roman"/>
+          <w:sz w:val="24"/>
+          <w:szCs w:val="24"/>
+          <w:lang w:val="en-US"/>
+        </w:rPr>
+        <w:t>Check Edge: O(1)</w:t>
+      </w:r>
+    </w:p>
+    <w:p>
+      <w:pPr>
+        <w:numPr>
+          <w:ilvl w:val="1"/>
+          <w:numId w:val="5"/>
+        </w:numPr>
+        <w:spacing w:before="0" w:beforeAutospacing="0" w:after="200"/>
+        <w:ind w:left="1440" w:leftChars="0" w:hanging="360" w:firstLineChars="0"/>
+        <w:rPr>
+          <w:rFonts w:ascii="Times New Roman" w:hAnsi="Times New Roman" w:eastAsia="Times New Roman" w:cs="Times New Roman"/>
+          <w:sz w:val="24"/>
+          <w:szCs w:val="24"/>
+        </w:rPr>
+      </w:pPr>
+      <w:r>
+        <w:rPr>
+          <w:rFonts w:hint="default" w:ascii="Times New Roman" w:hAnsi="Times New Roman" w:eastAsia="Times New Roman" w:cs="Times New Roman"/>
+          <w:sz w:val="24"/>
+          <w:szCs w:val="24"/>
+          <w:lang w:val="en-US"/>
+        </w:rPr>
+        <w:t xml:space="preserve">DFS : </w:t>
+      </w:r>
+      <w:r>
+        <w:rPr>
+          <w:rFonts w:ascii="SimSun" w:hAnsi="SimSun" w:eastAsia="SimSun" w:cs="SimSun"/>
+          <w:sz w:val="24"/>
+          <w:szCs w:val="24"/>
+        </w:rPr>
+        <w:t>O(V²)</w:t>
+      </w:r>
+    </w:p>
+    <w:p>
+      <w:pPr>
+        <w:spacing w:before="220" w:after="200"/>
+        <w:rPr>
+          <w:rFonts w:ascii="Times New Roman" w:hAnsi="Times New Roman" w:eastAsia="Times New Roman" w:cs="Times New Roman"/>
+          <w:b/>
+          <w:bCs/>
+          <w:sz w:val="24"/>
+          <w:szCs w:val="24"/>
+        </w:rPr>
+      </w:pPr>
+      <w:r>
+        <w:rPr>
+          <w:rFonts w:hint="default" w:ascii="Times New Roman" w:hAnsi="Times New Roman" w:eastAsia="Times New Roman" w:cs="Times New Roman"/>
+          <w:b/>
+          <w:bCs/>
+          <w:sz w:val="24"/>
+          <w:szCs w:val="24"/>
+          <w:rtl w:val="0"/>
+          <w:lang w:val="en-US"/>
+        </w:rPr>
+        <w:t>8</w:t>
+      </w:r>
+      <w:r>
+        <w:rPr>
+          <w:rFonts w:ascii="Times New Roman" w:hAnsi="Times New Roman" w:eastAsia="Times New Roman" w:cs="Times New Roman"/>
+          <w:b/>
+          <w:bCs/>
+          <w:sz w:val="24"/>
+          <w:szCs w:val="24"/>
+          <w:rtl w:val="0"/>
+        </w:rPr>
+        <w:t>.6 Memory</w:t>
+      </w:r>
+    </w:p>
+    <w:p>
+      <w:pPr>
+        <w:numPr>
+          <w:ilvl w:val="0"/>
+          <w:numId w:val="6"/>
+        </w:numPr>
+        <w:spacing w:before="220" w:after="200"/>
+        <w:ind w:left="720" w:hanging="360"/>
+        <w:rPr>
+          <w:sz w:val="24"/>
+          <w:szCs w:val="24"/>
+        </w:rPr>
+      </w:pPr>
+      <w:r>
+        <w:rPr>
+          <w:rFonts w:ascii="Times New Roman" w:hAnsi="Times New Roman" w:eastAsia="Times New Roman" w:cs="Times New Roman"/>
+          <w:b/>
+          <w:bCs/>
+          <w:sz w:val="24"/>
+          <w:szCs w:val="24"/>
+          <w:rtl w:val="0"/>
+        </w:rPr>
+        <w:t xml:space="preserve"> </w:t>
+      </w:r>
+    </w:p>
+    <w:p>
+      <w:pPr>
+        <w:spacing w:before="220" w:after="200"/>
+        <w:rPr>
+          <w:rFonts w:ascii="Times New Roman" w:hAnsi="Times New Roman" w:eastAsia="Times New Roman" w:cs="Times New Roman"/>
+          <w:b/>
+          <w:bCs/>
+          <w:sz w:val="24"/>
+          <w:szCs w:val="24"/>
+          <w:rtl w:val="0"/>
+        </w:rPr>
+      </w:pPr>
+      <w:r>
+        <w:rPr>
+          <w:rFonts w:hint="default" w:ascii="Times New Roman" w:hAnsi="Times New Roman" w:eastAsia="Times New Roman" w:cs="Times New Roman"/>
+          <w:b/>
+          <w:bCs/>
+          <w:sz w:val="24"/>
+          <w:szCs w:val="24"/>
+          <w:rtl w:val="0"/>
+          <w:lang w:val="en-US"/>
+        </w:rPr>
+        <w:t>8</w:t>
+      </w:r>
+      <w:r>
+        <w:rPr>
+          <w:rFonts w:ascii="Times New Roman" w:hAnsi="Times New Roman" w:eastAsia="Times New Roman" w:cs="Times New Roman"/>
+          <w:b/>
+          <w:bCs/>
+          <w:sz w:val="24"/>
+          <w:szCs w:val="24"/>
+          <w:rtl w:val="0"/>
+        </w:rPr>
+        <w:t>.7 When do we use it?</w:t>
+      </w:r>
+    </w:p>
+    <w:p>
+      <w:pPr>
+        <w:numPr>
+          <w:ilvl w:val="0"/>
+          <w:numId w:val="8"/>
+        </w:numPr>
+        <w:spacing w:before="220" w:after="200"/>
+        <w:ind w:left="720" w:hanging="360"/>
+        <w:rPr>
+          <w:rFonts w:ascii="Times New Roman" w:hAnsi="Times New Roman" w:eastAsia="Times New Roman" w:cs="Times New Roman"/>
+          <w:sz w:val="24"/>
+          <w:szCs w:val="24"/>
+        </w:rPr>
+      </w:pPr>
+      <w:r>
+        <w:rPr>
+          <w:rFonts w:hint="default" w:ascii="Times New Roman" w:hAnsi="Times New Roman" w:eastAsia="Times New Roman" w:cs="Times New Roman"/>
+          <w:sz w:val="24"/>
+          <w:szCs w:val="24"/>
+          <w:lang w:val="en-US"/>
+        </w:rPr>
+        <w:t>Dùng khi bài toán cần biểu diễn nhiều mối quan hệ hoặc kết nối giữa nhiều đối tượng.</w:t>
+      </w:r>
+    </w:p>
+    <w:p>
+      <w:pPr>
+        <w:numPr>
+          <w:ilvl w:val="0"/>
+          <w:numId w:val="8"/>
+        </w:numPr>
+        <w:spacing w:before="220" w:after="200"/>
+        <w:ind w:left="720" w:hanging="360"/>
+        <w:rPr>
+          <w:rFonts w:ascii="Times New Roman" w:hAnsi="Times New Roman" w:eastAsia="Times New Roman" w:cs="Times New Roman"/>
+          <w:sz w:val="24"/>
+          <w:szCs w:val="24"/>
+        </w:rPr>
+      </w:pPr>
+      <w:r>
+        <w:rPr>
+          <w:rFonts w:hint="default" w:ascii="Times New Roman" w:hAnsi="Times New Roman" w:eastAsia="Times New Roman" w:cs="Times New Roman"/>
+          <w:sz w:val="24"/>
+          <w:szCs w:val="24"/>
+          <w:lang w:val="en-US"/>
+        </w:rPr>
+        <w:t xml:space="preserve">VD: </w:t>
+      </w:r>
+    </w:p>
+    <w:p>
+      <w:pPr>
+        <w:numPr>
+          <w:ilvl w:val="1"/>
+          <w:numId w:val="8"/>
+        </w:numPr>
+        <w:spacing w:before="220" w:after="200"/>
+        <w:ind w:left="1440" w:leftChars="0" w:hanging="360" w:firstLineChars="0"/>
+        <w:rPr>
+          <w:rFonts w:ascii="Times New Roman" w:hAnsi="Times New Roman" w:eastAsia="Times New Roman" w:cs="Times New Roman"/>
+          <w:sz w:val="24"/>
+          <w:szCs w:val="24"/>
+        </w:rPr>
+      </w:pPr>
+      <w:r>
+        <w:rPr>
+          <w:rFonts w:hint="default" w:ascii="Times New Roman" w:hAnsi="Times New Roman" w:eastAsia="Times New Roman" w:cs="Times New Roman"/>
+          <w:sz w:val="24"/>
+          <w:szCs w:val="24"/>
+          <w:lang w:val="en-US"/>
+        </w:rPr>
+        <w:t>Social: Gợi ý kết bạn, Tìm bạn chung, Tìm khoảng cách giữa 2 người</w:t>
+      </w:r>
+    </w:p>
+    <w:p>
+      <w:pPr>
+        <w:numPr>
+          <w:ilvl w:val="1"/>
+          <w:numId w:val="8"/>
+        </w:numPr>
+        <w:spacing w:before="220" w:after="200"/>
+        <w:ind w:left="1440" w:leftChars="0" w:hanging="360" w:firstLineChars="0"/>
+        <w:rPr>
+          <w:rFonts w:ascii="Times New Roman" w:hAnsi="Times New Roman" w:eastAsia="Times New Roman" w:cs="Times New Roman"/>
+          <w:sz w:val="24"/>
+          <w:szCs w:val="24"/>
+        </w:rPr>
+      </w:pPr>
+      <w:r>
+        <w:rPr>
+          <w:rFonts w:hint="default" w:ascii="Times New Roman" w:hAnsi="Times New Roman" w:eastAsia="Times New Roman" w:cs="Times New Roman"/>
+          <w:sz w:val="24"/>
+          <w:szCs w:val="24"/>
+          <w:lang w:val="en-US"/>
+        </w:rPr>
+        <w:t>Google map/ GPS: Tìm đường đi ngắn nhất, tìm tuyến đường tối ưu.</w:t>
+      </w:r>
+    </w:p>
+    <w:p>
+      <w:pPr>
+        <w:numPr>
+          <w:ilvl w:val="1"/>
+          <w:numId w:val="8"/>
+        </w:numPr>
+        <w:spacing w:before="220" w:after="200"/>
+        <w:ind w:left="1440" w:leftChars="0" w:hanging="360" w:firstLineChars="0"/>
+        <w:rPr>
+          <w:rFonts w:ascii="Times New Roman" w:hAnsi="Times New Roman" w:eastAsia="Times New Roman" w:cs="Times New Roman"/>
+          <w:sz w:val="24"/>
+          <w:szCs w:val="24"/>
+        </w:rPr>
+      </w:pPr>
+      <w:r>
+        <w:rPr>
+          <w:rFonts w:hint="default" w:ascii="Times New Roman" w:hAnsi="Times New Roman" w:eastAsia="Times New Roman" w:cs="Times New Roman"/>
+          <w:sz w:val="24"/>
+          <w:szCs w:val="24"/>
+          <w:lang w:val="en-US"/>
+        </w:rPr>
+        <w:t>Microservice Dependence: Kiểm tra ảnh hưởng khi 1 service bị lỗi</w:t>
+      </w:r>
+    </w:p>
+    <w:p>
+      <w:pPr>
+        <w:spacing w:before="220" w:after="200"/>
+        <w:rPr>
+          <w:rFonts w:ascii="Times New Roman" w:hAnsi="Times New Roman" w:eastAsia="Times New Roman" w:cs="Times New Roman"/>
+          <w:b/>
+          <w:bCs/>
+          <w:sz w:val="24"/>
+          <w:szCs w:val="24"/>
+        </w:rPr>
+      </w:pPr>
+      <w:r>
+        <w:rPr>
+          <w:rFonts w:hint="default" w:ascii="Times New Roman" w:hAnsi="Times New Roman" w:eastAsia="Times New Roman" w:cs="Times New Roman"/>
+          <w:b/>
+          <w:bCs/>
+          <w:sz w:val="24"/>
+          <w:szCs w:val="24"/>
+          <w:rtl w:val="0"/>
+          <w:lang w:val="en-US"/>
+        </w:rPr>
+        <w:t>8</w:t>
+      </w:r>
+      <w:r>
+        <w:rPr>
+          <w:rFonts w:ascii="Times New Roman" w:hAnsi="Times New Roman" w:eastAsia="Times New Roman" w:cs="Times New Roman"/>
+          <w:b/>
+          <w:bCs/>
+          <w:sz w:val="24"/>
+          <w:szCs w:val="24"/>
+          <w:rtl w:val="0"/>
+        </w:rPr>
+        <w:t>.8</w:t>
+      </w:r>
+    </w:p>
+    <w:p>
+      <w:pPr>
+        <w:spacing w:before="220" w:after="200"/>
+        <w:rPr>
+          <w:rFonts w:ascii="Times New Roman" w:hAnsi="Times New Roman" w:eastAsia="Times New Roman" w:cs="Times New Roman"/>
+          <w:b/>
+          <w:bCs/>
+          <w:sz w:val="24"/>
+          <w:szCs w:val="24"/>
+        </w:rPr>
+      </w:pPr>
+      <w:r>
+        <w:rPr>
+          <w:rFonts w:ascii="Times New Roman" w:hAnsi="Times New Roman" w:eastAsia="Times New Roman" w:cs="Times New Roman"/>
+          <w:b/>
+          <w:bCs/>
+          <w:sz w:val="24"/>
+          <w:szCs w:val="24"/>
+          <w:rtl w:val="0"/>
+        </w:rPr>
+        <w:t xml:space="preserve"> Advantages: </w:t>
+      </w:r>
+    </w:p>
+    <w:p>
+      <w:pPr>
+        <w:numPr>
+          <w:ilvl w:val="0"/>
+          <w:numId w:val="8"/>
+        </w:numPr>
+        <w:spacing w:before="220" w:after="200"/>
+        <w:ind w:left="720" w:hanging="360"/>
+        <w:rPr>
+          <w:rFonts w:ascii="Times New Roman" w:hAnsi="Times New Roman" w:eastAsia="Times New Roman" w:cs="Times New Roman"/>
+          <w:sz w:val="24"/>
+          <w:szCs w:val="24"/>
+        </w:rPr>
+      </w:pPr>
+      <w:r>
+        <w:rPr>
+          <w:rFonts w:hint="default" w:ascii="Times New Roman" w:hAnsi="Times New Roman" w:eastAsia="Times New Roman" w:cs="Times New Roman"/>
+          <w:sz w:val="24"/>
+          <w:szCs w:val="24"/>
+          <w:lang w:val="en-US"/>
+        </w:rPr>
+        <w:t>Biểu diễn quan hệ tốt</w:t>
+      </w:r>
+    </w:p>
+    <w:p>
+      <w:pPr>
+        <w:numPr>
+          <w:ilvl w:val="0"/>
+          <w:numId w:val="8"/>
+        </w:numPr>
+        <w:spacing w:before="220" w:after="200"/>
+        <w:ind w:left="720" w:hanging="360"/>
+        <w:rPr>
+          <w:rFonts w:ascii="Times New Roman" w:hAnsi="Times New Roman" w:eastAsia="Times New Roman" w:cs="Times New Roman"/>
+          <w:sz w:val="24"/>
+          <w:szCs w:val="24"/>
+        </w:rPr>
+      </w:pPr>
+      <w:r>
+        <w:rPr>
+          <w:rFonts w:hint="default" w:ascii="Times New Roman" w:hAnsi="Times New Roman" w:eastAsia="Times New Roman" w:cs="Times New Roman"/>
+          <w:sz w:val="24"/>
+          <w:szCs w:val="24"/>
+          <w:lang w:val="en-US"/>
+        </w:rPr>
+        <w:t>Hỗ trợ nhiều thuật toán</w:t>
+      </w:r>
+    </w:p>
+    <w:p>
+      <w:pPr>
+        <w:numPr>
+          <w:ilvl w:val="0"/>
+          <w:numId w:val="8"/>
+        </w:numPr>
+        <w:spacing w:before="220" w:after="200"/>
+        <w:ind w:left="720" w:hanging="360"/>
+        <w:rPr>
+          <w:rFonts w:ascii="Times New Roman" w:hAnsi="Times New Roman" w:eastAsia="Times New Roman" w:cs="Times New Roman"/>
+          <w:sz w:val="24"/>
+          <w:szCs w:val="24"/>
+        </w:rPr>
+      </w:pPr>
+      <w:r>
+        <w:rPr>
+          <w:rFonts w:hint="default" w:ascii="Times New Roman" w:hAnsi="Times New Roman" w:eastAsia="Times New Roman" w:cs="Times New Roman"/>
+          <w:sz w:val="24"/>
+          <w:szCs w:val="24"/>
+          <w:lang w:val="en-US"/>
+        </w:rPr>
+        <w:t>Linh hoạt</w:t>
+      </w:r>
+    </w:p>
+    <w:p>
+      <w:pPr>
+        <w:spacing w:before="220" w:after="200"/>
+        <w:ind w:left="0" w:firstLine="0"/>
+        <w:rPr>
+          <w:rFonts w:ascii="Times New Roman" w:hAnsi="Times New Roman" w:eastAsia="Times New Roman" w:cs="Times New Roman"/>
+          <w:b/>
+          <w:bCs/>
+          <w:sz w:val="24"/>
+          <w:szCs w:val="24"/>
+        </w:rPr>
+      </w:pPr>
+      <w:r>
+        <w:rPr>
+          <w:rFonts w:ascii="Times New Roman" w:hAnsi="Times New Roman" w:eastAsia="Times New Roman" w:cs="Times New Roman"/>
+          <w:b/>
+          <w:bCs/>
+          <w:sz w:val="24"/>
+          <w:szCs w:val="24"/>
+          <w:rtl w:val="0"/>
+        </w:rPr>
+        <w:t xml:space="preserve">Disadvantages: </w:t>
+      </w:r>
+    </w:p>
+    <w:p>
+      <w:pPr>
+        <w:numPr>
+          <w:ilvl w:val="0"/>
+          <w:numId w:val="9"/>
+        </w:numPr>
+        <w:spacing w:before="220" w:after="200"/>
+        <w:ind w:left="720" w:hanging="360"/>
+        <w:rPr>
+          <w:rFonts w:hint="default" w:ascii="Times New Roman" w:hAnsi="Times New Roman" w:eastAsia="Times New Roman" w:cs="Times New Roman"/>
+          <w:sz w:val="24"/>
+          <w:szCs w:val="24"/>
+          <w:lang w:val="en-US"/>
+        </w:rPr>
+      </w:pPr>
+      <w:r>
+        <w:rPr>
+          <w:rFonts w:hint="default" w:ascii="Times New Roman" w:hAnsi="Times New Roman" w:eastAsia="Times New Roman" w:cs="Times New Roman"/>
+          <w:sz w:val="24"/>
+          <w:szCs w:val="24"/>
+          <w:rtl w:val="0"/>
+          <w:lang w:val="en-US"/>
+        </w:rPr>
+        <w:t xml:space="preserve"> Cài đặt phức tạp hơn tree</w:t>
+      </w:r>
+    </w:p>
+    <w:p>
+      <w:pPr>
+        <w:numPr>
+          <w:ilvl w:val="0"/>
+          <w:numId w:val="9"/>
+        </w:numPr>
+        <w:spacing w:before="220" w:after="200"/>
+        <w:ind w:left="720" w:hanging="360"/>
+        <w:rPr>
+          <w:rFonts w:hint="default" w:ascii="Times New Roman" w:hAnsi="Times New Roman" w:eastAsia="Times New Roman" w:cs="Times New Roman"/>
+          <w:sz w:val="24"/>
+          <w:szCs w:val="24"/>
+          <w:lang w:val="en-US"/>
+        </w:rPr>
+      </w:pPr>
+      <w:r>
+        <w:rPr>
+          <w:rFonts w:hint="default" w:ascii="Times New Roman" w:hAnsi="Times New Roman" w:eastAsia="Times New Roman" w:cs="Times New Roman"/>
+          <w:sz w:val="24"/>
+          <w:szCs w:val="24"/>
+          <w:rtl w:val="0"/>
+          <w:lang w:val="en-US"/>
+        </w:rPr>
+        <w:t>Debug khó</w:t>
+      </w:r>
+    </w:p>
+    <w:p>
+      <w:pPr>
+        <w:numPr>
+          <w:ilvl w:val="0"/>
+          <w:numId w:val="9"/>
+        </w:numPr>
+        <w:spacing w:before="220" w:after="200"/>
+        <w:ind w:left="720" w:hanging="360"/>
+        <w:rPr>
+          <w:rFonts w:hint="default" w:ascii="Times New Roman" w:hAnsi="Times New Roman" w:eastAsia="Times New Roman" w:cs="Times New Roman"/>
+          <w:sz w:val="24"/>
+          <w:szCs w:val="24"/>
+          <w:lang w:val="en-US"/>
+        </w:rPr>
+      </w:pPr>
+      <w:r>
+        <w:rPr>
+          <w:rFonts w:hint="default" w:ascii="Times New Roman" w:hAnsi="Times New Roman" w:eastAsia="Times New Roman" w:cs="Times New Roman"/>
+          <w:sz w:val="24"/>
+          <w:szCs w:val="24"/>
+          <w:rtl w:val="0"/>
+          <w:lang w:val="en-US"/>
+        </w:rPr>
+        <w:t>Có thể có cycle</w:t>
+      </w:r>
+    </w:p>
+    <w:p>
+      <w:pPr>
+        <w:spacing w:before="220" w:after="200"/>
+        <w:rPr>
+          <w:rFonts w:hint="default" w:ascii="Times New Roman" w:hAnsi="Times New Roman" w:eastAsia="Times New Roman" w:cs="Times New Roman"/>
+          <w:sz w:val="24"/>
+          <w:szCs w:val="24"/>
+          <w:lang w:val="en-US"/>
+        </w:rPr>
+      </w:pPr>
+    </w:p>
+    <w:p>
+      <w:pPr>
+        <w:spacing w:before="220" w:after="200"/>
+        <w:rPr>
+          <w:rFonts w:ascii="Times New Roman" w:hAnsi="Times New Roman" w:eastAsia="Times New Roman" w:cs="Times New Roman"/>
+          <w:sz w:val="24"/>
+          <w:szCs w:val="24"/>
+        </w:rPr>
+      </w:pPr>
+    </w:p>
+    <w:p>
+      <w:pPr>
+        <w:spacing w:before="220" w:after="200"/>
+        <w:ind w:left="0" w:firstLine="0"/>
+        <w:rPr>
+          <w:rFonts w:ascii="Times New Roman" w:hAnsi="Times New Roman" w:eastAsia="Times New Roman" w:cs="Times New Roman"/>
+          <w:b/>
+          <w:bCs/>
+          <w:sz w:val="24"/>
+          <w:szCs w:val="24"/>
+          <w:rtl w:val="0"/>
+        </w:rPr>
+      </w:pPr>
+      <w:r>
+        <w:rPr>
+          <w:rFonts w:hint="default" w:ascii="Times New Roman" w:hAnsi="Times New Roman" w:eastAsia="Times New Roman" w:cs="Times New Roman"/>
+          <w:b/>
+          <w:bCs/>
+          <w:sz w:val="24"/>
+          <w:szCs w:val="24"/>
+          <w:rtl w:val="0"/>
+          <w:lang w:val="en-US"/>
+        </w:rPr>
+        <w:t>8</w:t>
+      </w:r>
+      <w:r>
+        <w:rPr>
+          <w:rFonts w:ascii="Times New Roman" w:hAnsi="Times New Roman" w:eastAsia="Times New Roman" w:cs="Times New Roman"/>
+          <w:b/>
+          <w:bCs/>
+          <w:sz w:val="24"/>
+          <w:szCs w:val="24"/>
+          <w:rtl w:val="0"/>
+        </w:rPr>
+        <w:t>.9 Các câu hỏi phỏng vấn phần</w:t>
+      </w:r>
+      <w:r>
+        <w:rPr>
+          <w:rFonts w:hint="default" w:ascii="Times New Roman" w:hAnsi="Times New Roman" w:eastAsia="Times New Roman" w:cs="Times New Roman"/>
+          <w:b/>
+          <w:bCs/>
+          <w:sz w:val="24"/>
+          <w:szCs w:val="24"/>
+          <w:rtl w:val="0"/>
+          <w:lang w:val="en-US"/>
+        </w:rPr>
+        <w:t xml:space="preserve"> Graph</w:t>
+      </w:r>
+      <w:r>
+        <w:rPr>
+          <w:rFonts w:ascii="Times New Roman" w:hAnsi="Times New Roman" w:eastAsia="Times New Roman" w:cs="Times New Roman"/>
+          <w:b/>
+          <w:bCs/>
+          <w:sz w:val="24"/>
+          <w:szCs w:val="24"/>
+          <w:rtl w:val="0"/>
+        </w:rPr>
+        <w:t xml:space="preserve">? </w:t>
+      </w:r>
+    </w:p>
+    <w:p>
+      <w:pPr>
+        <w:spacing w:before="220" w:after="200"/>
+        <w:ind w:left="0" w:firstLine="720" w:firstLineChars="0"/>
+        <w:rPr>
+          <w:rFonts w:hint="default" w:ascii="Times New Roman" w:hAnsi="Times New Roman" w:eastAsia="Times New Roman" w:cs="Times New Roman"/>
+          <w:b/>
+          <w:bCs/>
+          <w:sz w:val="24"/>
+          <w:szCs w:val="24"/>
+          <w:rtl w:val="0"/>
+          <w:lang w:val="en-US"/>
+        </w:rPr>
+      </w:pPr>
+      <w:r>
+        <w:rPr>
+          <w:rFonts w:hint="default" w:ascii="Times New Roman" w:hAnsi="Times New Roman" w:eastAsia="Times New Roman" w:cs="Times New Roman"/>
+          <w:b/>
+          <w:bCs/>
+          <w:sz w:val="24"/>
+          <w:szCs w:val="24"/>
+          <w:rtl w:val="0"/>
+          <w:lang w:val="en-US"/>
+        </w:rPr>
+        <w:t>8</w:t>
+      </w:r>
+      <w:r>
+        <w:rPr>
+          <w:rFonts w:ascii="Times New Roman" w:hAnsi="Times New Roman" w:eastAsia="Times New Roman" w:cs="Times New Roman"/>
+          <w:b/>
+          <w:bCs/>
+          <w:sz w:val="24"/>
+          <w:szCs w:val="24"/>
+          <w:rtl w:val="0"/>
+        </w:rPr>
+        <w:t>.9</w:t>
+      </w:r>
+      <w:r>
+        <w:rPr>
+          <w:rFonts w:hint="default" w:ascii="Times New Roman" w:hAnsi="Times New Roman" w:eastAsia="Times New Roman" w:cs="Times New Roman"/>
+          <w:b/>
+          <w:bCs/>
+          <w:sz w:val="24"/>
+          <w:szCs w:val="24"/>
+          <w:rtl w:val="0"/>
+          <w:lang w:val="en-US"/>
+        </w:rPr>
+        <w:t>.1 Graph khác tree thế nào?</w:t>
+      </w:r>
+    </w:p>
+    <w:p>
+      <w:pPr>
+        <w:numPr>
+          <w:ilvl w:val="2"/>
+          <w:numId w:val="9"/>
+        </w:numPr>
+        <w:spacing w:before="220" w:after="200"/>
+        <w:ind w:left="2160" w:leftChars="0" w:hanging="360" w:firstLineChars="0"/>
+        <w:rPr>
+          <w:rFonts w:hint="default" w:ascii="Times New Roman" w:hAnsi="Times New Roman" w:eastAsia="Times New Roman" w:cs="Times New Roman"/>
+          <w:sz w:val="24"/>
+          <w:szCs w:val="24"/>
+          <w:lang w:val="en-US"/>
+        </w:rPr>
+      </w:pPr>
+      <w:r>
+        <w:rPr>
+          <w:rFonts w:hint="default" w:ascii="Times New Roman" w:hAnsi="Times New Roman" w:eastAsia="Times New Roman" w:cs="Times New Roman"/>
+          <w:sz w:val="24"/>
+          <w:szCs w:val="24"/>
+          <w:lang w:val="en-US"/>
+        </w:rPr>
+        <w:t>Tree:</w:t>
+      </w:r>
+    </w:p>
+    <w:p>
+      <w:pPr>
+        <w:numPr>
+          <w:ilvl w:val="3"/>
+          <w:numId w:val="9"/>
+        </w:numPr>
+        <w:spacing w:before="220" w:after="200"/>
+        <w:ind w:left="2880" w:leftChars="0" w:hanging="360" w:firstLineChars="0"/>
+        <w:rPr>
+          <w:rFonts w:hint="default" w:ascii="Times New Roman" w:hAnsi="Times New Roman" w:eastAsia="Times New Roman" w:cs="Times New Roman"/>
+          <w:sz w:val="24"/>
+          <w:szCs w:val="24"/>
+          <w:lang w:val="en-US"/>
+        </w:rPr>
+      </w:pPr>
+      <w:r>
+        <w:rPr>
+          <w:rFonts w:hint="default" w:ascii="Times New Roman" w:hAnsi="Times New Roman" w:eastAsia="Times New Roman" w:cs="Times New Roman"/>
+          <w:sz w:val="24"/>
+          <w:szCs w:val="24"/>
+          <w:lang w:val="en-US"/>
+        </w:rPr>
+        <w:t>Có root</w:t>
+      </w:r>
+    </w:p>
+    <w:p>
+      <w:pPr>
+        <w:numPr>
+          <w:ilvl w:val="3"/>
+          <w:numId w:val="9"/>
+        </w:numPr>
+        <w:spacing w:before="220" w:after="200"/>
+        <w:ind w:left="2880" w:leftChars="0" w:hanging="360" w:firstLineChars="0"/>
+        <w:rPr>
+          <w:rFonts w:hint="default" w:ascii="Times New Roman" w:hAnsi="Times New Roman" w:eastAsia="Times New Roman" w:cs="Times New Roman"/>
+          <w:sz w:val="24"/>
+          <w:szCs w:val="24"/>
+          <w:lang w:val="en-US"/>
+        </w:rPr>
+      </w:pPr>
+      <w:r>
+        <w:rPr>
+          <w:rFonts w:hint="default" w:ascii="Times New Roman" w:hAnsi="Times New Roman" w:eastAsia="Times New Roman" w:cs="Times New Roman"/>
+          <w:sz w:val="24"/>
+          <w:szCs w:val="24"/>
+          <w:lang w:val="en-US"/>
+        </w:rPr>
+        <w:t xml:space="preserve">Không có cycle </w:t>
+      </w:r>
+    </w:p>
+    <w:p>
+      <w:pPr>
+        <w:numPr>
+          <w:ilvl w:val="3"/>
+          <w:numId w:val="9"/>
+        </w:numPr>
+        <w:spacing w:before="220" w:after="200"/>
+        <w:ind w:left="2880" w:leftChars="0" w:hanging="360" w:firstLineChars="0"/>
+        <w:rPr>
+          <w:rFonts w:hint="default" w:ascii="Times New Roman" w:hAnsi="Times New Roman" w:eastAsia="Times New Roman" w:cs="Times New Roman"/>
+          <w:sz w:val="24"/>
+          <w:szCs w:val="24"/>
+          <w:lang w:val="en-US"/>
+        </w:rPr>
+      </w:pPr>
+      <w:r>
+        <w:rPr>
+          <w:rFonts w:hint="default" w:ascii="Times New Roman" w:hAnsi="Times New Roman" w:eastAsia="Times New Roman" w:cs="Times New Roman"/>
+          <w:sz w:val="24"/>
+          <w:szCs w:val="24"/>
+          <w:lang w:val="en-US"/>
+        </w:rPr>
+        <w:t>Một node chỉ có 1 parent ( Trừ root)</w:t>
+      </w:r>
+    </w:p>
+    <w:p>
+      <w:pPr>
+        <w:numPr>
+          <w:ilvl w:val="3"/>
+          <w:numId w:val="9"/>
+        </w:numPr>
+        <w:spacing w:before="220" w:after="200"/>
+        <w:ind w:left="2880" w:leftChars="0" w:hanging="360" w:firstLineChars="0"/>
+        <w:rPr>
+          <w:rFonts w:hint="default" w:ascii="Times New Roman" w:hAnsi="Times New Roman" w:eastAsia="Times New Roman" w:cs="Times New Roman"/>
+          <w:sz w:val="24"/>
+          <w:szCs w:val="24"/>
+          <w:lang w:val="en-US"/>
+        </w:rPr>
+      </w:pPr>
+      <w:r>
+        <w:rPr>
+          <w:rFonts w:hint="default" w:ascii="Times New Roman" w:hAnsi="Times New Roman" w:eastAsia="Times New Roman" w:cs="Times New Roman"/>
+          <w:sz w:val="24"/>
+          <w:szCs w:val="24"/>
+          <w:lang w:val="en-US"/>
+        </w:rPr>
+        <w:t>Có đúng n-1 cạnh</w:t>
+      </w:r>
+    </w:p>
+    <w:p>
+      <w:pPr>
+        <w:numPr>
+          <w:ilvl w:val="2"/>
+          <w:numId w:val="9"/>
+        </w:numPr>
+        <w:spacing w:before="220" w:after="200"/>
+        <w:ind w:left="2160" w:leftChars="0" w:hanging="360" w:firstLineChars="0"/>
+        <w:rPr>
+          <w:rFonts w:hint="default" w:ascii="Times New Roman" w:hAnsi="Times New Roman" w:eastAsia="Times New Roman" w:cs="Times New Roman"/>
+          <w:sz w:val="24"/>
+          <w:szCs w:val="24"/>
+          <w:lang w:val="en-US"/>
+        </w:rPr>
+      </w:pPr>
+      <w:r>
+        <w:rPr>
+          <w:rFonts w:hint="default" w:ascii="Times New Roman" w:hAnsi="Times New Roman" w:eastAsia="Times New Roman" w:cs="Times New Roman"/>
+          <w:sz w:val="24"/>
+          <w:szCs w:val="24"/>
+          <w:lang w:val="en-US"/>
+        </w:rPr>
+        <w:t>Graph:</w:t>
+      </w:r>
+    </w:p>
+    <w:p>
+      <w:pPr>
+        <w:numPr>
+          <w:ilvl w:val="3"/>
+          <w:numId w:val="9"/>
+        </w:numPr>
+        <w:spacing w:before="220" w:after="200"/>
+        <w:ind w:left="2880" w:leftChars="0" w:hanging="360" w:firstLineChars="0"/>
+        <w:rPr>
+          <w:rFonts w:hint="default" w:ascii="Times New Roman" w:hAnsi="Times New Roman" w:eastAsia="Times New Roman" w:cs="Times New Roman"/>
+          <w:sz w:val="24"/>
+          <w:szCs w:val="24"/>
+          <w:lang w:val="en-US"/>
+        </w:rPr>
+      </w:pPr>
+      <w:r>
+        <w:rPr>
+          <w:rFonts w:hint="default" w:ascii="Times New Roman" w:hAnsi="Times New Roman" w:eastAsia="Times New Roman" w:cs="Times New Roman"/>
+          <w:sz w:val="24"/>
+          <w:szCs w:val="24"/>
+          <w:lang w:val="en-US"/>
+        </w:rPr>
+        <w:t>Không bắt buộc có root</w:t>
+      </w:r>
+    </w:p>
+    <w:p>
+      <w:pPr>
+        <w:numPr>
+          <w:ilvl w:val="3"/>
+          <w:numId w:val="9"/>
+        </w:numPr>
+        <w:spacing w:before="220" w:after="200"/>
+        <w:ind w:left="2880" w:leftChars="0" w:hanging="360" w:firstLineChars="0"/>
+        <w:rPr>
+          <w:rFonts w:hint="default" w:ascii="Times New Roman" w:hAnsi="Times New Roman" w:eastAsia="Times New Roman" w:cs="Times New Roman"/>
+          <w:sz w:val="24"/>
+          <w:szCs w:val="24"/>
+          <w:lang w:val="en-US"/>
+        </w:rPr>
+      </w:pPr>
+      <w:r>
+        <w:rPr>
+          <w:rFonts w:hint="default" w:ascii="Times New Roman" w:hAnsi="Times New Roman" w:eastAsia="Times New Roman" w:cs="Times New Roman"/>
+          <w:sz w:val="24"/>
+          <w:szCs w:val="24"/>
+          <w:lang w:val="en-US"/>
+        </w:rPr>
+        <w:t>Có thể có cycle</w:t>
+      </w:r>
+    </w:p>
+    <w:p>
+      <w:pPr>
+        <w:numPr>
+          <w:ilvl w:val="3"/>
+          <w:numId w:val="9"/>
+        </w:numPr>
+        <w:spacing w:before="220" w:after="200"/>
+        <w:ind w:left="2880" w:leftChars="0" w:hanging="360" w:firstLineChars="0"/>
+        <w:rPr>
+          <w:rFonts w:hint="default" w:ascii="Times New Roman" w:hAnsi="Times New Roman" w:eastAsia="Times New Roman" w:cs="Times New Roman"/>
+          <w:sz w:val="24"/>
+          <w:szCs w:val="24"/>
+          <w:lang w:val="en-US"/>
+        </w:rPr>
+      </w:pPr>
+      <w:r>
+        <w:rPr>
+          <w:rFonts w:hint="default" w:ascii="Times New Roman" w:hAnsi="Times New Roman" w:eastAsia="Times New Roman" w:cs="Times New Roman"/>
+          <w:sz w:val="24"/>
+          <w:szCs w:val="24"/>
+          <w:lang w:val="en-US"/>
+        </w:rPr>
+        <w:t>Một node có thể có nhiều parent</w:t>
+      </w:r>
+    </w:p>
+    <w:p>
+      <w:pPr>
+        <w:numPr>
+          <w:ilvl w:val="3"/>
+          <w:numId w:val="9"/>
+        </w:numPr>
+        <w:spacing w:before="220" w:after="200"/>
+        <w:ind w:left="2880" w:leftChars="0" w:hanging="360" w:firstLineChars="0"/>
+        <w:rPr>
+          <w:rFonts w:hint="default" w:ascii="Times New Roman" w:hAnsi="Times New Roman" w:eastAsia="Times New Roman" w:cs="Times New Roman"/>
+          <w:sz w:val="24"/>
+          <w:szCs w:val="24"/>
+          <w:lang w:val="en-US"/>
+        </w:rPr>
+      </w:pPr>
+      <w:r>
+        <w:rPr>
+          <w:rFonts w:hint="default" w:ascii="Times New Roman" w:hAnsi="Times New Roman" w:eastAsia="Times New Roman" w:cs="Times New Roman"/>
+          <w:sz w:val="24"/>
+          <w:szCs w:val="24"/>
+          <w:lang w:val="en-US"/>
+        </w:rPr>
+        <w:t>Không giới hạn số cạnh</w:t>
+      </w:r>
+    </w:p>
+    <w:p>
+      <w:pPr>
+        <w:numPr>
+          <w:ilvl w:val="2"/>
+          <w:numId w:val="9"/>
+        </w:numPr>
+        <w:spacing w:before="220" w:after="200"/>
+        <w:ind w:left="2160" w:leftChars="0" w:hanging="360" w:firstLineChars="0"/>
+        <w:rPr>
+          <w:rFonts w:hint="default" w:ascii="Times New Roman" w:hAnsi="Times New Roman" w:eastAsia="Times New Roman" w:cs="Times New Roman"/>
+          <w:sz w:val="24"/>
+          <w:szCs w:val="24"/>
+          <w:lang w:val="en-US"/>
+        </w:rPr>
+      </w:pPr>
+      <w:r>
+        <w:rPr>
+          <w:rFonts w:hint="default" w:ascii="Times New Roman" w:hAnsi="Times New Roman" w:eastAsia="Times New Roman" w:cs="Times New Roman"/>
+          <w:sz w:val="24"/>
+          <w:szCs w:val="24"/>
+          <w:lang w:val="en-US"/>
+        </w:rPr>
+        <w:t>Tree là một trường hợp đặc biệt của graph ( connected và không cycle)</w:t>
+      </w:r>
+    </w:p>
+    <w:p>
+      <w:pPr>
+        <w:spacing w:before="220" w:after="200"/>
+        <w:ind w:left="0" w:firstLine="720" w:firstLineChars="0"/>
+        <w:rPr>
+          <w:rFonts w:hint="default" w:ascii="Times New Roman" w:hAnsi="Times New Roman" w:eastAsia="Times New Roman" w:cs="Times New Roman"/>
+          <w:b/>
+          <w:bCs/>
+          <w:sz w:val="24"/>
+          <w:szCs w:val="24"/>
+          <w:rtl w:val="0"/>
+          <w:lang w:val="en-US"/>
+        </w:rPr>
+      </w:pPr>
+      <w:r>
+        <w:rPr>
+          <w:rFonts w:hint="default" w:ascii="Times New Roman" w:hAnsi="Times New Roman" w:eastAsia="Times New Roman" w:cs="Times New Roman"/>
+          <w:b/>
+          <w:bCs/>
+          <w:sz w:val="24"/>
+          <w:szCs w:val="24"/>
+          <w:rtl w:val="0"/>
+          <w:lang w:val="en-US"/>
+        </w:rPr>
+        <w:t>8</w:t>
+      </w:r>
+      <w:r>
+        <w:rPr>
+          <w:rFonts w:ascii="Times New Roman" w:hAnsi="Times New Roman" w:eastAsia="Times New Roman" w:cs="Times New Roman"/>
+          <w:b/>
+          <w:bCs/>
+          <w:sz w:val="24"/>
+          <w:szCs w:val="24"/>
+          <w:rtl w:val="0"/>
+        </w:rPr>
+        <w:t>.9</w:t>
+      </w:r>
+      <w:r>
+        <w:rPr>
+          <w:rFonts w:hint="default" w:ascii="Times New Roman" w:hAnsi="Times New Roman" w:eastAsia="Times New Roman" w:cs="Times New Roman"/>
+          <w:b/>
+          <w:bCs/>
+          <w:sz w:val="24"/>
+          <w:szCs w:val="24"/>
+          <w:rtl w:val="0"/>
+          <w:lang w:val="en-US"/>
+        </w:rPr>
+        <w:t>.2</w:t>
+      </w:r>
+      <w:r>
+        <w:rPr>
+          <w:rFonts w:ascii="Times New Roman" w:hAnsi="Times New Roman" w:eastAsia="Times New Roman" w:cs="Times New Roman"/>
+          <w:b/>
+          <w:bCs/>
+          <w:sz w:val="24"/>
+          <w:szCs w:val="24"/>
+          <w:rtl w:val="0"/>
+        </w:rPr>
+        <w:t xml:space="preserve"> </w:t>
+      </w:r>
+      <w:r>
+        <w:rPr>
+          <w:rFonts w:hint="default" w:ascii="Times New Roman" w:hAnsi="Times New Roman" w:eastAsia="Times New Roman" w:cs="Times New Roman"/>
+          <w:b/>
+          <w:bCs/>
+          <w:sz w:val="24"/>
+          <w:szCs w:val="24"/>
+          <w:rtl w:val="0"/>
+          <w:lang w:val="en-US"/>
+        </w:rPr>
+        <w:t>Graph được lưu thế nào?</w:t>
+      </w:r>
+    </w:p>
+    <w:p>
+      <w:pPr>
+        <w:numPr>
+          <w:ilvl w:val="1"/>
+          <w:numId w:val="9"/>
+        </w:numPr>
+        <w:spacing w:before="220" w:after="200"/>
+        <w:ind w:left="1440" w:leftChars="0" w:hanging="360" w:firstLineChars="0"/>
+        <w:rPr>
+          <w:rFonts w:hint="default" w:ascii="Times New Roman" w:hAnsi="Times New Roman" w:eastAsia="Times New Roman" w:cs="Times New Roman"/>
+          <w:sz w:val="24"/>
+          <w:szCs w:val="24"/>
+          <w:lang w:val="en-US"/>
+        </w:rPr>
+      </w:pPr>
+      <w:r>
+        <w:rPr>
+          <w:rFonts w:hint="default" w:ascii="Times New Roman" w:hAnsi="Times New Roman" w:eastAsia="Times New Roman" w:cs="Times New Roman"/>
+          <w:sz w:val="24"/>
+          <w:szCs w:val="24"/>
+          <w:rtl w:val="0"/>
+          <w:lang w:val="en-US"/>
+        </w:rPr>
+        <w:t>Adjacency List</w:t>
+      </w:r>
+    </w:p>
+    <w:p>
+      <w:pPr>
+        <w:numPr>
+          <w:ilvl w:val="2"/>
+          <w:numId w:val="9"/>
+        </w:numPr>
+        <w:spacing w:before="220" w:after="200"/>
+        <w:ind w:left="2160" w:leftChars="0" w:hanging="360" w:firstLineChars="0"/>
+        <w:rPr>
+          <w:rFonts w:hint="default" w:ascii="Times New Roman" w:hAnsi="Times New Roman" w:eastAsia="Times New Roman" w:cs="Times New Roman"/>
+          <w:sz w:val="24"/>
+          <w:szCs w:val="24"/>
+          <w:lang w:val="en-US"/>
+        </w:rPr>
+      </w:pPr>
+      <w:r>
+        <w:rPr>
+          <w:rFonts w:ascii="SimSun" w:hAnsi="SimSun" w:eastAsia="SimSun" w:cs="SimSun"/>
+          <w:sz w:val="24"/>
+          <w:szCs w:val="24"/>
+        </w:rPr>
+        <w:t>Map&lt;Integer, List&lt;Integer&gt;&gt; graph = new HashMap&lt;&gt;();</w:t>
+      </w:r>
+    </w:p>
+    <w:p>
+      <w:pPr>
+        <w:numPr>
+          <w:ilvl w:val="2"/>
+          <w:numId w:val="9"/>
+        </w:numPr>
+        <w:spacing w:before="220" w:after="200"/>
+        <w:ind w:left="2160" w:leftChars="0" w:hanging="360" w:firstLineChars="0"/>
+        <w:rPr>
+          <w:rFonts w:hint="default" w:ascii="Times New Roman" w:hAnsi="Times New Roman" w:eastAsia="Times New Roman" w:cs="Times New Roman"/>
+          <w:sz w:val="24"/>
+          <w:szCs w:val="24"/>
+          <w:lang w:val="en-US"/>
+        </w:rPr>
+      </w:pPr>
+      <w:r>
+        <w:rPr>
+          <w:rFonts w:hint="default" w:ascii="Times New Roman" w:hAnsi="Times New Roman" w:eastAsia="Times New Roman" w:cs="Times New Roman"/>
+          <w:sz w:val="24"/>
+          <w:szCs w:val="24"/>
+          <w:lang w:val="en-US"/>
+        </w:rPr>
+        <w:t>Ưu điểm</w:t>
+      </w:r>
+    </w:p>
+    <w:p>
+      <w:pPr>
+        <w:numPr>
+          <w:ilvl w:val="3"/>
+          <w:numId w:val="9"/>
+        </w:numPr>
+        <w:spacing w:before="220" w:after="200"/>
+        <w:ind w:left="2880" w:leftChars="0" w:hanging="360" w:firstLineChars="0"/>
+        <w:rPr>
+          <w:rFonts w:hint="default" w:ascii="Times New Roman" w:hAnsi="Times New Roman" w:eastAsia="Times New Roman" w:cs="Times New Roman"/>
+          <w:sz w:val="24"/>
+          <w:szCs w:val="24"/>
+          <w:lang w:val="en-US"/>
+        </w:rPr>
+      </w:pPr>
+      <w:r>
+        <w:rPr>
+          <w:rFonts w:hint="default" w:ascii="Times New Roman" w:hAnsi="Times New Roman" w:eastAsia="Times New Roman" w:cs="Times New Roman"/>
+          <w:sz w:val="24"/>
+          <w:szCs w:val="24"/>
+          <w:lang w:val="en-US"/>
+        </w:rPr>
+        <w:t>Tiết kiệm bộ nhớ</w:t>
+      </w:r>
+    </w:p>
+    <w:p>
+      <w:pPr>
+        <w:numPr>
+          <w:ilvl w:val="3"/>
+          <w:numId w:val="9"/>
+        </w:numPr>
+        <w:spacing w:before="220" w:after="200"/>
+        <w:ind w:left="2880" w:leftChars="0" w:hanging="360" w:firstLineChars="0"/>
+        <w:rPr>
+          <w:rFonts w:hint="default" w:ascii="Times New Roman" w:hAnsi="Times New Roman" w:eastAsia="Times New Roman" w:cs="Times New Roman"/>
+          <w:sz w:val="24"/>
+          <w:szCs w:val="24"/>
+          <w:lang w:val="en-US"/>
+        </w:rPr>
+      </w:pPr>
+      <w:r>
+        <w:rPr>
+          <w:rFonts w:hint="default" w:ascii="Times New Roman" w:hAnsi="Times New Roman" w:eastAsia="Times New Roman" w:cs="Times New Roman"/>
+          <w:sz w:val="24"/>
+          <w:szCs w:val="24"/>
+          <w:lang w:val="en-US"/>
+        </w:rPr>
+        <w:t>Dùng nhiều nhất</w:t>
+      </w:r>
+    </w:p>
+    <w:p>
+      <w:pPr>
+        <w:numPr>
+          <w:ilvl w:val="1"/>
+          <w:numId w:val="9"/>
+        </w:numPr>
+        <w:spacing w:before="220" w:after="200"/>
+        <w:ind w:left="1440" w:leftChars="0" w:hanging="360" w:firstLineChars="0"/>
+        <w:rPr>
+          <w:rFonts w:hint="default" w:ascii="Times New Roman" w:hAnsi="Times New Roman" w:eastAsia="Times New Roman" w:cs="Times New Roman"/>
+          <w:sz w:val="24"/>
+          <w:szCs w:val="24"/>
+          <w:lang w:val="en-US"/>
+        </w:rPr>
+      </w:pPr>
+      <w:r>
+        <w:rPr>
+          <w:rFonts w:hint="default" w:ascii="Times New Roman" w:hAnsi="Times New Roman" w:eastAsia="Times New Roman" w:cs="Times New Roman"/>
+          <w:sz w:val="24"/>
+          <w:szCs w:val="24"/>
+          <w:rtl w:val="0"/>
+          <w:lang w:val="en-US"/>
+        </w:rPr>
+        <w:t>Adjacency Matrix</w:t>
+      </w:r>
+    </w:p>
+    <w:p>
+      <w:pPr>
+        <w:numPr>
+          <w:ilvl w:val="2"/>
+          <w:numId w:val="9"/>
+        </w:numPr>
+        <w:spacing w:before="220" w:after="200"/>
+        <w:ind w:left="2160" w:leftChars="0" w:hanging="360" w:firstLineChars="0"/>
+        <w:rPr>
+          <w:rFonts w:hint="default" w:ascii="Times New Roman" w:hAnsi="Times New Roman" w:eastAsia="Times New Roman" w:cs="Times New Roman"/>
+          <w:sz w:val="24"/>
+          <w:szCs w:val="24"/>
+          <w:lang w:val="en-US"/>
+        </w:rPr>
+      </w:pPr>
+      <w:r>
+        <w:rPr>
+          <w:rFonts w:ascii="SimSun" w:hAnsi="SimSun" w:eastAsia="SimSun" w:cs="SimSun"/>
+          <w:sz w:val="24"/>
+          <w:szCs w:val="24"/>
+        </w:rPr>
+        <w:t>int[][] graph = new int[n][n];</w:t>
+      </w:r>
+    </w:p>
+    <w:p>
+      <w:pPr>
+        <w:numPr>
+          <w:ilvl w:val="2"/>
+          <w:numId w:val="9"/>
+        </w:numPr>
+        <w:spacing w:before="220" w:after="200"/>
+        <w:ind w:left="2160" w:leftChars="0" w:hanging="360" w:firstLineChars="0"/>
+        <w:rPr>
+          <w:rFonts w:hint="default" w:ascii="Times New Roman" w:hAnsi="Times New Roman" w:eastAsia="Times New Roman" w:cs="Times New Roman"/>
+          <w:sz w:val="24"/>
+          <w:szCs w:val="24"/>
+          <w:lang w:val="en-US"/>
+        </w:rPr>
+      </w:pPr>
+      <w:r>
+        <w:rPr>
+          <w:rFonts w:hint="default" w:ascii="Times New Roman" w:hAnsi="Times New Roman" w:eastAsia="Times New Roman" w:cs="Times New Roman"/>
+          <w:sz w:val="24"/>
+          <w:szCs w:val="24"/>
+          <w:lang w:val="en-US"/>
+        </w:rPr>
+        <w:t>Ưu điểm</w:t>
+      </w:r>
+    </w:p>
+    <w:p>
+      <w:pPr>
+        <w:numPr>
+          <w:ilvl w:val="3"/>
+          <w:numId w:val="9"/>
+        </w:numPr>
+        <w:spacing w:before="220" w:after="200"/>
+        <w:ind w:left="2880" w:leftChars="0" w:hanging="360" w:firstLineChars="0"/>
+        <w:rPr>
+          <w:rFonts w:hint="default" w:ascii="Times New Roman" w:hAnsi="Times New Roman" w:eastAsia="Times New Roman" w:cs="Times New Roman"/>
+          <w:sz w:val="24"/>
+          <w:szCs w:val="24"/>
+          <w:lang w:val="en-US"/>
+        </w:rPr>
+      </w:pPr>
+      <w:r>
+        <w:rPr>
+          <w:rFonts w:hint="default" w:ascii="Times New Roman" w:hAnsi="Times New Roman" w:eastAsia="Times New Roman" w:cs="Times New Roman"/>
+          <w:sz w:val="24"/>
+          <w:szCs w:val="24"/>
+          <w:lang w:val="en-US"/>
+        </w:rPr>
+        <w:t>Kiểm tra 2 đỉnh có nối với nhau không chỉ mất O(n)</w:t>
+      </w:r>
+    </w:p>
+    <w:p>
+      <w:pPr>
+        <w:numPr>
+          <w:ilvl w:val="2"/>
+          <w:numId w:val="9"/>
+        </w:numPr>
+        <w:spacing w:before="220" w:after="200"/>
+        <w:ind w:left="2160" w:leftChars="0" w:hanging="360" w:firstLineChars="0"/>
+        <w:rPr>
+          <w:rFonts w:hint="default" w:ascii="Times New Roman" w:hAnsi="Times New Roman" w:eastAsia="Times New Roman" w:cs="Times New Roman"/>
+          <w:sz w:val="24"/>
+          <w:szCs w:val="24"/>
+          <w:lang w:val="en-US"/>
+        </w:rPr>
+      </w:pPr>
+      <w:r>
+        <w:rPr>
+          <w:rFonts w:hint="default" w:ascii="Times New Roman" w:hAnsi="Times New Roman" w:eastAsia="Times New Roman" w:cs="Times New Roman"/>
+          <w:sz w:val="24"/>
+          <w:szCs w:val="24"/>
+          <w:lang w:val="en-US"/>
+        </w:rPr>
+        <w:t>Nhược điểm:</w:t>
+      </w:r>
+    </w:p>
+    <w:p>
+      <w:pPr>
+        <w:numPr>
+          <w:ilvl w:val="3"/>
+          <w:numId w:val="9"/>
+        </w:numPr>
+        <w:spacing w:before="220" w:after="200"/>
+        <w:ind w:left="2880" w:leftChars="0" w:hanging="360" w:firstLineChars="0"/>
+        <w:rPr>
+          <w:rFonts w:hint="default" w:ascii="Times New Roman" w:hAnsi="Times New Roman" w:eastAsia="Times New Roman" w:cs="Times New Roman"/>
+          <w:sz w:val="24"/>
+          <w:szCs w:val="24"/>
+          <w:lang w:val="en-US"/>
+        </w:rPr>
+      </w:pPr>
+      <w:r>
+        <w:rPr>
+          <w:rFonts w:hint="default" w:ascii="Times New Roman" w:hAnsi="Times New Roman" w:eastAsia="Times New Roman" w:cs="Times New Roman"/>
+          <w:sz w:val="24"/>
+          <w:szCs w:val="24"/>
+          <w:lang w:val="en-US"/>
+        </w:rPr>
+        <w:t>Tốn bộ nhớ nếu đồ thị thưa</w:t>
+      </w:r>
+    </w:p>
+    <w:p>
+      <w:pPr>
+        <w:ind w:left="720" w:leftChars="0" w:firstLine="720" w:firstLineChars="0"/>
+        <w:rPr>
+          <w:rFonts w:hint="default" w:ascii="Times New Roman" w:hAnsi="Times New Roman" w:eastAsia="Times New Roman" w:cs="Times New Roman"/>
+          <w:sz w:val="24"/>
+          <w:szCs w:val="24"/>
+          <w:lang w:val="en-US"/>
+        </w:rPr>
+      </w:pPr>
       <w:bookmarkStart w:id="4" w:name="_GoBack"/>
       <w:bookmarkEnd w:id="4"/>
-    </w:p>
-    <w:p>
-      <w:pPr>
-        <w:ind w:left="720" w:leftChars="0" w:firstLine="0" w:firstLineChars="0"/>
-        <w:rPr>
-          <w:rFonts w:hint="default" w:ascii="Times New Roman" w:hAnsi="Times New Roman" w:eastAsia="Times New Roman" w:cs="Times New Roman"/>
-          <w:sz w:val="24"/>
-          <w:szCs w:val="24"/>
-          <w:lang w:val="en-US"/>
-        </w:rPr>
-      </w:pPr>
-    </w:p>
-    <w:p>
-      <w:pPr>
-        <w:ind w:left="720" w:leftChars="0" w:firstLine="720" w:firstLineChars="0"/>
-        <w:rPr>
-          <w:rFonts w:hint="default" w:ascii="Times New Roman" w:hAnsi="Times New Roman" w:eastAsia="Times New Roman" w:cs="Times New Roman"/>
-          <w:sz w:val="24"/>
-          <w:szCs w:val="24"/>
-          <w:lang w:val="en-US"/>
-        </w:rPr>
-      </w:pPr>
-    </w:p>
-    <w:p>
-      <w:pPr>
-        <w:ind w:left="720" w:leftChars="0" w:firstLine="720" w:firstLineChars="0"/>
-        <w:rPr>
-          <w:rFonts w:hint="default" w:ascii="Times New Roman" w:hAnsi="Times New Roman" w:eastAsia="Times New Roman" w:cs="Times New Roman"/>
-          <w:sz w:val="24"/>
-          <w:szCs w:val="24"/>
-          <w:lang w:val="en-US"/>
-        </w:rPr>
-      </w:pPr>
-    </w:p>
-    <w:p>
-      <w:pPr>
-        <w:ind w:left="720" w:leftChars="0" w:firstLine="720" w:firstLineChars="0"/>
-        <w:rPr>
-          <w:rFonts w:hint="default" w:ascii="Times New Roman" w:hAnsi="Times New Roman" w:eastAsia="Times New Roman" w:cs="Times New Roman"/>
-          <w:sz w:val="24"/>
-          <w:szCs w:val="24"/>
-          <w:lang w:val="en-US"/>
-        </w:rPr>
-      </w:pPr>
     </w:p>
     <w:sectPr>
       <w:pgSz w:w="12240" w:h="15840"/>
@@ -8806,6 +14419,155 @@
     </w:lvl>
   </w:abstractNum>
   <w:abstractNum w:abstractNumId="1">
+    <w:nsid w:val="A6DFF90A"/>
+    <w:multiLevelType w:val="multilevel"/>
+    <w:tmpl w:val="A6DFF90A"/>
+    <w:lvl w:ilvl="0" w:tentative="0">
+      <w:start w:val="1"/>
+      <w:numFmt w:val="bullet"/>
+      <w:lvlText w:val=""/>
+      <w:lvlJc w:val="left"/>
+      <w:pPr>
+        <w:tabs>
+          <w:tab w:val="left" w:pos="720"/>
+        </w:tabs>
+        <w:ind w:left="720" w:hanging="360"/>
+      </w:pPr>
+      <w:rPr>
+        <w:rFonts w:hint="default" w:ascii="Symbol" w:hAnsi="Symbol" w:cs="Symbol"/>
+        <w:sz w:val="20"/>
+      </w:rPr>
+    </w:lvl>
+    <w:lvl w:ilvl="1" w:tentative="0">
+      <w:start w:val="1"/>
+      <w:numFmt w:val="bullet"/>
+      <w:lvlText w:val="o"/>
+      <w:lvlJc w:val="left"/>
+      <w:pPr>
+        <w:tabs>
+          <w:tab w:val="left" w:pos="1440"/>
+        </w:tabs>
+        <w:ind w:left="1440" w:hanging="360"/>
+      </w:pPr>
+      <w:rPr>
+        <w:rFonts w:hint="default" w:ascii="Courier New" w:hAnsi="Courier New" w:cs="Courier New"/>
+        <w:sz w:val="20"/>
+      </w:rPr>
+    </w:lvl>
+    <w:lvl w:ilvl="2" w:tentative="0">
+      <w:start w:val="1"/>
+      <w:numFmt w:val="bullet"/>
+      <w:lvlText w:val=""/>
+      <w:lvlJc w:val="left"/>
+      <w:pPr>
+        <w:tabs>
+          <w:tab w:val="left" w:pos="2160"/>
+        </w:tabs>
+        <w:ind w:left="2160" w:hanging="360"/>
+      </w:pPr>
+      <w:rPr>
+        <w:rFonts w:hint="default" w:ascii="Wingdings" w:hAnsi="Wingdings" w:cs="Wingdings"/>
+        <w:sz w:val="20"/>
+      </w:rPr>
+    </w:lvl>
+    <w:lvl w:ilvl="3" w:tentative="0">
+      <w:start w:val="1"/>
+      <w:numFmt w:val="bullet"/>
+      <w:lvlText w:val=""/>
+      <w:lvlJc w:val="left"/>
+      <w:pPr>
+        <w:tabs>
+          <w:tab w:val="left" w:pos="2880"/>
+        </w:tabs>
+        <w:ind w:left="2880" w:hanging="360"/>
+      </w:pPr>
+      <w:rPr>
+        <w:rFonts w:hint="default" w:ascii="Wingdings" w:hAnsi="Wingdings" w:cs="Wingdings"/>
+        <w:sz w:val="20"/>
+      </w:rPr>
+    </w:lvl>
+    <w:lvl w:ilvl="4" w:tentative="0">
+      <w:start w:val="1"/>
+      <w:numFmt w:val="bullet"/>
+      <w:lvlText w:val=""/>
+      <w:lvlJc w:val="left"/>
+      <w:pPr>
+        <w:tabs>
+          <w:tab w:val="left" w:pos="3600"/>
+        </w:tabs>
+        <w:ind w:left="3600" w:hanging="360"/>
+      </w:pPr>
+      <w:rPr>
+        <w:rFonts w:hint="default" w:ascii="Wingdings" w:hAnsi="Wingdings" w:cs="Wingdings"/>
+        <w:sz w:val="20"/>
+      </w:rPr>
+    </w:lvl>
+    <w:lvl w:ilvl="5" w:tentative="0">
+      <w:start w:val="1"/>
+      <w:numFmt w:val="bullet"/>
+      <w:lvlText w:val=""/>
+      <w:lvlJc w:val="left"/>
+      <w:pPr>
+        <w:tabs>
+          <w:tab w:val="left" w:pos="4320"/>
+        </w:tabs>
+        <w:ind w:left="4320" w:hanging="360"/>
+      </w:pPr>
+      <w:rPr>
+        <w:rFonts w:hint="default" w:ascii="Wingdings" w:hAnsi="Wingdings" w:cs="Wingdings"/>
+        <w:sz w:val="20"/>
+      </w:rPr>
+    </w:lvl>
+    <w:lvl w:ilvl="6" w:tentative="0">
+      <w:start w:val="1"/>
+      <w:numFmt w:val="bullet"/>
+      <w:lvlText w:val=""/>
+      <w:lvlJc w:val="left"/>
+      <w:pPr>
+        <w:tabs>
+          <w:tab w:val="left" w:pos="5040"/>
+        </w:tabs>
+        <w:ind w:left="5040" w:hanging="360"/>
+      </w:pPr>
+      <w:rPr>
+        <w:rFonts w:hint="default" w:ascii="Wingdings" w:hAnsi="Wingdings" w:cs="Wingdings"/>
+        <w:sz w:val="20"/>
+      </w:rPr>
+    </w:lvl>
+    <w:lvl w:ilvl="7" w:tentative="0">
+      <w:start w:val="1"/>
+      <w:numFmt w:val="bullet"/>
+      <w:lvlText w:val=""/>
+      <w:lvlJc w:val="left"/>
+      <w:pPr>
+        <w:tabs>
+          <w:tab w:val="left" w:pos="5760"/>
+        </w:tabs>
+        <w:ind w:left="5760" w:hanging="360"/>
+      </w:pPr>
+      <w:rPr>
+        <w:rFonts w:hint="default" w:ascii="Wingdings" w:hAnsi="Wingdings" w:cs="Wingdings"/>
+        <w:sz w:val="20"/>
+      </w:rPr>
+    </w:lvl>
+    <w:lvl w:ilvl="8" w:tentative="0">
+      <w:start w:val="1"/>
+      <w:numFmt w:val="bullet"/>
+      <w:lvlText w:val=""/>
+      <w:lvlJc w:val="left"/>
+      <w:pPr>
+        <w:tabs>
+          <w:tab w:val="left" w:pos="6480"/>
+        </w:tabs>
+        <w:ind w:left="6480" w:hanging="360"/>
+      </w:pPr>
+      <w:rPr>
+        <w:rFonts w:hint="default" w:ascii="Wingdings" w:hAnsi="Wingdings" w:cs="Wingdings"/>
+        <w:sz w:val="20"/>
+      </w:rPr>
+    </w:lvl>
+  </w:abstractNum>
+  <w:abstractNum w:abstractNumId="2">
     <w:nsid w:val="B5E306ED"/>
     <w:multiLevelType w:val="multilevel"/>
     <w:tmpl w:val="B5E306ED"/>
@@ -8918,7 +14680,7 @@
       </w:rPr>
     </w:lvl>
   </w:abstractNum>
-  <w:abstractNum w:abstractNumId="2">
+  <w:abstractNum w:abstractNumId="3">
     <w:nsid w:val="BF205925"/>
     <w:multiLevelType w:val="multilevel"/>
     <w:tmpl w:val="BF205925"/>
@@ -9031,7 +14793,7 @@
       </w:rPr>
     </w:lvl>
   </w:abstractNum>
-  <w:abstractNum w:abstractNumId="3">
+  <w:abstractNum w:abstractNumId="4">
     <w:nsid w:val="CF092B84"/>
     <w:multiLevelType w:val="multilevel"/>
     <w:tmpl w:val="CF092B84"/>
@@ -9144,7 +14906,156 @@
       </w:rPr>
     </w:lvl>
   </w:abstractNum>
-  <w:abstractNum w:abstractNumId="4">
+  <w:abstractNum w:abstractNumId="5">
+    <w:nsid w:val="FFB0B50A"/>
+    <w:multiLevelType w:val="multilevel"/>
+    <w:tmpl w:val="FFB0B50A"/>
+    <w:lvl w:ilvl="0" w:tentative="0">
+      <w:start w:val="1"/>
+      <w:numFmt w:val="bullet"/>
+      <w:lvlText w:val=""/>
+      <w:lvlJc w:val="left"/>
+      <w:pPr>
+        <w:tabs>
+          <w:tab w:val="left" w:pos="720"/>
+        </w:tabs>
+        <w:ind w:left="720" w:hanging="360"/>
+      </w:pPr>
+      <w:rPr>
+        <w:rFonts w:hint="default" w:ascii="Symbol" w:hAnsi="Symbol" w:cs="Symbol"/>
+        <w:sz w:val="20"/>
+      </w:rPr>
+    </w:lvl>
+    <w:lvl w:ilvl="1" w:tentative="0">
+      <w:start w:val="1"/>
+      <w:numFmt w:val="bullet"/>
+      <w:lvlText w:val="o"/>
+      <w:lvlJc w:val="left"/>
+      <w:pPr>
+        <w:tabs>
+          <w:tab w:val="left" w:pos="1440"/>
+        </w:tabs>
+        <w:ind w:left="1440" w:hanging="360"/>
+      </w:pPr>
+      <w:rPr>
+        <w:rFonts w:hint="default" w:ascii="Courier New" w:hAnsi="Courier New" w:cs="Courier New"/>
+        <w:sz w:val="20"/>
+      </w:rPr>
+    </w:lvl>
+    <w:lvl w:ilvl="2" w:tentative="0">
+      <w:start w:val="1"/>
+      <w:numFmt w:val="bullet"/>
+      <w:lvlText w:val=""/>
+      <w:lvlJc w:val="left"/>
+      <w:pPr>
+        <w:tabs>
+          <w:tab w:val="left" w:pos="2160"/>
+        </w:tabs>
+        <w:ind w:left="2160" w:hanging="360"/>
+      </w:pPr>
+      <w:rPr>
+        <w:rFonts w:hint="default" w:ascii="Wingdings" w:hAnsi="Wingdings" w:cs="Wingdings"/>
+        <w:sz w:val="20"/>
+      </w:rPr>
+    </w:lvl>
+    <w:lvl w:ilvl="3" w:tentative="0">
+      <w:start w:val="1"/>
+      <w:numFmt w:val="bullet"/>
+      <w:lvlText w:val=""/>
+      <w:lvlJc w:val="left"/>
+      <w:pPr>
+        <w:tabs>
+          <w:tab w:val="left" w:pos="2880"/>
+        </w:tabs>
+        <w:ind w:left="2880" w:hanging="360"/>
+      </w:pPr>
+      <w:rPr>
+        <w:rFonts w:hint="default" w:ascii="Wingdings" w:hAnsi="Wingdings" w:cs="Wingdings"/>
+        <w:sz w:val="20"/>
+      </w:rPr>
+    </w:lvl>
+    <w:lvl w:ilvl="4" w:tentative="0">
+      <w:start w:val="1"/>
+      <w:numFmt w:val="bullet"/>
+      <w:lvlText w:val=""/>
+      <w:lvlJc w:val="left"/>
+      <w:pPr>
+        <w:tabs>
+          <w:tab w:val="left" w:pos="3600"/>
+        </w:tabs>
+        <w:ind w:left="3600" w:hanging="360"/>
+      </w:pPr>
+      <w:rPr>
+        <w:rFonts w:hint="default" w:ascii="Wingdings" w:hAnsi="Wingdings" w:cs="Wingdings"/>
+        <w:sz w:val="20"/>
+      </w:rPr>
+    </w:lvl>
+    <w:lvl w:ilvl="5" w:tentative="0">
+      <w:start w:val="1"/>
+      <w:numFmt w:val="bullet"/>
+      <w:lvlText w:val=""/>
+      <w:lvlJc w:val="left"/>
+      <w:pPr>
+        <w:tabs>
+          <w:tab w:val="left" w:pos="4320"/>
+        </w:tabs>
+        <w:ind w:left="4320" w:hanging="360"/>
+      </w:pPr>
+      <w:rPr>
+        <w:rFonts w:hint="default" w:ascii="Wingdings" w:hAnsi="Wingdings" w:cs="Wingdings"/>
+        <w:sz w:val="20"/>
+      </w:rPr>
+    </w:lvl>
+    <w:lvl w:ilvl="6" w:tentative="0">
+      <w:start w:val="1"/>
+      <w:numFmt w:val="bullet"/>
+      <w:lvlText w:val=""/>
+      <w:lvlJc w:val="left"/>
+      <w:pPr>
+        <w:tabs>
+          <w:tab w:val="left" w:pos="5040"/>
+        </w:tabs>
+        <w:ind w:left="5040" w:hanging="360"/>
+      </w:pPr>
+      <w:rPr>
+        <w:rFonts w:hint="default" w:ascii="Wingdings" w:hAnsi="Wingdings" w:cs="Wingdings"/>
+        <w:sz w:val="20"/>
+      </w:rPr>
+    </w:lvl>
+    <w:lvl w:ilvl="7" w:tentative="0">
+      <w:start w:val="1"/>
+      <w:numFmt w:val="bullet"/>
+      <w:lvlText w:val=""/>
+      <w:lvlJc w:val="left"/>
+      <w:pPr>
+        <w:tabs>
+          <w:tab w:val="left" w:pos="5760"/>
+        </w:tabs>
+        <w:ind w:left="5760" w:hanging="360"/>
+      </w:pPr>
+      <w:rPr>
+        <w:rFonts w:hint="default" w:ascii="Wingdings" w:hAnsi="Wingdings" w:cs="Wingdings"/>
+        <w:sz w:val="20"/>
+      </w:rPr>
+    </w:lvl>
+    <w:lvl w:ilvl="8" w:tentative="0">
+      <w:start w:val="1"/>
+      <w:numFmt w:val="bullet"/>
+      <w:lvlText w:val=""/>
+      <w:lvlJc w:val="left"/>
+      <w:pPr>
+        <w:tabs>
+          <w:tab w:val="left" w:pos="6480"/>
+        </w:tabs>
+        <w:ind w:left="6480" w:hanging="360"/>
+      </w:pPr>
+      <w:rPr>
+        <w:rFonts w:hint="default" w:ascii="Wingdings" w:hAnsi="Wingdings" w:cs="Wingdings"/>
+        <w:sz w:val="20"/>
+      </w:rPr>
+    </w:lvl>
+  </w:abstractNum>
+  <w:abstractNum w:abstractNumId="6">
     <w:nsid w:val="0053208E"/>
     <w:multiLevelType w:val="multilevel"/>
     <w:tmpl w:val="0053208E"/>
@@ -9257,7 +15168,7 @@
       </w:rPr>
     </w:lvl>
   </w:abstractNum>
-  <w:abstractNum w:abstractNumId="5">
+  <w:abstractNum w:abstractNumId="7">
     <w:nsid w:val="0248C179"/>
     <w:multiLevelType w:val="multilevel"/>
     <w:tmpl w:val="0248C179"/>
@@ -9370,7 +15281,7 @@
       </w:rPr>
     </w:lvl>
   </w:abstractNum>
-  <w:abstractNum w:abstractNumId="6">
+  <w:abstractNum w:abstractNumId="8">
     <w:nsid w:val="03D62ECE"/>
     <w:multiLevelType w:val="multilevel"/>
     <w:tmpl w:val="03D62ECE"/>
@@ -9483,7 +15394,7 @@
       </w:rPr>
     </w:lvl>
   </w:abstractNum>
-  <w:abstractNum w:abstractNumId="7">
+  <w:abstractNum w:abstractNumId="9">
     <w:nsid w:val="25B654F3"/>
     <w:multiLevelType w:val="multilevel"/>
     <w:tmpl w:val="25B654F3"/>
@@ -9596,7 +15507,7 @@
       </w:rPr>
     </w:lvl>
   </w:abstractNum>
-  <w:abstractNum w:abstractNumId="8">
+  <w:abstractNum w:abstractNumId="10">
     <w:nsid w:val="2A8F537B"/>
     <w:multiLevelType w:val="multilevel"/>
     <w:tmpl w:val="2A8F537B"/>
@@ -9709,7 +15620,305 @@
       </w:rPr>
     </w:lvl>
   </w:abstractNum>
-  <w:abstractNum w:abstractNumId="9">
+  <w:abstractNum w:abstractNumId="11">
+    <w:nsid w:val="410A24AB"/>
+    <w:multiLevelType w:val="multilevel"/>
+    <w:tmpl w:val="410A24AB"/>
+    <w:lvl w:ilvl="0" w:tentative="0">
+      <w:start w:val="1"/>
+      <w:numFmt w:val="bullet"/>
+      <w:lvlText w:val=""/>
+      <w:lvlJc w:val="left"/>
+      <w:pPr>
+        <w:tabs>
+          <w:tab w:val="left" w:pos="720"/>
+        </w:tabs>
+        <w:ind w:left="720" w:hanging="360"/>
+      </w:pPr>
+      <w:rPr>
+        <w:rFonts w:ascii="Symbol" w:hAnsi="Symbol" w:cs="Symbol"/>
+        <w:sz w:val="20"/>
+      </w:rPr>
+    </w:lvl>
+    <w:lvl w:ilvl="1" w:tentative="0">
+      <w:start w:val="1"/>
+      <w:numFmt w:val="bullet"/>
+      <w:lvlText w:val="o"/>
+      <w:lvlJc w:val="left"/>
+      <w:pPr>
+        <w:tabs>
+          <w:tab w:val="left" w:pos="1440"/>
+        </w:tabs>
+        <w:ind w:left="1440" w:hanging="360"/>
+      </w:pPr>
+      <w:rPr>
+        <w:rFonts w:ascii="Courier New" w:hAnsi="Courier New" w:cs="Courier New"/>
+        <w:sz w:val="20"/>
+      </w:rPr>
+    </w:lvl>
+    <w:lvl w:ilvl="2" w:tentative="0">
+      <w:start w:val="1"/>
+      <w:numFmt w:val="bullet"/>
+      <w:lvlText w:val=""/>
+      <w:lvlJc w:val="left"/>
+      <w:pPr>
+        <w:tabs>
+          <w:tab w:val="left" w:pos="2160"/>
+        </w:tabs>
+        <w:ind w:left="2160" w:hanging="360"/>
+      </w:pPr>
+      <w:rPr>
+        <w:rFonts w:ascii="Wingdings" w:hAnsi="Wingdings" w:cs="Wingdings"/>
+        <w:sz w:val="20"/>
+      </w:rPr>
+    </w:lvl>
+    <w:lvl w:ilvl="3" w:tentative="0">
+      <w:start w:val="1"/>
+      <w:numFmt w:val="bullet"/>
+      <w:lvlText w:val=""/>
+      <w:lvlJc w:val="left"/>
+      <w:pPr>
+        <w:tabs>
+          <w:tab w:val="left" w:pos="2880"/>
+        </w:tabs>
+        <w:ind w:left="2880" w:hanging="360"/>
+      </w:pPr>
+      <w:rPr>
+        <w:rFonts w:hint="default" w:ascii="Wingdings" w:hAnsi="Wingdings" w:cs="Wingdings"/>
+        <w:sz w:val="20"/>
+      </w:rPr>
+    </w:lvl>
+    <w:lvl w:ilvl="4" w:tentative="0">
+      <w:start w:val="1"/>
+      <w:numFmt w:val="bullet"/>
+      <w:lvlText w:val=""/>
+      <w:lvlJc w:val="left"/>
+      <w:pPr>
+        <w:tabs>
+          <w:tab w:val="left" w:pos="3600"/>
+        </w:tabs>
+        <w:ind w:left="3600" w:hanging="360"/>
+      </w:pPr>
+      <w:rPr>
+        <w:rFonts w:hint="default" w:ascii="Wingdings" w:hAnsi="Wingdings" w:cs="Wingdings"/>
+        <w:sz w:val="20"/>
+      </w:rPr>
+    </w:lvl>
+    <w:lvl w:ilvl="5" w:tentative="0">
+      <w:start w:val="1"/>
+      <w:numFmt w:val="bullet"/>
+      <w:lvlText w:val=""/>
+      <w:lvlJc w:val="left"/>
+      <w:pPr>
+        <w:tabs>
+          <w:tab w:val="left" w:pos="4320"/>
+        </w:tabs>
+        <w:ind w:left="4320" w:hanging="360"/>
+      </w:pPr>
+      <w:rPr>
+        <w:rFonts w:hint="default" w:ascii="Wingdings" w:hAnsi="Wingdings" w:cs="Wingdings"/>
+        <w:sz w:val="20"/>
+      </w:rPr>
+    </w:lvl>
+    <w:lvl w:ilvl="6" w:tentative="0">
+      <w:start w:val="1"/>
+      <w:numFmt w:val="bullet"/>
+      <w:lvlText w:val=""/>
+      <w:lvlJc w:val="left"/>
+      <w:pPr>
+        <w:tabs>
+          <w:tab w:val="left" w:pos="5040"/>
+        </w:tabs>
+        <w:ind w:left="5040" w:hanging="360"/>
+      </w:pPr>
+      <w:rPr>
+        <w:rFonts w:hint="default" w:ascii="Wingdings" w:hAnsi="Wingdings" w:cs="Wingdings"/>
+        <w:sz w:val="20"/>
+      </w:rPr>
+    </w:lvl>
+    <w:lvl w:ilvl="7" w:tentative="0">
+      <w:start w:val="1"/>
+      <w:numFmt w:val="bullet"/>
+      <w:lvlText w:val=""/>
+      <w:lvlJc w:val="left"/>
+      <w:pPr>
+        <w:tabs>
+          <w:tab w:val="left" w:pos="5760"/>
+        </w:tabs>
+        <w:ind w:left="5760" w:hanging="360"/>
+      </w:pPr>
+      <w:rPr>
+        <w:rFonts w:hint="default" w:ascii="Wingdings" w:hAnsi="Wingdings" w:cs="Wingdings"/>
+        <w:sz w:val="20"/>
+      </w:rPr>
+    </w:lvl>
+    <w:lvl w:ilvl="8" w:tentative="0">
+      <w:start w:val="1"/>
+      <w:numFmt w:val="bullet"/>
+      <w:lvlText w:val=""/>
+      <w:lvlJc w:val="left"/>
+      <w:pPr>
+        <w:tabs>
+          <w:tab w:val="left" w:pos="6480"/>
+        </w:tabs>
+        <w:ind w:left="6480" w:hanging="360"/>
+      </w:pPr>
+      <w:rPr>
+        <w:rFonts w:hint="default" w:ascii="Wingdings" w:hAnsi="Wingdings" w:cs="Wingdings"/>
+        <w:sz w:val="20"/>
+      </w:rPr>
+    </w:lvl>
+  </w:abstractNum>
+  <w:abstractNum w:abstractNumId="12">
+    <w:nsid w:val="4DCB24AF"/>
+    <w:multiLevelType w:val="multilevel"/>
+    <w:tmpl w:val="4DCB24AF"/>
+    <w:lvl w:ilvl="0" w:tentative="0">
+      <w:start w:val="1"/>
+      <w:numFmt w:val="bullet"/>
+      <w:lvlText w:val=""/>
+      <w:lvlJc w:val="left"/>
+      <w:pPr>
+        <w:tabs>
+          <w:tab w:val="left" w:pos="1140"/>
+        </w:tabs>
+        <w:ind w:left="1140" w:hanging="360"/>
+      </w:pPr>
+      <w:rPr>
+        <w:rFonts w:ascii="Symbol" w:hAnsi="Symbol" w:cs="Symbol"/>
+        <w:sz w:val="20"/>
+      </w:rPr>
+    </w:lvl>
+    <w:lvl w:ilvl="1" w:tentative="0">
+      <w:start w:val="1"/>
+      <w:numFmt w:val="bullet"/>
+      <w:lvlText w:val="o"/>
+      <w:lvlJc w:val="left"/>
+      <w:pPr>
+        <w:tabs>
+          <w:tab w:val="left" w:pos="1860"/>
+        </w:tabs>
+        <w:ind w:left="1860" w:hanging="360"/>
+      </w:pPr>
+      <w:rPr>
+        <w:rFonts w:ascii="Courier New" w:hAnsi="Courier New" w:cs="Courier New"/>
+        <w:sz w:val="20"/>
+      </w:rPr>
+    </w:lvl>
+    <w:lvl w:ilvl="2" w:tentative="0">
+      <w:start w:val="1"/>
+      <w:numFmt w:val="bullet"/>
+      <w:lvlText w:val=""/>
+      <w:lvlJc w:val="left"/>
+      <w:pPr>
+        <w:tabs>
+          <w:tab w:val="left" w:pos="2580"/>
+        </w:tabs>
+        <w:ind w:left="2580" w:hanging="360"/>
+      </w:pPr>
+      <w:rPr>
+        <w:rFonts w:ascii="Wingdings" w:hAnsi="Wingdings" w:cs="Wingdings"/>
+        <w:sz w:val="20"/>
+      </w:rPr>
+    </w:lvl>
+    <w:lvl w:ilvl="3" w:tentative="0">
+      <w:start w:val="1"/>
+      <w:numFmt w:val="bullet"/>
+      <w:lvlText w:val=""/>
+      <w:lvlJc w:val="left"/>
+      <w:pPr>
+        <w:tabs>
+          <w:tab w:val="left" w:pos="3300"/>
+        </w:tabs>
+        <w:ind w:left="3300" w:hanging="360"/>
+      </w:pPr>
+      <w:rPr>
+        <w:rFonts w:hint="default" w:ascii="Wingdings" w:hAnsi="Wingdings" w:cs="Wingdings"/>
+        <w:sz w:val="20"/>
+      </w:rPr>
+    </w:lvl>
+    <w:lvl w:ilvl="4" w:tentative="0">
+      <w:start w:val="1"/>
+      <w:numFmt w:val="bullet"/>
+      <w:lvlText w:val=""/>
+      <w:lvlJc w:val="left"/>
+      <w:pPr>
+        <w:tabs>
+          <w:tab w:val="left" w:pos="4020"/>
+        </w:tabs>
+        <w:ind w:left="4020" w:hanging="360"/>
+      </w:pPr>
+      <w:rPr>
+        <w:rFonts w:hint="default" w:ascii="Wingdings" w:hAnsi="Wingdings" w:cs="Wingdings"/>
+        <w:sz w:val="20"/>
+      </w:rPr>
+    </w:lvl>
+    <w:lvl w:ilvl="5" w:tentative="0">
+      <w:start w:val="1"/>
+      <w:numFmt w:val="bullet"/>
+      <w:lvlText w:val=""/>
+      <w:lvlJc w:val="left"/>
+      <w:pPr>
+        <w:tabs>
+          <w:tab w:val="left" w:pos="4740"/>
+        </w:tabs>
+        <w:ind w:left="4740" w:hanging="360"/>
+      </w:pPr>
+      <w:rPr>
+        <w:rFonts w:hint="default" w:ascii="Wingdings" w:hAnsi="Wingdings" w:cs="Wingdings"/>
+        <w:sz w:val="20"/>
+      </w:rPr>
+    </w:lvl>
+    <w:lvl w:ilvl="6" w:tentative="0">
+      <w:start w:val="1"/>
+      <w:numFmt w:val="bullet"/>
+      <w:lvlText w:val=""/>
+      <w:lvlJc w:val="left"/>
+      <w:pPr>
+        <w:tabs>
+          <w:tab w:val="left" w:pos="5460"/>
+        </w:tabs>
+        <w:ind w:left="5460" w:hanging="360"/>
+      </w:pPr>
+      <w:rPr>
+        <w:rFonts w:hint="default" w:ascii="Wingdings" w:hAnsi="Wingdings" w:cs="Wingdings"/>
+        <w:sz w:val="20"/>
+      </w:rPr>
+    </w:lvl>
+    <w:lvl w:ilvl="7" w:tentative="0">
+      <w:start w:val="1"/>
+      <w:numFmt w:val="bullet"/>
+      <w:lvlText w:val=""/>
+      <w:lvlJc w:val="left"/>
+      <w:pPr>
+        <w:tabs>
+          <w:tab w:val="left" w:pos="6180"/>
+        </w:tabs>
+        <w:ind w:left="6180" w:hanging="360"/>
+      </w:pPr>
+      <w:rPr>
+        <w:rFonts w:hint="default" w:ascii="Wingdings" w:hAnsi="Wingdings" w:cs="Wingdings"/>
+        <w:sz w:val="20"/>
+      </w:rPr>
+    </w:lvl>
+    <w:lvl w:ilvl="8" w:tentative="0">
+      <w:start w:val="1"/>
+      <w:numFmt w:val="bullet"/>
+      <w:lvlText w:val=""/>
+      <w:lvlJc w:val="left"/>
+      <w:pPr>
+        <w:tabs>
+          <w:tab w:val="left" w:pos="6900"/>
+        </w:tabs>
+        <w:ind w:left="6900" w:hanging="360"/>
+      </w:pPr>
+      <w:rPr>
+        <w:rFonts w:hint="default" w:ascii="Wingdings" w:hAnsi="Wingdings" w:cs="Wingdings"/>
+        <w:sz w:val="20"/>
+      </w:rPr>
+    </w:lvl>
+  </w:abstractNum>
+  <w:abstractNum w:abstractNumId="13">
     <w:nsid w:val="59ADCABA"/>
     <w:multiLevelType w:val="multilevel"/>
     <w:tmpl w:val="59ADCABA"/>
@@ -9822,7 +16031,7 @@
       </w:rPr>
     </w:lvl>
   </w:abstractNum>
-  <w:abstractNum w:abstractNumId="10">
+  <w:abstractNum w:abstractNumId="14">
     <w:nsid w:val="72183CF9"/>
     <w:multiLevelType w:val="multilevel"/>
     <w:tmpl w:val="72183CF9"/>
@@ -9936,37 +16145,49 @@
     </w:lvl>
   </w:abstractNum>
   <w:num w:numId="1">
+    <w:abstractNumId w:val="6"/>
+  </w:num>
+  <w:num w:numId="2">
     <w:abstractNumId w:val="4"/>
   </w:num>
-  <w:num w:numId="2">
+  <w:num w:numId="3">
+    <w:abstractNumId w:val="13"/>
+  </w:num>
+  <w:num w:numId="4">
     <w:abstractNumId w:val="3"/>
   </w:num>
-  <w:num w:numId="3">
+  <w:num w:numId="5">
+    <w:abstractNumId w:val="2"/>
+  </w:num>
+  <w:num w:numId="6">
+    <w:abstractNumId w:val="8"/>
+  </w:num>
+  <w:num w:numId="7">
     <w:abstractNumId w:val="9"/>
   </w:num>
-  <w:num w:numId="4">
-    <w:abstractNumId w:val="2"/>
-  </w:num>
-  <w:num w:numId="5">
-    <w:abstractNumId w:val="1"/>
-  </w:num>
-  <w:num w:numId="6">
-    <w:abstractNumId w:val="6"/>
-  </w:num>
-  <w:num w:numId="7">
-    <w:abstractNumId w:val="7"/>
-  </w:num>
   <w:num w:numId="8">
-    <w:abstractNumId w:val="10"/>
+    <w:abstractNumId w:val="14"/>
   </w:num>
   <w:num w:numId="9">
-    <w:abstractNumId w:val="5"/>
+    <w:abstractNumId w:val="7"/>
   </w:num>
   <w:num w:numId="10">
     <w:abstractNumId w:val="0"/>
   </w:num>
   <w:num w:numId="11">
-    <w:abstractNumId w:val="8"/>
+    <w:abstractNumId w:val="10"/>
+  </w:num>
+  <w:num w:numId="12">
+    <w:abstractNumId w:val="12"/>
+  </w:num>
+  <w:num w:numId="13">
+    <w:abstractNumId w:val="11"/>
+  </w:num>
+  <w:num w:numId="14">
+    <w:abstractNumId w:val="5"/>
+  </w:num>
+  <w:num w:numId="15">
+    <w:abstractNumId w:val="1"/>
   </w:num>
 </w:numbering>
 </file>
@@ -10195,7 +16416,7 @@
     <w:lsdException w:unhideWhenUsed="0" w:uiPriority="64" w:semiHidden="0" w:name="Medium Shading 2 Accent 4"/>
     <w:lsdException w:unhideWhenUsed="0" w:uiPriority="65" w:semiHidden="0" w:name="Medium List 1 Accent 4"/>
     <w:lsdException w:unhideWhenUsed="0" w:uiPriority="66" w:semiHidden="0" w:name="Medium List 2 Accent 4"/>
-    <w:lsdException w:qFormat="1" w:unhideWhenUsed="0" w:uiPriority="67" w:semiHidden="0" w:name="Medium Grid 1 Accent 4"/>
+    <w:lsdException w:unhideWhenUsed="0" w:uiPriority="67" w:semiHidden="0" w:name="Medium Grid 1 Accent 4"/>
     <w:lsdException w:unhideWhenUsed="0" w:uiPriority="68" w:semiHidden="0" w:name="Medium Grid 2 Accent 4"/>
     <w:lsdException w:unhideWhenUsed="0" w:uiPriority="69" w:semiHidden="0" w:name="Medium Grid 3 Accent 4"/>
     <w:lsdException w:unhideWhenUsed="0" w:uiPriority="70" w:semiHidden="0" w:name="Dark List Accent 4"/>
